--- a/Files/2-nd course/4-th semester/Information theory/Laboratory work/Lab #2/Vlad/БПИ2402_ГордовВТ_Лабораторная2_Отчет.docx
+++ b/Files/2-nd course/4-th semester/Information theory/Laboratory work/Lab #2/Vlad/БПИ2402_ГордовВТ_Лабораторная2_Отчет.docx
@@ -15390,7 +15390,6 @@
         <w:t>"</w:t>
       </w:r>
       <w:proofErr w:type="spellStart"/>
-      <w:proofErr w:type="gramStart"/>
       <w:r>
         <w:rPr>
           <w:rFonts w:ascii="Consolas" w:hAnsi="Consolas"/>
@@ -15399,18 +15398,7 @@
           <w:szCs w:val="21"/>
           <w:lang w:val="en-US" w:eastAsia="ru-RU"/>
         </w:rPr>
-        <w:t>partial</w:t>
-      </w:r>
-      <w:proofErr w:type="gramEnd"/>
-      <w:r>
-        <w:rPr>
-          <w:rFonts w:ascii="Consolas" w:hAnsi="Consolas"/>
-          <w:color w:val="A31515"/>
-          <w:sz w:val="21"/>
-          <w:szCs w:val="21"/>
-          <w:lang w:val="en-US" w:eastAsia="ru-RU"/>
-        </w:rPr>
-        <w:t>_Y_xi</w:t>
+        <w:t>partial_Y_xi</w:t>
       </w:r>
       <w:proofErr w:type="spellEnd"/>
       <w:r>
@@ -15491,7 +15479,6 @@
         <w:t>"</w:t>
       </w:r>
       <w:proofErr w:type="spellStart"/>
-      <w:proofErr w:type="gramStart"/>
       <w:r>
         <w:rPr>
           <w:rFonts w:ascii="Consolas" w:hAnsi="Consolas"/>
@@ -15500,18 +15487,7 @@
           <w:szCs w:val="21"/>
           <w:lang w:val="en-US" w:eastAsia="ru-RU"/>
         </w:rPr>
-        <w:t>partial</w:t>
-      </w:r>
-      <w:proofErr w:type="gramEnd"/>
-      <w:r>
-        <w:rPr>
-          <w:rFonts w:ascii="Consolas" w:hAnsi="Consolas"/>
-          <w:color w:val="A31515"/>
-          <w:sz w:val="21"/>
-          <w:szCs w:val="21"/>
-          <w:lang w:val="en-US" w:eastAsia="ru-RU"/>
-        </w:rPr>
-        <w:t>_X_yj</w:t>
+        <w:t>partial_X_yj</w:t>
       </w:r>
       <w:proofErr w:type="spellEnd"/>
       <w:r>
@@ -21920,14 +21896,27 @@
       <w:r>
         <w:t xml:space="preserve">Рисунок </w:t>
       </w:r>
-      <w:fldSimple w:instr=" SEQ Рисунок \* ARABIC ">
-        <w:r>
-          <w:rPr>
-            <w:noProof/>
-          </w:rPr>
-          <w:t>1</w:t>
-        </w:r>
-      </w:fldSimple>
+      <w:r>
+        <w:fldChar w:fldCharType="begin"/>
+      </w:r>
+      <w:r>
+        <w:instrText xml:space="preserve"> SEQ Рисунок \* ARABIC </w:instrText>
+      </w:r>
+      <w:r>
+        <w:fldChar w:fldCharType="separate"/>
+      </w:r>
+      <w:r>
+        <w:rPr>
+          <w:noProof/>
+        </w:rPr>
+        <w:t>1</w:t>
+      </w:r>
+      <w:r>
+        <w:rPr>
+          <w:noProof/>
+        </w:rPr>
+        <w:fldChar w:fldCharType="end"/>
+      </w:r>
       <w:r>
         <w:t xml:space="preserve"> — Меню</w:t>
       </w:r>
@@ -23611,14 +23600,27 @@
       <w:r>
         <w:t xml:space="preserve">Рисунок </w:t>
       </w:r>
-      <w:fldSimple w:instr=" SEQ Рисунок \* ARABIC ">
-        <w:r>
-          <w:rPr>
-            <w:noProof/>
-          </w:rPr>
-          <w:t>2</w:t>
-        </w:r>
-      </w:fldSimple>
+      <w:r>
+        <w:fldChar w:fldCharType="begin"/>
+      </w:r>
+      <w:r>
+        <w:instrText xml:space="preserve"> SEQ Рисунок \* ARABIC </w:instrText>
+      </w:r>
+      <w:r>
+        <w:fldChar w:fldCharType="separate"/>
+      </w:r>
+      <w:r>
+        <w:rPr>
+          <w:noProof/>
+        </w:rPr>
+        <w:t>2</w:t>
+      </w:r>
+      <w:r>
+        <w:rPr>
+          <w:noProof/>
+        </w:rPr>
+        <w:fldChar w:fldCharType="end"/>
+      </w:r>
       <w:r>
         <w:t xml:space="preserve"> — </w:t>
       </w:r>
@@ -23689,6 +23691,16 @@
           <w:iCs/>
         </w:rPr>
         <w:t>Н(Y/X)</w:t>
+      </w:r>
+      <w:r>
+        <w:rPr>
+          <w:i/>
+          <w:iCs/>
+        </w:rPr>
+        <w:t xml:space="preserve"> </w:t>
+      </w:r>
+      <w:r>
+        <w:t>(Рисунок 3)</w:t>
       </w:r>
       <w:r>
         <w:t>.</w:t>
@@ -23754,14 +23766,27 @@
       <w:r>
         <w:t xml:space="preserve">Рисунок </w:t>
       </w:r>
-      <w:fldSimple w:instr=" SEQ Рисунок \* ARABIC ">
-        <w:r>
-          <w:rPr>
-            <w:noProof/>
-          </w:rPr>
-          <w:t>3</w:t>
-        </w:r>
-      </w:fldSimple>
+      <w:r>
+        <w:fldChar w:fldCharType="begin"/>
+      </w:r>
+      <w:r>
+        <w:instrText xml:space="preserve"> SEQ Рисунок \* ARABIC </w:instrText>
+      </w:r>
+      <w:r>
+        <w:fldChar w:fldCharType="separate"/>
+      </w:r>
+      <w:r>
+        <w:rPr>
+          <w:noProof/>
+        </w:rPr>
+        <w:t>3</w:t>
+      </w:r>
+      <w:r>
+        <w:rPr>
+          <w:noProof/>
+        </w:rPr>
+        <w:fldChar w:fldCharType="end"/>
+      </w:r>
       <w:r>
         <w:t xml:space="preserve"> — </w:t>
       </w:r>
@@ -23808,6 +23833,7 @@
           <w:ilvl w:val="0"/>
           <w:numId w:val="3"/>
         </w:numPr>
+        <w:ind w:left="360"/>
         <w:rPr>
           <w:b/>
           <w:bCs/>
@@ -23818,7 +23844,21 @@
           <w:b/>
           <w:bCs/>
         </w:rPr>
-        <w:t>Что такое энтропия и каковы ее свойства?</w:t>
+        <w:t xml:space="preserve">Что такое </w:t>
+      </w:r>
+      <w:r>
+        <w:rPr>
+          <w:b/>
+          <w:bCs/>
+        </w:rPr>
+        <w:t>сложная система</w:t>
+      </w:r>
+      <w:r>
+        <w:rPr>
+          <w:b/>
+          <w:bCs/>
+        </w:rPr>
+        <w:t>?</w:t>
       </w:r>
     </w:p>
     <w:p>
@@ -23828,10 +23868,301 @@
           <w:ilvl w:val="0"/>
           <w:numId w:val="0"/>
         </w:numPr>
-        <w:ind w:left="1429"/>
-      </w:pPr>
-      <w:r>
-        <w:t>Энтропия — это мера неопределённости системы, которая показывает, насколько случайным является выбор того или иного состояния системы.</w:t>
+        <w:ind w:left="360"/>
+      </w:pPr>
+      <w:r>
+        <w:t>С</w:t>
+      </w:r>
+      <w:r>
+        <w:t>истема, полученная путём объединения двух и более систем</w:t>
+      </w:r>
+      <w:r>
+        <w:t>.</w:t>
+      </w:r>
+      <w:r>
+        <w:t xml:space="preserve"> Так, объединяя системы </w:t>
+      </w:r>
+      <w:r>
+        <w:rPr>
+          <w:i/>
+          <w:iCs/>
+          <w:lang w:val="en-US"/>
+        </w:rPr>
+        <w:t>X</w:t>
+      </w:r>
+      <w:r>
+        <w:t xml:space="preserve"> </w:t>
+      </w:r>
+      <w:r>
+        <w:t xml:space="preserve">и </w:t>
+      </w:r>
+      <w:r>
+        <w:rPr>
+          <w:i/>
+          <w:iCs/>
+          <w:lang w:val="en-US"/>
+        </w:rPr>
+        <w:t>Y</w:t>
+      </w:r>
+      <w:r>
+        <w:t xml:space="preserve">, мы получаем сложную систему </w:t>
+      </w:r>
+      <w:r>
+        <w:rPr>
+          <w:i/>
+          <w:iCs/>
+        </w:rPr>
+        <w:t>(</w:t>
+      </w:r>
+      <w:r>
+        <w:rPr>
+          <w:i/>
+          <w:iCs/>
+          <w:lang w:val="en-US"/>
+        </w:rPr>
+        <w:t>X</w:t>
+      </w:r>
+      <w:r>
+        <w:rPr>
+          <w:i/>
+          <w:iCs/>
+        </w:rPr>
+        <w:t>,</w:t>
+      </w:r>
+      <w:r>
+        <w:rPr>
+          <w:i/>
+          <w:iCs/>
+          <w:lang w:val="en-US"/>
+        </w:rPr>
+        <w:t>Y</w:t>
+      </w:r>
+      <w:r>
+        <w:rPr>
+          <w:i/>
+          <w:iCs/>
+        </w:rPr>
+        <w:t>)</w:t>
+      </w:r>
+      <w:r>
+        <w:t>.</w:t>
+      </w:r>
+    </w:p>
+    <w:p>
+      <w:pPr>
+        <w:pStyle w:val="a"/>
+        <w:numPr>
+          <w:ilvl w:val="0"/>
+          <w:numId w:val="3"/>
+        </w:numPr>
+        <w:ind w:left="360"/>
+        <w:rPr>
+          <w:b/>
+          <w:bCs/>
+        </w:rPr>
+      </w:pPr>
+      <w:r>
+        <w:rPr>
+          <w:b/>
+          <w:bCs/>
+        </w:rPr>
+        <w:t xml:space="preserve">Как </w:t>
+      </w:r>
+      <w:r>
+        <w:rPr>
+          <w:b/>
+          <w:bCs/>
+        </w:rPr>
+        <w:t>описывается сложная система</w:t>
+      </w:r>
+      <w:r>
+        <w:rPr>
+          <w:b/>
+          <w:bCs/>
+        </w:rPr>
+        <w:t>?</w:t>
+      </w:r>
+    </w:p>
+    <w:p>
+      <w:pPr>
+        <w:ind w:left="360" w:firstLine="0"/>
+      </w:pPr>
+      <w:r>
+        <w:t>Как</w:t>
+      </w:r>
+      <w:r>
+        <w:t xml:space="preserve"> совокупность всех возможных комбинаций состояний входящих в неё систем</w:t>
+      </w:r>
+      <w:r>
+        <w:t xml:space="preserve"> (</w:t>
+      </w:r>
+      <w:r>
+        <w:rPr>
+          <w:i/>
+          <w:iCs/>
+          <w:lang w:val="en-US"/>
+        </w:rPr>
+        <w:t>x</w:t>
+      </w:r>
+      <w:r>
+        <w:rPr>
+          <w:i/>
+          <w:iCs/>
+          <w:vertAlign w:val="subscript"/>
+          <w:lang w:val="en-US"/>
+        </w:rPr>
+        <w:t>i</w:t>
+      </w:r>
+      <w:r>
+        <w:t>,</w:t>
+      </w:r>
+      <w:proofErr w:type="spellStart"/>
+      <w:r>
+        <w:rPr>
+          <w:i/>
+          <w:iCs/>
+          <w:lang w:val="en-US"/>
+        </w:rPr>
+        <w:t>y</w:t>
+      </w:r>
+      <w:r>
+        <w:rPr>
+          <w:i/>
+          <w:iCs/>
+          <w:vertAlign w:val="subscript"/>
+          <w:lang w:val="en-US"/>
+        </w:rPr>
+        <w:t>j</w:t>
+      </w:r>
+      <w:proofErr w:type="spellEnd"/>
+      <w:r>
+        <w:t xml:space="preserve">). </w:t>
+      </w:r>
+      <w:r>
+        <w:t>Математически она характеризуется матрицей совместных вероятностей, где каждый элемент</w:t>
+      </w:r>
+      <w:r>
+        <w:t xml:space="preserve"> </w:t>
+      </w:r>
+      <m:oMath>
+        <m:sSub>
+          <m:sSubPr>
+            <m:ctrlPr>
+              <w:rPr>
+                <w:rFonts w:ascii="Cambria Math" w:hAnsi="Cambria Math"/>
+              </w:rPr>
+            </m:ctrlPr>
+          </m:sSubPr>
+          <m:e>
+            <m:r>
+              <w:rPr>
+                <w:rFonts w:ascii="Cambria Math" w:hAnsi="Cambria Math"/>
+              </w:rPr>
+              <m:t>p</m:t>
+            </m:r>
+          </m:e>
+          <m:sub>
+            <m:r>
+              <w:rPr>
+                <w:rFonts w:ascii="Cambria Math" w:hAnsi="Cambria Math"/>
+              </w:rPr>
+              <m:t>ij</m:t>
+            </m:r>
+          </m:sub>
+        </m:sSub>
+      </m:oMath>
+      <w:r>
+        <w:t xml:space="preserve"> </w:t>
+      </w:r>
+      <w:r>
+        <w:t>это вероятность того, что система</w:t>
+      </w:r>
+      <w:r>
+        <w:t xml:space="preserve"> </w:t>
+      </w:r>
+      <w:r>
+        <w:rPr>
+          <w:i/>
+          <w:iCs/>
+          <w:lang w:val="en-US"/>
+        </w:rPr>
+        <w:t>X</w:t>
+      </w:r>
+      <w:r>
+        <w:t xml:space="preserve"> примет состояние </w:t>
+      </w:r>
+      <w:r>
+        <w:rPr>
+          <w:i/>
+          <w:iCs/>
+          <w:lang w:val="en-US"/>
+        </w:rPr>
+        <w:t>xi</w:t>
+      </w:r>
+      <w:r>
+        <w:t xml:space="preserve">, а система </w:t>
+      </w:r>
+      <w:r>
+        <w:rPr>
+          <w:i/>
+          <w:iCs/>
+          <w:lang w:val="en-US"/>
+        </w:rPr>
+        <w:t>Y</w:t>
+      </w:r>
+      <w:r>
+        <w:t xml:space="preserve"> </w:t>
+      </w:r>
+      <w:r>
+        <w:t xml:space="preserve">— состояние </w:t>
+      </w:r>
+      <w:proofErr w:type="spellStart"/>
+      <w:r>
+        <w:rPr>
+          <w:i/>
+          <w:iCs/>
+          <w:lang w:val="en-US"/>
+        </w:rPr>
+        <w:t>y</w:t>
+      </w:r>
+      <w:r>
+        <w:rPr>
+          <w:i/>
+          <w:iCs/>
+          <w:vertAlign w:val="subscript"/>
+          <w:lang w:val="en-US"/>
+        </w:rPr>
+        <w:t>i</w:t>
+      </w:r>
+      <w:proofErr w:type="spellEnd"/>
+      <w:r>
+        <w:rPr>
+          <w:i/>
+          <w:iCs/>
+          <w:vertAlign w:val="subscript"/>
+        </w:rPr>
+        <w:t>.</w:t>
+      </w:r>
+    </w:p>
+    <w:p>
+      <w:pPr>
+        <w:pStyle w:val="a"/>
+        <w:numPr>
+          <w:ilvl w:val="0"/>
+          <w:numId w:val="3"/>
+        </w:numPr>
+        <w:ind w:left="360"/>
+        <w:rPr>
+          <w:b/>
+          <w:bCs/>
+        </w:rPr>
+      </w:pPr>
+      <w:r>
+        <w:rPr>
+          <w:b/>
+          <w:bCs/>
+        </w:rPr>
+        <w:t>Как определяется энтропия сложной системы?</w:t>
       </w:r>
     </w:p>
     <w:p>
@@ -23841,10 +24172,10 @@
           <w:ilvl w:val="0"/>
           <w:numId w:val="0"/>
         </w:numPr>
-        <w:ind w:left="1429"/>
-      </w:pPr>
-      <w:r>
-        <w:t>Свойства:</w:t>
+        <w:ind w:left="360"/>
+      </w:pPr>
+      <w:r>
+        <w:t xml:space="preserve">Как сумма произведений всех её возможных комбинированных состояний на их логарифмы с обратным знаком: </w:t>
       </w:r>
     </w:p>
     <w:p>
@@ -23852,47 +24183,236 @@
         <w:pStyle w:val="a"/>
         <w:numPr>
           <w:ilvl w:val="0"/>
-          <w:numId w:val="4"/>
+          <w:numId w:val="0"/>
         </w:numPr>
-      </w:pPr>
-      <w:r>
-        <w:t>Положительность: не меньше нуля;</w:t>
-      </w:r>
-    </w:p>
-    <w:p>
-      <w:pPr>
-        <w:pStyle w:val="a"/>
-        <w:numPr>
-          <w:ilvl w:val="0"/>
-          <w:numId w:val="4"/>
-        </w:numPr>
-      </w:pPr>
-      <w:r>
-        <w:t>Обращение в ноль: равна нулю, если одно из состояний достоверно;</w:t>
-      </w:r>
-    </w:p>
-    <w:p>
-      <w:pPr>
-        <w:pStyle w:val="a"/>
-        <w:numPr>
-          <w:ilvl w:val="0"/>
-          <w:numId w:val="4"/>
-        </w:numPr>
-      </w:pPr>
-      <w:r>
-        <w:t>Максимальность: в случае равновероятности всех исходов;</w:t>
-      </w:r>
-    </w:p>
-    <w:p>
-      <w:pPr>
-        <w:pStyle w:val="a"/>
-        <w:numPr>
-          <w:ilvl w:val="0"/>
-          <w:numId w:val="4"/>
-        </w:numPr>
-      </w:pPr>
-      <w:r>
-        <w:t>Аддитивность: общая энтропия системы объединённых независимых систем равна сумме энтропий каждой системы.</w:t>
+        <w:ind w:left="360"/>
+        <w:rPr>
+          <w:lang w:val="en-US"/>
+        </w:rPr>
+      </w:pPr>
+      <w:r>
+        <w:rPr>
+          <w:i/>
+          <w:iCs/>
+          <w:lang w:val="en-US"/>
+        </w:rPr>
+        <w:t>H</w:t>
+      </w:r>
+      <w:r>
+        <w:rPr>
+          <w:i/>
+          <w:iCs/>
+          <w:lang w:val="en-US"/>
+        </w:rPr>
+        <w:t>(</w:t>
+      </w:r>
+      <w:r>
+        <w:rPr>
+          <w:i/>
+          <w:iCs/>
+          <w:lang w:val="en-US"/>
+        </w:rPr>
+        <w:t>X</w:t>
+      </w:r>
+      <w:r>
+        <w:rPr>
+          <w:i/>
+          <w:iCs/>
+          <w:lang w:val="en-US"/>
+        </w:rPr>
+        <w:t xml:space="preserve">, </w:t>
+      </w:r>
+      <w:r>
+        <w:rPr>
+          <w:i/>
+          <w:iCs/>
+          <w:lang w:val="en-US"/>
+        </w:rPr>
+        <w:t>Y</w:t>
+      </w:r>
+      <w:r>
+        <w:rPr>
+          <w:i/>
+          <w:iCs/>
+          <w:lang w:val="en-US"/>
+        </w:rPr>
+        <w:t>)</w:t>
+      </w:r>
+      <w:r>
+        <w:rPr>
+          <w:lang w:val="en-US"/>
+        </w:rPr>
+        <w:t xml:space="preserve"> =  </w:t>
+      </w:r>
+      <m:oMath>
+        <m:r>
+          <w:rPr>
+            <w:rFonts w:ascii="Cambria Math" w:hAnsi="Cambria Math"/>
+            <w:lang w:val="en-US"/>
+          </w:rPr>
+          <m:t xml:space="preserve">- </m:t>
+        </m:r>
+        <m:nary>
+          <m:naryPr>
+            <m:chr m:val="∑"/>
+            <m:limLoc m:val="undOvr"/>
+            <m:subHide m:val="1"/>
+            <m:supHide m:val="1"/>
+            <m:ctrlPr>
+              <w:rPr>
+                <w:rFonts w:ascii="Cambria Math" w:hAnsi="Cambria Math"/>
+                <w:i/>
+                <w:iCs/>
+              </w:rPr>
+            </m:ctrlPr>
+          </m:naryPr>
+          <m:sub/>
+          <m:sup/>
+          <m:e>
+            <m:nary>
+              <m:naryPr>
+                <m:chr m:val="∑"/>
+                <m:limLoc m:val="undOvr"/>
+                <m:subHide m:val="1"/>
+                <m:supHide m:val="1"/>
+                <m:ctrlPr>
+                  <w:rPr>
+                    <w:rFonts w:ascii="Cambria Math" w:hAnsi="Cambria Math"/>
+                    <w:i/>
+                    <w:iCs/>
+                  </w:rPr>
+                </m:ctrlPr>
+              </m:naryPr>
+              <m:sub/>
+              <m:sup/>
+              <m:e>
+                <m:sSub>
+                  <m:sSubPr>
+                    <m:ctrlPr>
+                      <w:rPr>
+                        <w:rFonts w:ascii="Cambria Math" w:hAnsi="Cambria Math"/>
+                        <w:i/>
+                        <w:iCs/>
+                        <w:lang w:val="en-US"/>
+                      </w:rPr>
+                    </m:ctrlPr>
+                  </m:sSubPr>
+                  <m:e>
+                    <m:r>
+                      <w:rPr>
+                        <w:rFonts w:ascii="Cambria Math" w:hAnsi="Cambria Math"/>
+                        <w:lang w:val="en-US"/>
+                      </w:rPr>
+                      <m:t>p</m:t>
+                    </m:r>
+                  </m:e>
+                  <m:sub>
+                    <m:r>
+                      <w:rPr>
+                        <w:rFonts w:ascii="Cambria Math" w:hAnsi="Cambria Math"/>
+                        <w:lang w:val="en-US"/>
+                      </w:rPr>
+                      <m:t>ij</m:t>
+                    </m:r>
+                  </m:sub>
+                </m:sSub>
+                <m:r>
+                  <w:rPr>
+                    <w:rFonts w:ascii="Cambria Math" w:hAnsi="Cambria Math"/>
+                    <w:lang w:val="en-US"/>
+                  </w:rPr>
+                  <m:t xml:space="preserve">* </m:t>
+                </m:r>
+                <m:func>
+                  <m:funcPr>
+                    <m:ctrlPr>
+                      <w:rPr>
+                        <w:rFonts w:ascii="Cambria Math" w:hAnsi="Cambria Math"/>
+                        <w:i/>
+                        <w:iCs/>
+                        <w:lang w:val="en-US"/>
+                      </w:rPr>
+                    </m:ctrlPr>
+                  </m:funcPr>
+                  <m:fName>
+                    <m:sSub>
+                      <m:sSubPr>
+                        <m:ctrlPr>
+                          <w:rPr>
+                            <w:rFonts w:ascii="Cambria Math" w:hAnsi="Cambria Math"/>
+                            <w:i/>
+                            <w:iCs/>
+                            <w:lang w:val="en-US"/>
+                          </w:rPr>
+                        </m:ctrlPr>
+                      </m:sSubPr>
+                      <m:e>
+                        <m:r>
+                          <m:rPr>
+                            <m:sty m:val="p"/>
+                          </m:rPr>
+                          <w:rPr>
+                            <w:rFonts w:ascii="Cambria Math" w:hAnsi="Cambria Math"/>
+                            <w:lang w:val="en-US"/>
+                          </w:rPr>
+                          <m:t>log</m:t>
+                        </m:r>
+                      </m:e>
+                      <m:sub>
+                        <m:r>
+                          <w:rPr>
+                            <w:rFonts w:ascii="Cambria Math" w:hAnsi="Cambria Math"/>
+                            <w:lang w:val="en-US"/>
+                          </w:rPr>
+                          <m:t>2</m:t>
+                        </m:r>
+                      </m:sub>
+                    </m:sSub>
+                  </m:fName>
+                  <m:e>
+                    <m:sSub>
+                      <m:sSubPr>
+                        <m:ctrlPr>
+                          <w:rPr>
+                            <w:rFonts w:ascii="Cambria Math" w:hAnsi="Cambria Math"/>
+                            <w:i/>
+                            <w:iCs/>
+                            <w:lang w:val="en-US"/>
+                          </w:rPr>
+                        </m:ctrlPr>
+                      </m:sSubPr>
+                      <m:e>
+                        <m:r>
+                          <w:rPr>
+                            <w:rFonts w:ascii="Cambria Math" w:hAnsi="Cambria Math"/>
+                            <w:lang w:val="en-US"/>
+                          </w:rPr>
+                          <m:t>p</m:t>
+                        </m:r>
+                      </m:e>
+                      <m:sub>
+                        <m:r>
+                          <w:rPr>
+                            <w:rFonts w:ascii="Cambria Math" w:hAnsi="Cambria Math"/>
+                            <w:lang w:val="en-US"/>
+                          </w:rPr>
+                          <m:t>ij</m:t>
+                        </m:r>
+                      </m:sub>
+                    </m:sSub>
+                  </m:e>
+                </m:func>
+              </m:e>
+            </m:nary>
+          </m:e>
+        </m:nary>
+      </m:oMath>
+      <w:r>
+        <w:rPr>
+          <w:iCs/>
+          <w:lang w:val="en-US"/>
+        </w:rPr>
+        <w:t>.</w:t>
       </w:r>
     </w:p>
     <w:p>
@@ -23902,17 +24422,14 @@
           <w:ilvl w:val="0"/>
           <w:numId w:val="3"/>
         </w:numPr>
+        <w:ind w:left="360"/>
+      </w:pPr>
+      <w:r>
         <w:rPr>
           <w:b/>
           <w:bCs/>
         </w:rPr>
-      </w:pPr>
-      <w:r>
-        <w:rPr>
-          <w:b/>
-          <w:bCs/>
-        </w:rPr>
-        <w:t>Как вычисляется энтропия системы?</w:t>
+        <w:t>В чем суть теоремы сложения энтропий для независимых систем?</w:t>
       </w:r>
     </w:p>
     <w:p>
@@ -23922,49 +24439,240 @@
           <w:ilvl w:val="0"/>
           <w:numId w:val="0"/>
         </w:numPr>
-        <w:ind w:left="1429"/>
+        <w:ind w:left="360"/>
+      </w:pPr>
+      <w:r>
+        <w:t>П</w:t>
+      </w:r>
+      <w:r>
+        <w:t>ри объединении независимых систем их энтропии складываются</w:t>
+      </w:r>
+      <w:r>
+        <w:t>:</w:t>
+      </w:r>
+    </w:p>
+    <w:p>
+      <w:pPr>
+        <w:pStyle w:val="a"/>
+        <w:numPr>
+          <w:ilvl w:val="0"/>
+          <w:numId w:val="0"/>
+        </w:numPr>
+        <w:ind w:left="360"/>
         <w:rPr>
           <w:i/>
           <w:iCs/>
         </w:rPr>
       </w:pPr>
       <w:r>
-        <w:t xml:space="preserve">Формула Шеннона: </w:t>
-      </w:r>
+        <w:rPr>
+          <w:i/>
+          <w:iCs/>
+        </w:rPr>
+        <w:t>H(X,Y)=H(X)+H(Y)</w:t>
+      </w:r>
+      <w:r>
+        <w:rPr>
+          <w:i/>
+          <w:iCs/>
+        </w:rPr>
+        <w:t>.</w:t>
+      </w:r>
+    </w:p>
+    <w:p>
+      <w:pPr>
+        <w:pStyle w:val="a"/>
+        <w:numPr>
+          <w:ilvl w:val="0"/>
+          <w:numId w:val="3"/>
+        </w:numPr>
+        <w:ind w:left="360"/>
+        <w:rPr>
+          <w:b/>
+          <w:bCs/>
+        </w:rPr>
+      </w:pPr>
+      <w:r>
+        <w:rPr>
+          <w:b/>
+          <w:bCs/>
+        </w:rPr>
+        <w:t>Что значит — системы зависимы?</w:t>
+      </w:r>
+    </w:p>
+    <w:p>
+      <w:pPr>
+        <w:pStyle w:val="a"/>
+        <w:numPr>
+          <w:ilvl w:val="0"/>
+          <w:numId w:val="0"/>
+        </w:numPr>
+        <w:ind w:left="360"/>
+      </w:pPr>
+      <w:r>
+        <w:t>С</w:t>
+      </w:r>
+      <w:r>
+        <w:t xml:space="preserve">остояние одной из них влияет на вероятности состояний другой. В этом случае вероятность совместного появления событий не равна произведению их вероятностей </w:t>
+      </w:r>
+      <w:r>
+        <w:rPr>
+          <w:i/>
+          <w:iCs/>
+        </w:rPr>
+        <w:t>P(X,Y)≠P(X)</w:t>
+      </w:r>
+      <w:r>
+        <w:rPr>
+          <w:rFonts w:ascii="Cambria Math" w:hAnsi="Cambria Math" w:cs="Cambria Math"/>
+          <w:i/>
+          <w:iCs/>
+        </w:rPr>
+        <w:t>⋅</w:t>
+      </w:r>
+      <w:r>
+        <w:rPr>
+          <w:i/>
+          <w:iCs/>
+        </w:rPr>
+        <w:t>P(Y)</w:t>
+      </w:r>
+      <w:r>
+        <w:t>, а энтропия сложной системы всегда меньше суммы энтропий её частей</w:t>
+      </w:r>
+      <w:r>
+        <w:t>.</w:t>
+      </w:r>
+    </w:p>
+    <w:p>
+      <w:pPr>
+        <w:pStyle w:val="a"/>
+        <w:numPr>
+          <w:ilvl w:val="0"/>
+          <w:numId w:val="3"/>
+        </w:numPr>
+        <w:ind w:left="360"/>
+        <w:rPr>
+          <w:b/>
+          <w:bCs/>
+        </w:rPr>
+      </w:pPr>
+      <w:r>
+        <w:rPr>
+          <w:b/>
+          <w:bCs/>
+        </w:rPr>
+        <w:t>Что обозначает термин «условная энтропия»</w:t>
+      </w:r>
+      <w:r>
+        <w:rPr>
+          <w:b/>
+          <w:bCs/>
+        </w:rPr>
+        <w:t>?</w:t>
+      </w:r>
+    </w:p>
+    <w:p>
+      <w:pPr>
+        <w:pStyle w:val="a"/>
+        <w:numPr>
+          <w:ilvl w:val="0"/>
+          <w:numId w:val="0"/>
+        </w:numPr>
+        <w:ind w:left="360"/>
+        <w:rPr>
+          <w:b/>
+          <w:bCs/>
+          <w:iCs/>
+        </w:rPr>
+      </w:pPr>
+      <w:r>
+        <w:t>Э</w:t>
+      </w:r>
+      <w:r>
+        <w:t>то мера неопределенности одной системы при услови</w:t>
+      </w:r>
+      <w:r>
+        <w:t>и известности состояния</w:t>
+      </w:r>
+      <w:r>
+        <w:t xml:space="preserve"> другой систем</w:t>
+      </w:r>
+      <w:r>
+        <w:t>ы</w:t>
+      </w:r>
+      <w:r>
+        <w:t>. Она характеризует количество информации (неопределенности), которое остается в системе после получения сведений о связанной с ней системе.</w:t>
+      </w:r>
+    </w:p>
+    <w:p>
+      <w:pPr>
+        <w:pStyle w:val="a"/>
+        <w:numPr>
+          <w:ilvl w:val="0"/>
+          <w:numId w:val="3"/>
+        </w:numPr>
+        <w:ind w:left="360"/>
+        <w:rPr>
+          <w:b/>
+          <w:bCs/>
+          <w:iCs/>
+        </w:rPr>
+      </w:pPr>
+      <w:r>
+        <w:rPr>
+          <w:b/>
+          <w:bCs/>
+          <w:iCs/>
+        </w:rPr>
+        <w:t>Как вычисляется частная условная энтропия?</w:t>
+      </w:r>
+    </w:p>
+    <w:p>
+      <w:pPr>
+        <w:pStyle w:val="a"/>
+        <w:numPr>
+          <w:ilvl w:val="0"/>
+          <w:numId w:val="0"/>
+        </w:numPr>
+        <w:ind w:left="360"/>
+        <w:rPr>
+          <w:iCs/>
+        </w:rPr>
+      </w:pPr>
+      <w:r>
+        <w:rPr>
+          <w:iCs/>
+        </w:rPr>
+        <w:t>Определяется по формуле:</w:t>
+      </w:r>
+    </w:p>
+    <w:p>
+      <w:pPr>
+        <w:pStyle w:val="a"/>
+        <w:numPr>
+          <w:ilvl w:val="0"/>
+          <w:numId w:val="0"/>
+        </w:numPr>
+        <w:ind w:left="360"/>
+        <w:rPr>
+          <w:i/>
+          <w:iCs/>
+        </w:rPr>
+      </w:pPr>
       <w:r>
         <w:rPr>
           <w:i/>
           <w:iCs/>
           <w:lang w:val="en-US"/>
         </w:rPr>
-        <w:t>H</w:t>
-      </w:r>
-      <w:r>
-        <w:rPr>
-          <w:i/>
-          <w:iCs/>
-        </w:rPr>
-        <w:t>(</w:t>
-      </w:r>
-      <w:r>
-        <w:rPr>
-          <w:i/>
-          <w:iCs/>
-          <w:lang w:val="en-US"/>
-        </w:rPr>
-        <w:t>X</w:t>
-      </w:r>
-      <w:r>
-        <w:rPr>
-          <w:i/>
-          <w:iCs/>
-        </w:rPr>
-        <w:t xml:space="preserve">) = </w:t>
+        <w:t xml:space="preserve">H(Y/xi​) = </w:t>
       </w:r>
       <m:oMath>
         <m:r>
           <w:rPr>
             <w:rFonts w:ascii="Cambria Math" w:hAnsi="Cambria Math"/>
+            <w:lang w:val="en-US"/>
           </w:rPr>
           <m:t xml:space="preserve">- </m:t>
         </m:r>
@@ -23985,7 +24693,378 @@
               <w:rPr>
                 <w:rFonts w:ascii="Cambria Math" w:hAnsi="Cambria Math"/>
               </w:rPr>
-              <m:t>i=1</m:t>
+              <m:t>j</m:t>
+            </m:r>
+            <m:r>
+              <w:rPr>
+                <w:rFonts w:ascii="Cambria Math" w:hAnsi="Cambria Math"/>
+                <w:lang w:val="en-US"/>
+              </w:rPr>
+              <m:t>=1</m:t>
+            </m:r>
+          </m:sub>
+          <m:sup>
+            <m:r>
+              <w:rPr>
+                <w:rFonts w:ascii="Cambria Math" w:hAnsi="Cambria Math"/>
+              </w:rPr>
+              <m:t>m</m:t>
+            </m:r>
+          </m:sup>
+          <m:e>
+            <m:r>
+              <w:rPr>
+                <w:rFonts w:ascii="Cambria Math" w:hAnsi="Cambria Math"/>
+              </w:rPr>
+              <m:t>p</m:t>
+            </m:r>
+            <m:d>
+              <m:dPr>
+                <m:ctrlPr>
+                  <w:rPr>
+                    <w:rFonts w:ascii="Cambria Math" w:hAnsi="Cambria Math"/>
+                    <w:i/>
+                    <w:iCs/>
+                    <w:lang w:val="en-US"/>
+                  </w:rPr>
+                </m:ctrlPr>
+              </m:dPr>
+              <m:e>
+                <m:sSub>
+                  <m:sSubPr>
+                    <m:ctrlPr>
+                      <w:rPr>
+                        <w:rFonts w:ascii="Cambria Math" w:hAnsi="Cambria Math"/>
+                        <w:i/>
+                        <w:iCs/>
+                        <w:lang w:val="en-US"/>
+                      </w:rPr>
+                    </m:ctrlPr>
+                  </m:sSubPr>
+                  <m:e>
+                    <m:r>
+                      <w:rPr>
+                        <w:rFonts w:ascii="Cambria Math" w:hAnsi="Cambria Math"/>
+                        <w:lang w:val="en-US"/>
+                      </w:rPr>
+                      <m:t>y</m:t>
+                    </m:r>
+                  </m:e>
+                  <m:sub>
+                    <m:r>
+                      <w:rPr>
+                        <w:rFonts w:ascii="Cambria Math" w:hAnsi="Cambria Math"/>
+                        <w:lang w:val="en-US"/>
+                      </w:rPr>
+                      <m:t>i</m:t>
+                    </m:r>
+                  </m:sub>
+                </m:sSub>
+              </m:e>
+              <m:e>
+                <m:sSub>
+                  <m:sSubPr>
+                    <m:ctrlPr>
+                      <w:rPr>
+                        <w:rFonts w:ascii="Cambria Math" w:hAnsi="Cambria Math"/>
+                        <w:i/>
+                        <w:iCs/>
+                        <w:lang w:val="en-US"/>
+                      </w:rPr>
+                    </m:ctrlPr>
+                  </m:sSubPr>
+                  <m:e>
+                    <m:r>
+                      <w:rPr>
+                        <w:rFonts w:ascii="Cambria Math" w:hAnsi="Cambria Math"/>
+                        <w:lang w:val="en-US"/>
+                      </w:rPr>
+                      <m:t>x</m:t>
+                    </m:r>
+                  </m:e>
+                  <m:sub>
+                    <m:r>
+                      <w:rPr>
+                        <w:rFonts w:ascii="Cambria Math" w:hAnsi="Cambria Math"/>
+                        <w:lang w:val="en-US"/>
+                      </w:rPr>
+                      <m:t>i</m:t>
+                    </m:r>
+                  </m:sub>
+                </m:sSub>
+              </m:e>
+            </m:d>
+            <m:r>
+              <w:rPr>
+                <w:rFonts w:ascii="Cambria Math" w:hAnsi="Cambria Math"/>
+                <w:lang w:val="en-US"/>
+              </w:rPr>
+              <m:t xml:space="preserve">* </m:t>
+            </m:r>
+          </m:e>
+        </m:nary>
+        <m:func>
+          <m:funcPr>
+            <m:ctrlPr>
+              <w:rPr>
+                <w:rFonts w:ascii="Cambria Math" w:hAnsi="Cambria Math"/>
+                <w:i/>
+                <w:iCs/>
+                <w:lang w:val="en-US"/>
+              </w:rPr>
+            </m:ctrlPr>
+          </m:funcPr>
+          <m:fName>
+            <m:sSub>
+              <m:sSubPr>
+                <m:ctrlPr>
+                  <w:rPr>
+                    <w:rFonts w:ascii="Cambria Math" w:hAnsi="Cambria Math"/>
+                    <w:i/>
+                    <w:iCs/>
+                    <w:lang w:val="en-US"/>
+                  </w:rPr>
+                </m:ctrlPr>
+              </m:sSubPr>
+              <m:e>
+                <m:r>
+                  <m:rPr>
+                    <m:sty m:val="p"/>
+                  </m:rPr>
+                  <w:rPr>
+                    <w:rFonts w:ascii="Cambria Math" w:hAnsi="Cambria Math"/>
+                    <w:lang w:val="en-US"/>
+                  </w:rPr>
+                  <m:t>log</m:t>
+                </m:r>
+              </m:e>
+              <m:sub>
+                <m:r>
+                  <w:rPr>
+                    <w:rFonts w:ascii="Cambria Math" w:hAnsi="Cambria Math"/>
+                    <w:lang w:val="en-US"/>
+                  </w:rPr>
+                  <m:t>2</m:t>
+                </m:r>
+              </m:sub>
+            </m:sSub>
+          </m:fName>
+          <m:e>
+            <m:r>
+              <w:rPr>
+                <w:rFonts w:ascii="Cambria Math" w:hAnsi="Cambria Math"/>
+              </w:rPr>
+              <m:t>p</m:t>
+            </m:r>
+            <m:d>
+              <m:dPr>
+                <m:ctrlPr>
+                  <w:rPr>
+                    <w:rFonts w:ascii="Cambria Math" w:hAnsi="Cambria Math"/>
+                    <w:i/>
+                    <w:iCs/>
+                    <w:lang w:val="en-US"/>
+                  </w:rPr>
+                </m:ctrlPr>
+              </m:dPr>
+              <m:e>
+                <m:sSub>
+                  <m:sSubPr>
+                    <m:ctrlPr>
+                      <w:rPr>
+                        <w:rFonts w:ascii="Cambria Math" w:hAnsi="Cambria Math"/>
+                        <w:i/>
+                        <w:iCs/>
+                        <w:lang w:val="en-US"/>
+                      </w:rPr>
+                    </m:ctrlPr>
+                  </m:sSubPr>
+                  <m:e>
+                    <m:r>
+                      <w:rPr>
+                        <w:rFonts w:ascii="Cambria Math" w:hAnsi="Cambria Math"/>
+                        <w:lang w:val="en-US"/>
+                      </w:rPr>
+                      <m:t>y</m:t>
+                    </m:r>
+                  </m:e>
+                  <m:sub>
+                    <m:r>
+                      <w:rPr>
+                        <w:rFonts w:ascii="Cambria Math" w:hAnsi="Cambria Math"/>
+                        <w:lang w:val="en-US"/>
+                      </w:rPr>
+                      <m:t>i</m:t>
+                    </m:r>
+                  </m:sub>
+                </m:sSub>
+              </m:e>
+              <m:e>
+                <m:sSub>
+                  <m:sSubPr>
+                    <m:ctrlPr>
+                      <w:rPr>
+                        <w:rFonts w:ascii="Cambria Math" w:hAnsi="Cambria Math"/>
+                        <w:i/>
+                        <w:iCs/>
+                        <w:lang w:val="en-US"/>
+                      </w:rPr>
+                    </m:ctrlPr>
+                  </m:sSubPr>
+                  <m:e>
+                    <m:r>
+                      <w:rPr>
+                        <w:rFonts w:ascii="Cambria Math" w:hAnsi="Cambria Math"/>
+                        <w:lang w:val="en-US"/>
+                      </w:rPr>
+                      <m:t>x</m:t>
+                    </m:r>
+                  </m:e>
+                  <m:sub>
+                    <m:r>
+                      <w:rPr>
+                        <w:rFonts w:ascii="Cambria Math" w:hAnsi="Cambria Math"/>
+                        <w:lang w:val="en-US"/>
+                      </w:rPr>
+                      <m:t>i</m:t>
+                    </m:r>
+                  </m:sub>
+                </m:sSub>
+              </m:e>
+            </m:d>
+          </m:e>
+        </m:func>
+      </m:oMath>
+    </w:p>
+    <w:p>
+      <w:pPr>
+        <w:pStyle w:val="a"/>
+        <w:numPr>
+          <w:ilvl w:val="0"/>
+          <w:numId w:val="3"/>
+        </w:numPr>
+        <w:ind w:left="360"/>
+        <w:rPr>
+          <w:b/>
+          <w:bCs/>
+        </w:rPr>
+      </w:pPr>
+      <w:r>
+        <w:rPr>
+          <w:b/>
+          <w:bCs/>
+        </w:rPr>
+        <w:t>Как вычисляется полная условная энтропия?</w:t>
+      </w:r>
+    </w:p>
+    <w:p>
+      <w:pPr>
+        <w:pStyle w:val="a"/>
+        <w:numPr>
+          <w:ilvl w:val="0"/>
+          <w:numId w:val="0"/>
+        </w:numPr>
+        <w:ind w:left="360"/>
+      </w:pPr>
+      <w:r>
+        <w:t>Определяется по формуле:</w:t>
+      </w:r>
+    </w:p>
+    <w:p>
+      <w:pPr>
+        <w:pStyle w:val="a"/>
+        <w:numPr>
+          <w:ilvl w:val="0"/>
+          <w:numId w:val="0"/>
+        </w:numPr>
+        <w:ind w:left="360"/>
+        <w:rPr>
+          <w:i/>
+          <w:iCs/>
+          <w:lang w:val="en-US"/>
+        </w:rPr>
+      </w:pPr>
+      <w:r>
+        <w:rPr>
+          <w:i/>
+          <w:iCs/>
+          <w:lang w:val="en-US"/>
+        </w:rPr>
+        <w:t>H</w:t>
+      </w:r>
+      <w:r>
+        <w:rPr>
+          <w:i/>
+          <w:iCs/>
+          <w:lang w:val="en-US"/>
+        </w:rPr>
+        <w:t>(</w:t>
+      </w:r>
+      <w:r>
+        <w:rPr>
+          <w:i/>
+          <w:iCs/>
+          <w:lang w:val="en-US"/>
+        </w:rPr>
+        <w:t>Y</w:t>
+      </w:r>
+      <w:r>
+        <w:rPr>
+          <w:i/>
+          <w:iCs/>
+          <w:lang w:val="en-US"/>
+        </w:rPr>
+        <w:t>/</w:t>
+      </w:r>
+      <w:r>
+        <w:rPr>
+          <w:i/>
+          <w:iCs/>
+          <w:lang w:val="en-US"/>
+        </w:rPr>
+        <w:t>X</w:t>
+      </w:r>
+      <w:r>
+        <w:rPr>
+          <w:i/>
+          <w:iCs/>
+          <w:lang w:val="en-US"/>
+        </w:rPr>
+        <w:t xml:space="preserve">) = </w:t>
+      </w:r>
+      <m:oMath>
+        <m:r>
+          <w:rPr>
+            <w:rFonts w:ascii="Cambria Math" w:hAnsi="Cambria Math"/>
+            <w:lang w:val="en-US"/>
+          </w:rPr>
+          <m:t xml:space="preserve">- </m:t>
+        </m:r>
+        <m:nary>
+          <m:naryPr>
+            <m:chr m:val="∑"/>
+            <m:limLoc m:val="undOvr"/>
+            <m:ctrlPr>
+              <w:rPr>
+                <w:rFonts w:ascii="Cambria Math" w:hAnsi="Cambria Math"/>
+                <w:i/>
+                <w:iCs/>
+              </w:rPr>
+            </m:ctrlPr>
+          </m:naryPr>
+          <m:sub>
+            <m:r>
+              <w:rPr>
+                <w:rFonts w:ascii="Cambria Math" w:hAnsi="Cambria Math"/>
+              </w:rPr>
+              <m:t>i</m:t>
+            </m:r>
+            <m:r>
+              <w:rPr>
+                <w:rFonts w:ascii="Cambria Math" w:hAnsi="Cambria Math"/>
+                <w:lang w:val="en-US"/>
+              </w:rPr>
+              <m:t>=1</m:t>
             </m:r>
           </m:sub>
           <m:sup>
@@ -23995,6 +25074,52 @@
                 <w:lang w:val="en-US"/>
               </w:rPr>
               <m:t>n</m:t>
+            </m:r>
+          </m:sup>
+          <m:e>
+            <m:r>
+              <w:rPr>
+                <w:rFonts w:ascii="Cambria Math" w:hAnsi="Cambria Math"/>
+                <w:lang w:val="en-US"/>
+              </w:rPr>
+              <m:t xml:space="preserve"> </m:t>
+            </m:r>
+          </m:e>
+        </m:nary>
+        <m:nary>
+          <m:naryPr>
+            <m:chr m:val="∑"/>
+            <m:limLoc m:val="undOvr"/>
+            <m:ctrlPr>
+              <w:rPr>
+                <w:rFonts w:ascii="Cambria Math" w:hAnsi="Cambria Math"/>
+                <w:i/>
+                <w:iCs/>
+              </w:rPr>
+            </m:ctrlPr>
+          </m:naryPr>
+          <m:sub>
+            <m:r>
+              <w:rPr>
+                <w:rFonts w:ascii="Cambria Math" w:hAnsi="Cambria Math"/>
+              </w:rPr>
+              <m:t>i</m:t>
+            </m:r>
+            <m:r>
+              <w:rPr>
+                <w:rFonts w:ascii="Cambria Math" w:hAnsi="Cambria Math"/>
+                <w:lang w:val="en-US"/>
+              </w:rPr>
+              <m:t>=1</m:t>
+            </m:r>
+          </m:sub>
+          <m:sup>
+            <m:r>
+              <w:rPr>
+                <w:rFonts w:ascii="Cambria Math" w:hAnsi="Cambria Math"/>
+                <w:lang w:val="en-US"/>
+              </w:rPr>
+              <m:t>m</m:t>
             </m:r>
           </m:sup>
           <m:e>
@@ -24031,8 +25156,80 @@
             <m:r>
               <w:rPr>
                 <w:rFonts w:ascii="Cambria Math" w:hAnsi="Cambria Math"/>
+                <w:lang w:val="en-US"/>
               </w:rPr>
-              <m:t xml:space="preserve">* </m:t>
+              <m:t xml:space="preserve"> p(</m:t>
+            </m:r>
+            <m:sSub>
+              <m:sSubPr>
+                <m:ctrlPr>
+                  <w:rPr>
+                    <w:rFonts w:ascii="Cambria Math" w:hAnsi="Cambria Math"/>
+                    <w:i/>
+                    <w:lang w:val="en-US"/>
+                  </w:rPr>
+                </m:ctrlPr>
+              </m:sSubPr>
+              <m:e>
+                <m:r>
+                  <w:rPr>
+                    <w:rFonts w:ascii="Cambria Math" w:hAnsi="Cambria Math"/>
+                    <w:lang w:val="en-US"/>
+                  </w:rPr>
+                  <m:t>y</m:t>
+                </m:r>
+              </m:e>
+              <m:sub>
+                <m:r>
+                  <w:rPr>
+                    <w:rFonts w:ascii="Cambria Math" w:hAnsi="Cambria Math"/>
+                    <w:lang w:val="en-US"/>
+                  </w:rPr>
+                  <m:t>j</m:t>
+                </m:r>
+              </m:sub>
+            </m:sSub>
+            <m:r>
+              <w:rPr>
+                <w:rFonts w:ascii="Cambria Math" w:hAnsi="Cambria Math"/>
+              </w:rPr>
+              <m:t>/</m:t>
+            </m:r>
+            <m:sSub>
+              <m:sSubPr>
+                <m:ctrlPr>
+                  <w:rPr>
+                    <w:rFonts w:ascii="Cambria Math" w:hAnsi="Cambria Math"/>
+                    <w:i/>
+                    <w:lang w:val="en-US"/>
+                  </w:rPr>
+                </m:ctrlPr>
+              </m:sSubPr>
+              <m:e>
+                <m:r>
+                  <w:rPr>
+                    <w:rFonts w:ascii="Cambria Math" w:hAnsi="Cambria Math"/>
+                    <w:lang w:val="en-US"/>
+                  </w:rPr>
+                  <m:t>x</m:t>
+                </m:r>
+              </m:e>
+              <m:sub>
+                <m:r>
+                  <w:rPr>
+                    <w:rFonts w:ascii="Cambria Math" w:hAnsi="Cambria Math"/>
+                    <w:lang w:val="en-US"/>
+                  </w:rPr>
+                  <m:t>i</m:t>
+                </m:r>
+              </m:sub>
+            </m:sSub>
+            <m:r>
+              <w:rPr>
+                <w:rFonts w:ascii="Cambria Math" w:hAnsi="Cambria Math"/>
+                <w:lang w:val="en-US"/>
+              </w:rPr>
+              <m:t>)</m:t>
             </m:r>
             <m:func>
               <m:funcPr>
@@ -24073,6 +25270,7 @@
                     <m:r>
                       <w:rPr>
                         <w:rFonts w:ascii="Cambria Math" w:hAnsi="Cambria Math"/>
+                        <w:lang w:val="en-US"/>
                       </w:rPr>
                       <m:t>2</m:t>
                     </m:r>
@@ -24080,13 +25278,19 @@
                 </m:sSub>
               </m:fName>
               <m:e>
+                <m:r>
+                  <w:rPr>
+                    <w:rFonts w:ascii="Cambria Math" w:hAnsi="Cambria Math"/>
+                    <w:lang w:val="en-US"/>
+                  </w:rPr>
+                  <m:t>p(</m:t>
+                </m:r>
                 <m:sSub>
                   <m:sSubPr>
                     <m:ctrlPr>
                       <w:rPr>
                         <w:rFonts w:ascii="Cambria Math" w:hAnsi="Cambria Math"/>
                         <w:i/>
-                        <w:iCs/>
                         <w:lang w:val="en-US"/>
                       </w:rPr>
                     </m:ctrlPr>
@@ -24097,7 +25301,42 @@
                         <w:rFonts w:ascii="Cambria Math" w:hAnsi="Cambria Math"/>
                         <w:lang w:val="en-US"/>
                       </w:rPr>
-                      <m:t>p</m:t>
+                      <m:t>y</m:t>
+                    </m:r>
+                  </m:e>
+                  <m:sub>
+                    <m:r>
+                      <w:rPr>
+                        <w:rFonts w:ascii="Cambria Math" w:hAnsi="Cambria Math"/>
+                        <w:lang w:val="en-US"/>
+                      </w:rPr>
+                      <m:t>j</m:t>
+                    </m:r>
+                  </m:sub>
+                </m:sSub>
+                <m:r>
+                  <w:rPr>
+                    <w:rFonts w:ascii="Cambria Math" w:hAnsi="Cambria Math"/>
+                  </w:rPr>
+                  <m:t>/</m:t>
+                </m:r>
+                <m:sSub>
+                  <m:sSubPr>
+                    <m:ctrlPr>
+                      <w:rPr>
+                        <w:rFonts w:ascii="Cambria Math" w:hAnsi="Cambria Math"/>
+                        <w:i/>
+                        <w:lang w:val="en-US"/>
+                      </w:rPr>
+                    </m:ctrlPr>
+                  </m:sSubPr>
+                  <m:e>
+                    <m:r>
+                      <w:rPr>
+                        <w:rFonts w:ascii="Cambria Math" w:hAnsi="Cambria Math"/>
+                        <w:lang w:val="en-US"/>
+                      </w:rPr>
+                      <m:t>x</m:t>
                     </m:r>
                   </m:e>
                   <m:sub>
@@ -24110,6 +25349,13 @@
                     </m:r>
                   </m:sub>
                 </m:sSub>
+                <m:r>
+                  <w:rPr>
+                    <w:rFonts w:ascii="Cambria Math" w:hAnsi="Cambria Math"/>
+                    <w:lang w:val="en-US"/>
+                  </w:rPr>
+                  <m:t>)</m:t>
+                </m:r>
               </m:e>
             </m:func>
           </m:e>
@@ -24123,6 +25369,7 @@
           <w:ilvl w:val="0"/>
           <w:numId w:val="3"/>
         </w:numPr>
+        <w:ind w:left="360"/>
         <w:rPr>
           <w:b/>
           <w:bCs/>
@@ -24133,7 +25380,7 @@
           <w:b/>
           <w:bCs/>
         </w:rPr>
-        <w:t>От каких параметров системы зависит энтропия системы?</w:t>
+        <w:t>В чем суть теоремы сложения энтропий для зависимых систем?</w:t>
       </w:r>
     </w:p>
     <w:p>
@@ -24143,10 +25390,30 @@
           <w:ilvl w:val="0"/>
           <w:numId w:val="0"/>
         </w:numPr>
-        <w:ind w:left="1429"/>
-      </w:pPr>
-      <w:r>
-        <w:t>Число состояний и распределение вероятностей состояний.</w:t>
+        <w:ind w:left="360"/>
+        <w:rPr>
+          <w:i/>
+          <w:iCs/>
+        </w:rPr>
+      </w:pPr>
+      <w:r>
+        <w:t>Э</w:t>
+      </w:r>
+      <w:r>
+        <w:t>нтропия объединения равна энтропии одной из систем плюс условная энтропия второй системы относительно первой</w:t>
+      </w:r>
+      <w:r>
+        <w:t>:</w:t>
+      </w:r>
+      <w:r>
+        <w:t xml:space="preserve"> </w:t>
+      </w:r>
+      <w:r>
+        <w:rPr>
+          <w:i/>
+          <w:iCs/>
+        </w:rPr>
+        <w:t>H( X ,Y )=H( X )+ H(Y|X )</w:t>
       </w:r>
     </w:p>
     <w:p>
@@ -24156,13 +25423,18 @@
           <w:ilvl w:val="0"/>
           <w:numId w:val="3"/>
         </w:numPr>
-      </w:pPr>
-      <w:r>
+        <w:ind w:left="360"/>
         <w:rPr>
           <w:b/>
           <w:bCs/>
         </w:rPr>
-        <w:t>В каких единицах может измеряться энтропия системы?</w:t>
+      </w:pPr>
+      <w:r>
+        <w:rPr>
+          <w:b/>
+          <w:bCs/>
+        </w:rPr>
+        <w:t>Что описывают канальные матрицы и в чем их особенности?</w:t>
       </w:r>
     </w:p>
     <w:p>
@@ -24172,36 +25444,106 @@
           <w:ilvl w:val="0"/>
           <w:numId w:val="0"/>
         </w:numPr>
-        <w:ind w:left="1429"/>
-      </w:pPr>
-      <w:r>
-        <w:t>«Бит» для логарифма</w:t>
-      </w:r>
-      <w:r>
-        <w:t xml:space="preserve"> с основанием 2</w:t>
-      </w:r>
-      <w:r>
-        <w:t>, «Нат» для натурального и «Дит» для десятичного.</w:t>
-      </w:r>
-    </w:p>
-    <w:p>
-      <w:pPr>
-        <w:pStyle w:val="a"/>
-        <w:numPr>
-          <w:ilvl w:val="0"/>
-          <w:numId w:val="3"/>
-        </w:numPr>
-        <w:rPr>
-          <w:b/>
-          <w:bCs/>
-        </w:rPr>
-      </w:pPr>
-      <w:r>
-        <w:rPr>
-          <w:b/>
-          <w:bCs/>
-        </w:rPr>
-        <w:t>Как определяется один бит информации в теории информации?</w:t>
+        <w:ind w:left="360"/>
+        <w:rPr>
+          <w:iCs/>
+        </w:rPr>
+      </w:pPr>
+      <w:r>
+        <w:t>Описывают влияние помех в канале связи через условные вероятности перехода сигналов</w:t>
+      </w:r>
+      <w:r>
+        <w:t xml:space="preserve"> </w:t>
+      </w:r>
+      <w:r>
+        <w:rPr>
+          <w:i/>
+          <w:lang w:val="en-US"/>
+        </w:rPr>
+        <w:t>P</w:t>
+      </w:r>
+      <w:r>
+        <w:rPr>
+          <w:i/>
+        </w:rPr>
+        <w:t>(</w:t>
+      </w:r>
+      <w:r>
+        <w:rPr>
+          <w:i/>
+          <w:lang w:val="en-US"/>
+        </w:rPr>
+        <w:t>Y</w:t>
+      </w:r>
+      <w:r>
+        <w:rPr>
+          <w:i/>
+        </w:rPr>
+        <w:t>/</w:t>
+      </w:r>
+      <w:r>
+        <w:rPr>
+          <w:i/>
+          <w:lang w:val="en-US"/>
+        </w:rPr>
+        <w:t>X</w:t>
+      </w:r>
+      <w:r>
+        <w:rPr>
+          <w:i/>
+        </w:rPr>
+        <w:t xml:space="preserve">) </w:t>
+      </w:r>
+      <w:r>
+        <w:rPr>
+          <w:iCs/>
+        </w:rPr>
+        <w:t xml:space="preserve">от источника к приёмнику или </w:t>
+      </w:r>
+      <w:r>
+        <w:rPr>
+          <w:i/>
+          <w:lang w:val="en-US"/>
+        </w:rPr>
+        <w:t>P</w:t>
+      </w:r>
+      <w:r>
+        <w:rPr>
+          <w:i/>
+        </w:rPr>
+        <w:t>(</w:t>
+      </w:r>
+      <w:r>
+        <w:rPr>
+          <w:i/>
+          <w:lang w:val="en-US"/>
+        </w:rPr>
+        <w:t>X</w:t>
+      </w:r>
+      <w:r>
+        <w:rPr>
+          <w:i/>
+        </w:rPr>
+        <w:t>/</w:t>
+      </w:r>
+      <w:r>
+        <w:rPr>
+          <w:i/>
+          <w:lang w:val="en-US"/>
+        </w:rPr>
+        <w:t>Y</w:t>
+      </w:r>
+      <w:r>
+        <w:rPr>
+          <w:i/>
+        </w:rPr>
+        <w:t xml:space="preserve">) </w:t>
+      </w:r>
+      <w:r>
+        <w:rPr>
+          <w:iCs/>
+        </w:rPr>
+        <w:t>от приёмника к источнику.</w:t>
       </w:r>
     </w:p>
     <w:p>
@@ -24211,13 +25553,24 @@
           <w:ilvl w:val="0"/>
           <w:numId w:val="0"/>
         </w:numPr>
-        <w:ind w:left="1429"/>
-      </w:pPr>
-      <w:r>
-        <w:t xml:space="preserve">Один бит это энтропия простейшей системы, имеющей два </w:t>
-      </w:r>
-      <w:r>
-        <w:t>равновероятных варианта.</w:t>
+        <w:ind w:left="360"/>
+        <w:rPr>
+          <w:iCs/>
+          <w:lang w:val="en-US"/>
+        </w:rPr>
+      </w:pPr>
+      <w:r>
+        <w:rPr>
+          <w:iCs/>
+        </w:rPr>
+        <w:t>Особенности</w:t>
+      </w:r>
+      <w:r>
+        <w:rPr>
+          <w:iCs/>
+          <w:lang w:val="en-US"/>
+        </w:rPr>
+        <w:t>:</w:t>
       </w:r>
     </w:p>
     <w:p>
@@ -24225,19 +25578,110 @@
         <w:pStyle w:val="a"/>
         <w:numPr>
           <w:ilvl w:val="0"/>
-          <w:numId w:val="3"/>
+          <w:numId w:val="8"/>
         </w:numPr>
         <w:rPr>
-          <w:b/>
-          <w:bCs/>
-        </w:rPr>
-      </w:pPr>
-      <w:r>
-        <w:rPr>
-          <w:b/>
-          <w:bCs/>
-        </w:rPr>
-        <w:t>Как вычисляется максимальная энтропия?</w:t>
+          <w:iCs/>
+        </w:rPr>
+      </w:pPr>
+      <w:r>
+        <w:rPr>
+          <w:iCs/>
+        </w:rPr>
+        <w:lastRenderedPageBreak/>
+        <w:t xml:space="preserve">Сумма вероятностей в каждой строке канальной матрицы </w:t>
+      </w:r>
+      <w:r>
+        <w:rPr>
+          <w:i/>
+          <w:lang w:val="en-US"/>
+        </w:rPr>
+        <w:t>P</w:t>
+      </w:r>
+      <w:r>
+        <w:rPr>
+          <w:i/>
+        </w:rPr>
+        <w:t>(</w:t>
+      </w:r>
+      <w:r>
+        <w:rPr>
+          <w:i/>
+          <w:lang w:val="en-US"/>
+        </w:rPr>
+        <w:t>Y</w:t>
+      </w:r>
+      <w:r>
+        <w:rPr>
+          <w:i/>
+        </w:rPr>
+        <w:t>/</w:t>
+      </w:r>
+      <w:r>
+        <w:rPr>
+          <w:i/>
+          <w:lang w:val="en-US"/>
+        </w:rPr>
+        <w:t>X</w:t>
+      </w:r>
+      <w:r>
+        <w:rPr>
+          <w:i/>
+        </w:rPr>
+        <w:t>)</w:t>
+      </w:r>
+      <w:r>
+        <w:rPr>
+          <w:i/>
+        </w:rPr>
+        <w:t xml:space="preserve"> </w:t>
+      </w:r>
+      <w:r>
+        <w:rPr>
+          <w:iCs/>
+        </w:rPr>
+        <w:t xml:space="preserve">(при фиксированном </w:t>
+      </w:r>
+      <w:r>
+        <w:rPr>
+          <w:i/>
+          <w:iCs/>
+          <w:lang w:val="en-US"/>
+        </w:rPr>
+        <w:t>x</w:t>
+      </w:r>
+      <w:r>
+        <w:rPr>
+          <w:i/>
+          <w:iCs/>
+          <w:vertAlign w:val="subscript"/>
+          <w:lang w:val="en-US"/>
+        </w:rPr>
+        <w:t>i</w:t>
+      </w:r>
+      <w:r>
+        <w:rPr>
+          <w:iCs/>
+        </w:rPr>
+        <w:t>) всегда равна 1.</w:t>
+      </w:r>
+    </w:p>
+    <w:p>
+      <w:pPr>
+        <w:pStyle w:val="a"/>
+        <w:numPr>
+          <w:ilvl w:val="0"/>
+          <w:numId w:val="8"/>
+        </w:numPr>
+        <w:rPr>
+          <w:iCs/>
+        </w:rPr>
+      </w:pPr>
+      <w:r>
+        <w:rPr>
+          <w:iCs/>
+        </w:rPr>
+        <w:t>Они позволяют оценить потери информации при передаче сигналов через зашумленный канал.</w:t>
       </w:r>
     </w:p>
     <w:p>
@@ -24247,385 +25691,365 @@
           <w:ilvl w:val="0"/>
           <w:numId w:val="0"/>
         </w:numPr>
-        <w:ind w:left="1429"/>
-      </w:pPr>
-      <w:r>
-        <w:t>Энтропия максимальна при равновероятности состояний системы. Тогда формула Шеннона упрощается до формулы Хартли:</w:t>
-      </w:r>
-    </w:p>
-    <w:p>
-      <w:pPr>
-        <w:pStyle w:val="a"/>
-        <w:numPr>
-          <w:ilvl w:val="0"/>
-          <w:numId w:val="0"/>
-        </w:numPr>
-        <w:ind w:left="1429"/>
-        <w:rPr>
-          <w:i/>
-        </w:rPr>
-      </w:pPr>
-      <m:oMathPara>
-        <m:oMathParaPr>
-          <m:jc m:val="left"/>
-        </m:oMathParaPr>
-        <m:oMath>
-          <m:sSub>
-            <m:sSubPr>
-              <m:ctrlPr>
-                <w:rPr>
-                  <w:rFonts w:ascii="Cambria Math" w:hAnsi="Cambria Math"/>
-                  <w:i/>
-                </w:rPr>
-              </m:ctrlPr>
-            </m:sSubPr>
-            <m:e>
-              <m:r>
-                <w:rPr>
-                  <w:rFonts w:ascii="Cambria Math" w:hAnsi="Cambria Math"/>
-                </w:rPr>
-                <m:t>H</m:t>
-              </m:r>
-            </m:e>
-            <m:sub>
-              <m:r>
-                <w:rPr>
-                  <w:rFonts w:ascii="Cambria Math" w:hAnsi="Cambria Math"/>
-                </w:rPr>
-                <m:t>m</m:t>
-              </m:r>
-              <m:r>
-                <w:rPr>
-                  <w:rFonts w:ascii="Cambria Math" w:hAnsi="Cambria Math"/>
-                  <w:lang w:val="en-US"/>
-                </w:rPr>
-                <m:t>ax</m:t>
-              </m:r>
-            </m:sub>
-          </m:sSub>
-          <m:r>
-            <w:rPr>
-              <w:rFonts w:ascii="Cambria Math" w:hAnsi="Cambria Math"/>
-            </w:rPr>
-            <m:t>=</m:t>
-          </m:r>
-          <m:func>
-            <m:funcPr>
-              <m:ctrlPr>
-                <w:rPr>
-                  <w:rFonts w:ascii="Cambria Math" w:hAnsi="Cambria Math"/>
-                  <w:i/>
-                  <w:lang w:val="en-US"/>
-                </w:rPr>
-              </m:ctrlPr>
-            </m:funcPr>
-            <m:fName>
-              <m:sSub>
-                <m:sSubPr>
-                  <m:ctrlPr>
-                    <w:rPr>
-                      <w:rFonts w:ascii="Cambria Math" w:hAnsi="Cambria Math"/>
-                      <w:i/>
-                      <w:lang w:val="en-US"/>
-                    </w:rPr>
-                  </m:ctrlPr>
-                </m:sSubPr>
-                <m:e>
-                  <m:r>
-                    <m:rPr>
-                      <m:sty m:val="p"/>
-                    </m:rPr>
-                    <w:rPr>
-                      <w:rFonts w:ascii="Cambria Math" w:hAnsi="Cambria Math"/>
-                      <w:lang w:val="en-US"/>
-                    </w:rPr>
-                    <m:t>log</m:t>
-                  </m:r>
-                </m:e>
-                <m:sub>
-                  <m:r>
-                    <w:rPr>
-                      <w:rFonts w:ascii="Cambria Math" w:hAnsi="Cambria Math"/>
-                      <w:lang w:val="en-US"/>
-                    </w:rPr>
-                    <m:t>2</m:t>
-                  </m:r>
-                </m:sub>
-              </m:sSub>
-            </m:fName>
-            <m:e>
-              <m:r>
-                <w:rPr>
-                  <w:rFonts w:ascii="Cambria Math" w:hAnsi="Cambria Math"/>
-                  <w:lang w:val="en-US"/>
-                </w:rPr>
-                <m:t>n</m:t>
-              </m:r>
-            </m:e>
-          </m:func>
-        </m:oMath>
-      </m:oMathPara>
-    </w:p>
-    <w:p>
-      <w:pPr>
-        <w:pStyle w:val="a"/>
-        <w:numPr>
-          <w:ilvl w:val="0"/>
-          <w:numId w:val="3"/>
-        </w:numPr>
+        <w:ind w:left="360"/>
+      </w:pPr>
+    </w:p>
+    <w:p>
+      <w:pPr>
+        <w:pStyle w:val="1"/>
+      </w:pPr>
+      <w:r>
+        <w:lastRenderedPageBreak/>
+        <w:t>ВЫВОДЫ</w:t>
+      </w:r>
+    </w:p>
+    <w:p>
+      <w:r>
+        <w:t xml:space="preserve">В ходе </w:t>
+      </w:r>
+      <w:r>
+        <w:t>выполнения лабораторной работы были закреплены теоретические знания и поняти</w:t>
+      </w:r>
+      <w:r>
+        <w:t>е</w:t>
+      </w:r>
+      <w:r>
+        <w:t xml:space="preserve"> энтропии как меры неопределённости системы. Были получены практические навыки вычисления</w:t>
+      </w:r>
+      <w:r>
+        <w:t xml:space="preserve"> энтропии с помощью программных средств</w:t>
+      </w:r>
+      <w:r>
+        <w:t>.</w:t>
+      </w:r>
+    </w:p>
+    <w:p>
+      <w:r>
+        <w:t>Исходя из полученных результатов вычисления, можно сделать</w:t>
+      </w:r>
+      <w:r>
+        <w:t xml:space="preserve"> следующие выводы:</w:t>
+      </w:r>
+    </w:p>
+    <w:p>
+      <w:pPr>
+        <w:ind w:left="1069" w:firstLine="0"/>
+      </w:pPr>
+      <w:r>
         <w:rPr>
           <w:b/>
           <w:bCs/>
+        </w:rPr>
+        <w:t>Задание 1</w:t>
+      </w:r>
+      <w:r>
+        <w:t>: Близость значений энтропии источника</w:t>
+      </w:r>
+      <w:r>
+        <w:t xml:space="preserve"> </w:t>
+      </w:r>
+      <w:r>
+        <w:rPr>
+          <w:i/>
           <w:iCs/>
-        </w:rPr>
+          <w:lang w:val="en-US"/>
+        </w:rPr>
+        <w:t>H</w:t>
+      </w:r>
+      <w:r>
+        <w:rPr>
+          <w:i/>
+          <w:iCs/>
+        </w:rPr>
+        <w:t>(</w:t>
+      </w:r>
+      <w:r>
+        <w:rPr>
+          <w:i/>
+          <w:iCs/>
+          <w:lang w:val="en-US"/>
+        </w:rPr>
+        <w:t>X</w:t>
+      </w:r>
+      <w:r>
+        <w:rPr>
+          <w:i/>
+          <w:iCs/>
+        </w:rPr>
+        <w:t>)</w:t>
+      </w:r>
+      <w:r>
+        <w:t xml:space="preserve"> = </w:t>
+      </w:r>
+      <w:r>
+        <w:t>3.3038</w:t>
+      </w:r>
+      <w:r>
+        <w:t xml:space="preserve"> </w:t>
+      </w:r>
+      <w:r>
+        <w:t>бит/</w:t>
+      </w:r>
+      <w:proofErr w:type="spellStart"/>
+      <w:r>
+        <w:t>симв</w:t>
+      </w:r>
+      <w:proofErr w:type="spellEnd"/>
+      <w:r>
+        <w:t xml:space="preserve"> и энтропии приёмника </w:t>
+      </w:r>
+      <w:r>
+        <w:rPr>
+          <w:i/>
+          <w:iCs/>
+          <w:lang w:val="en-US"/>
+        </w:rPr>
+        <w:t>H</w:t>
+      </w:r>
+      <w:r>
+        <w:rPr>
+          <w:i/>
+          <w:iCs/>
+        </w:rPr>
+        <w:t>(</w:t>
+      </w:r>
+      <w:r>
+        <w:rPr>
+          <w:i/>
+          <w:iCs/>
+          <w:lang w:val="en-US"/>
+        </w:rPr>
+        <w:t>Y</w:t>
+      </w:r>
+      <w:r>
+        <w:rPr>
+          <w:i/>
+          <w:iCs/>
+        </w:rPr>
+        <w:t>)</w:t>
+      </w:r>
+      <w:r>
+        <w:t xml:space="preserve"> = </w:t>
+      </w:r>
+      <w:r>
+        <w:t>3.3050</w:t>
+      </w:r>
+      <w:r>
+        <w:t xml:space="preserve"> </w:t>
+      </w:r>
+      <w:r>
+        <w:t>бит/</w:t>
+      </w:r>
+      <w:proofErr w:type="spellStart"/>
+      <w:r>
+        <w:t>симв</w:t>
+      </w:r>
+      <w:proofErr w:type="spellEnd"/>
+      <w:r>
+        <w:t xml:space="preserve"> свидетельствует о симметричности построенного канала. Анализ частных энтропий </w:t>
+      </w:r>
+      <w:r>
+        <w:rPr>
+          <w:i/>
+          <w:iCs/>
+          <w:lang w:val="en-US"/>
+        </w:rPr>
+        <w:t>H</w:t>
+      </w:r>
+      <w:r>
+        <w:rPr>
+          <w:i/>
+          <w:iCs/>
+        </w:rPr>
+        <w:t>(</w:t>
+      </w:r>
+      <w:r>
+        <w:rPr>
+          <w:i/>
+          <w:iCs/>
+          <w:lang w:val="en-US"/>
+        </w:rPr>
+        <w:t>Y</w:t>
+      </w:r>
+      <w:r>
+        <w:rPr>
+          <w:i/>
+          <w:iCs/>
+        </w:rPr>
+        <w:t>/</w:t>
+      </w:r>
+      <w:r>
+        <w:rPr>
+          <w:i/>
+          <w:iCs/>
+          <w:lang w:val="en-US"/>
+        </w:rPr>
+        <w:t>xi</w:t>
+      </w:r>
+      <w:r>
+        <w:rPr>
+          <w:i/>
+          <w:iCs/>
+        </w:rPr>
+        <w:t xml:space="preserve">) </w:t>
+      </w:r>
+      <w:r>
+        <w:t xml:space="preserve">и </w:t>
+      </w:r>
+      <w:r>
+        <w:rPr>
+          <w:i/>
+          <w:iCs/>
+          <w:lang w:val="en-US"/>
+        </w:rPr>
+        <w:t>H</w:t>
+      </w:r>
+      <w:r>
+        <w:rPr>
+          <w:i/>
+          <w:iCs/>
+        </w:rPr>
+        <w:t>(</w:t>
+      </w:r>
+      <w:r>
+        <w:rPr>
+          <w:i/>
+          <w:iCs/>
+          <w:lang w:val="en-US"/>
+        </w:rPr>
+        <w:t>X</w:t>
+      </w:r>
+      <w:r>
+        <w:rPr>
+          <w:i/>
+          <w:iCs/>
+        </w:rPr>
+        <w:t>/</w:t>
+      </w:r>
+      <w:proofErr w:type="spellStart"/>
+      <w:r>
+        <w:rPr>
+          <w:i/>
+          <w:iCs/>
+          <w:lang w:val="en-US"/>
+        </w:rPr>
+        <w:t>yi</w:t>
+      </w:r>
+      <w:proofErr w:type="spellEnd"/>
+      <w:r>
+        <w:rPr>
+          <w:i/>
+          <w:iCs/>
+        </w:rPr>
+        <w:t xml:space="preserve">) </w:t>
+      </w:r>
+      <w:r>
+        <w:t>показал, что потери информации для различных сигналов варьируются в диапазоне 2.9-3.2 бит/</w:t>
+      </w:r>
+      <w:proofErr w:type="spellStart"/>
+      <w:r>
+        <w:t>симв</w:t>
+      </w:r>
+      <w:proofErr w:type="spellEnd"/>
+      <w:r>
+        <w:t>, что говорит о неравномерности влияния помех на разные сигналы канала.</w:t>
+      </w:r>
+    </w:p>
+    <w:p>
+      <w:pPr>
+        <w:ind w:left="1069" w:firstLine="0"/>
       </w:pPr>
       <w:r>
         <w:rPr>
           <w:b/>
           <w:bCs/>
-          <w:iCs/>
-        </w:rPr>
-        <w:t>Как определяется энтропия через математическое ожидание?</w:t>
-      </w:r>
-    </w:p>
-    <w:p>
-      <w:pPr>
-        <w:pStyle w:val="a"/>
-        <w:numPr>
-          <w:ilvl w:val="0"/>
-          <w:numId w:val="0"/>
-        </w:numPr>
-        <w:ind w:left="1429"/>
-        <w:rPr>
-          <w:iCs/>
-        </w:rPr>
-      </w:pPr>
-      <w:r>
-        <w:rPr>
-          <w:iCs/>
-        </w:rPr>
-        <w:t xml:space="preserve">Энтропию можно представить как математическое ожидание (среднее значение) логарифма вероятности состояния системы, взятое с обратный знаком. Случайная величина здесь — это </w:t>
-      </w:r>
-      <m:oMath>
-        <m:func>
-          <m:funcPr>
-            <m:ctrlPr>
-              <w:rPr>
-                <w:rFonts w:ascii="Cambria Math" w:hAnsi="Cambria Math"/>
-                <w:i/>
-                <w:iCs/>
-              </w:rPr>
-            </m:ctrlPr>
-          </m:funcPr>
-          <m:fName>
-            <m:r>
-              <m:rPr>
-                <m:sty m:val="p"/>
-              </m:rPr>
-              <w:rPr>
-                <w:rFonts w:ascii="Cambria Math" w:hAnsi="Cambria Math"/>
-              </w:rPr>
-              <m:t>log</m:t>
-            </m:r>
-          </m:fName>
-          <m:e>
-            <m:r>
-              <w:rPr>
-                <w:rFonts w:ascii="Cambria Math" w:hAnsi="Cambria Math"/>
-              </w:rPr>
-              <m:t>P(</m:t>
-            </m:r>
-            <m:r>
-              <w:rPr>
-                <w:rFonts w:ascii="Cambria Math" w:hAnsi="Cambria Math"/>
-                <w:lang w:val="en-US"/>
-              </w:rPr>
-              <m:t>X</m:t>
-            </m:r>
-            <m:r>
-              <w:rPr>
-                <w:rFonts w:ascii="Cambria Math" w:hAnsi="Cambria Math"/>
-              </w:rPr>
-              <m:t>)</m:t>
-            </m:r>
-          </m:e>
-        </m:func>
-      </m:oMath>
-      <w:r>
-        <w:rPr>
-          <w:iCs/>
-        </w:rPr>
-        <w:t>.</w:t>
-      </w:r>
-    </w:p>
-    <w:p>
-      <w:pPr>
-        <w:pStyle w:val="a"/>
-        <w:numPr>
-          <w:ilvl w:val="0"/>
-          <w:numId w:val="0"/>
-        </w:numPr>
-        <w:ind w:left="1429"/>
-        <w:rPr>
-          <w:iCs/>
-        </w:rPr>
-      </w:pPr>
-      <w:r>
-        <w:rPr>
-          <w:iCs/>
-        </w:rPr>
-        <w:t xml:space="preserve">Формула через матожидание: </w:t>
-      </w:r>
-      <m:oMath>
-        <m:r>
-          <w:rPr>
-            <w:rFonts w:ascii="Cambria Math" w:hAnsi="Cambria Math"/>
-          </w:rPr>
-          <m:t>H</m:t>
-        </m:r>
-        <m:d>
-          <m:dPr>
-            <m:ctrlPr>
-              <w:rPr>
-                <w:rFonts w:ascii="Cambria Math" w:hAnsi="Cambria Math"/>
-                <w:i/>
-                <w:iCs/>
-              </w:rPr>
-            </m:ctrlPr>
-          </m:dPr>
-          <m:e>
-            <m:r>
-              <w:rPr>
-                <w:rFonts w:ascii="Cambria Math" w:hAnsi="Cambria Math"/>
-              </w:rPr>
-              <m:t>X</m:t>
-            </m:r>
-          </m:e>
-        </m:d>
-        <m:r>
-          <w:rPr>
-            <w:rFonts w:ascii="Cambria Math" w:hAnsi="Cambria Math"/>
-          </w:rPr>
-          <m:t>=M[-</m:t>
-        </m:r>
-        <m:func>
-          <m:funcPr>
-            <m:ctrlPr>
-              <w:rPr>
-                <w:rFonts w:ascii="Cambria Math" w:hAnsi="Cambria Math"/>
-                <w:i/>
-                <w:iCs/>
-                <w:lang w:val="en-US"/>
-              </w:rPr>
-            </m:ctrlPr>
-          </m:funcPr>
-          <m:fName>
-            <m:r>
-              <m:rPr>
-                <m:sty m:val="p"/>
-              </m:rPr>
-              <w:rPr>
-                <w:rFonts w:ascii="Cambria Math" w:hAnsi="Cambria Math"/>
-                <w:lang w:val="en-US"/>
-              </w:rPr>
-              <m:t>log</m:t>
-            </m:r>
-          </m:fName>
-          <m:e>
-            <m:r>
-              <w:rPr>
-                <w:rFonts w:ascii="Cambria Math" w:hAnsi="Cambria Math"/>
-                <w:lang w:val="en-US"/>
-              </w:rPr>
-              <m:t>P</m:t>
-            </m:r>
-            <m:r>
-              <w:rPr>
-                <w:rFonts w:ascii="Cambria Math" w:hAnsi="Cambria Math"/>
-              </w:rPr>
-              <m:t>(</m:t>
-            </m:r>
-            <m:r>
-              <w:rPr>
-                <w:rFonts w:ascii="Cambria Math" w:hAnsi="Cambria Math"/>
-                <w:lang w:val="en-US"/>
-              </w:rPr>
-              <m:t>X</m:t>
-            </m:r>
-            <m:r>
-              <w:rPr>
-                <w:rFonts w:ascii="Cambria Math" w:hAnsi="Cambria Math"/>
-              </w:rPr>
-              <m:t>)</m:t>
-            </m:r>
-          </m:e>
-        </m:func>
-        <m:r>
-          <w:rPr>
-            <w:rFonts w:ascii="Cambria Math" w:hAnsi="Cambria Math"/>
-          </w:rPr>
-          <m:t>]</m:t>
-        </m:r>
-      </m:oMath>
-    </w:p>
-    <w:p>
-      <w:pPr>
-        <w:pStyle w:val="a"/>
-        <w:numPr>
-          <w:ilvl w:val="0"/>
-          <w:numId w:val="0"/>
-        </w:numPr>
-        <w:ind w:left="1429"/>
+        </w:rPr>
+        <w:t>Задание 2</w:t>
+      </w:r>
+      <w:r>
+        <w:t>:</w:t>
+      </w:r>
+      <w:r>
+        <w:t xml:space="preserve"> Значение условной энтропии </w:t>
+      </w:r>
+      <w:r>
         <w:rPr>
           <w:i/>
           <w:iCs/>
-        </w:rPr>
-      </w:pPr>
-      <w:r>
-        <w:rPr>
+          <w:lang w:val="en-US"/>
+        </w:rPr>
+        <w:t>H</w:t>
+      </w:r>
+      <w:r>
+        <w:rPr>
+          <w:i/>
           <w:iCs/>
         </w:rPr>
-        <w:t>Это означает, что энтропия есть среднее значение «неожиданности» событий.</w:t>
-      </w:r>
-    </w:p>
-    <w:p>
-      <w:pPr>
-        <w:pStyle w:val="1"/>
-      </w:pPr>
-      <w:r>
-        <w:lastRenderedPageBreak/>
-        <w:t>ВЫВОДЫ</w:t>
-      </w:r>
-    </w:p>
-    <w:p>
-      <w:r>
-        <w:t xml:space="preserve">В ходе </w:t>
-      </w:r>
-      <w:r>
-        <w:t>выполнения лабораторной работы были закреплены теоретические знания и поняти</w:t>
-      </w:r>
-      <w:r>
-        <w:t>е</w:t>
-      </w:r>
-      <w:r>
-        <w:t xml:space="preserve"> энтропии как меры неопределённости системы. Были получены практические навыки вычисления</w:t>
-      </w:r>
-      <w:r>
-        <w:t xml:space="preserve"> энтропии с помощью программных средств</w:t>
-      </w:r>
-      <w:r>
-        <w:t>.</w:t>
-      </w:r>
-    </w:p>
-    <w:p>
-      <w:r>
-        <w:t>Исходя из полученных результатов вычисления, можно сделать</w:t>
-      </w:r>
-      <w:r>
-        <w:t xml:space="preserve"> следующие выводы:</w:t>
-      </w:r>
-    </w:p>
-    <w:p/>
+        <w:t>(</w:t>
+      </w:r>
+      <w:r>
+        <w:rPr>
+          <w:i/>
+          <w:iCs/>
+          <w:lang w:val="en-US"/>
+        </w:rPr>
+        <w:t>Y</w:t>
+      </w:r>
+      <w:r>
+        <w:rPr>
+          <w:i/>
+          <w:iCs/>
+        </w:rPr>
+        <w:t>/</w:t>
+      </w:r>
+      <w:r>
+        <w:rPr>
+          <w:i/>
+          <w:iCs/>
+          <w:lang w:val="en-US"/>
+        </w:rPr>
+        <w:t>X</w:t>
+      </w:r>
+      <w:r>
+        <w:rPr>
+          <w:i/>
+          <w:iCs/>
+        </w:rPr>
+        <w:t>)</w:t>
+      </w:r>
+      <w:r>
+        <w:rPr>
+          <w:i/>
+          <w:iCs/>
+        </w:rPr>
+        <w:t xml:space="preserve"> = </w:t>
+      </w:r>
+      <w:r>
+        <w:t>3.5220 бит/</w:t>
+      </w:r>
+      <w:proofErr w:type="spellStart"/>
+      <w:r>
+        <w:t>симв</w:t>
+      </w:r>
+      <w:proofErr w:type="spellEnd"/>
+      <w:r>
+        <w:t xml:space="preserve"> значительно меньше максимальной энтропии для 32-символьно</w:t>
+      </w:r>
+      <w:r>
+        <w:t>г</w:t>
+      </w:r>
+      <w:r>
+        <w:t>о алфавита (5 бит/</w:t>
+      </w:r>
+      <w:proofErr w:type="spellStart"/>
+      <w:r>
+        <w:t>симв</w:t>
+      </w:r>
+      <w:proofErr w:type="spellEnd"/>
+      <w:r>
+        <w:t>), что подтверждает наличие статических зависимостей между символами естественного языка.</w:t>
+      </w:r>
+    </w:p>
     <w:sectPr>
       <w:pgSz w:w="11906" w:h="16838"/>
       <w:pgMar w:top="1134" w:right="567" w:bottom="1701" w:left="1701" w:header="709" w:footer="709" w:gutter="0"/>
@@ -24769,7 +26193,7 @@
       <w:lvlText w:val=""/>
       <w:lvlJc w:val="left"/>
       <w:pPr>
-        <w:ind w:left="0" w:firstLine="709"/>
+        <w:ind w:left="1560" w:firstLine="709"/>
       </w:pPr>
       <w:rPr>
         <w:rFonts w:ascii="Symbol" w:hAnsi="Symbol" w:hint="default"/>
@@ -24781,7 +26205,7 @@
       <w:lvlText w:val="o"/>
       <w:lvlJc w:val="left"/>
       <w:pPr>
-        <w:ind w:left="1440" w:hanging="360"/>
+        <w:ind w:left="3000" w:hanging="360"/>
       </w:pPr>
       <w:rPr>
         <w:rFonts w:ascii="Courier New" w:hAnsi="Courier New" w:cs="Courier New" w:hint="default"/>
@@ -24793,7 +26217,7 @@
       <w:lvlText w:val=""/>
       <w:lvlJc w:val="left"/>
       <w:pPr>
-        <w:ind w:left="2160" w:hanging="360"/>
+        <w:ind w:left="3720" w:hanging="360"/>
       </w:pPr>
       <w:rPr>
         <w:rFonts w:ascii="Wingdings" w:hAnsi="Wingdings" w:hint="default"/>
@@ -24805,7 +26229,7 @@
       <w:lvlText w:val=""/>
       <w:lvlJc w:val="left"/>
       <w:pPr>
-        <w:ind w:left="2880" w:hanging="360"/>
+        <w:ind w:left="4440" w:hanging="360"/>
       </w:pPr>
       <w:rPr>
         <w:rFonts w:ascii="Symbol" w:hAnsi="Symbol" w:hint="default"/>
@@ -24817,7 +26241,7 @@
       <w:lvlText w:val="o"/>
       <w:lvlJc w:val="left"/>
       <w:pPr>
-        <w:ind w:left="3600" w:hanging="360"/>
+        <w:ind w:left="5160" w:hanging="360"/>
       </w:pPr>
       <w:rPr>
         <w:rFonts w:ascii="Courier New" w:hAnsi="Courier New" w:cs="Courier New" w:hint="default"/>
@@ -24829,7 +26253,7 @@
       <w:lvlText w:val=""/>
       <w:lvlJc w:val="left"/>
       <w:pPr>
-        <w:ind w:left="4320" w:hanging="360"/>
+        <w:ind w:left="5880" w:hanging="360"/>
       </w:pPr>
       <w:rPr>
         <w:rFonts w:ascii="Wingdings" w:hAnsi="Wingdings" w:hint="default"/>
@@ -24841,7 +26265,7 @@
       <w:lvlText w:val=""/>
       <w:lvlJc w:val="left"/>
       <w:pPr>
-        <w:ind w:left="5040" w:hanging="360"/>
+        <w:ind w:left="6600" w:hanging="360"/>
       </w:pPr>
       <w:rPr>
         <w:rFonts w:ascii="Symbol" w:hAnsi="Symbol" w:hint="default"/>
@@ -24853,7 +26277,7 @@
       <w:lvlText w:val="o"/>
       <w:lvlJc w:val="left"/>
       <w:pPr>
-        <w:ind w:left="5760" w:hanging="360"/>
+        <w:ind w:left="7320" w:hanging="360"/>
       </w:pPr>
       <w:rPr>
         <w:rFonts w:ascii="Courier New" w:hAnsi="Courier New" w:cs="Courier New" w:hint="default"/>
@@ -24865,7 +26289,7 @@
       <w:lvlText w:val=""/>
       <w:lvlJc w:val="left"/>
       <w:pPr>
-        <w:ind w:left="6480" w:hanging="360"/>
+        <w:ind w:left="8040" w:hanging="360"/>
       </w:pPr>
       <w:rPr>
         <w:rFonts w:ascii="Wingdings" w:hAnsi="Wingdings" w:hint="default"/>
@@ -24873,16 +26297,16 @@
     </w:lvl>
   </w:abstractNum>
   <w:abstractNum w:abstractNumId="1" w15:restartNumberingAfterBreak="0">
-    <w:nsid w:val="178908E7"/>
+    <w:nsid w:val="023132A8"/>
     <w:multiLevelType w:val="hybridMultilevel"/>
-    <w:tmpl w:val="707E2164"/>
-    <w:lvl w:ilvl="0" w:tplc="8E0CEDE8">
+    <w:tmpl w:val="217AC0CE"/>
+    <w:lvl w:ilvl="0" w:tplc="04190001">
       <w:start w:val="1"/>
       <w:numFmt w:val="bullet"/>
-      <w:lvlText w:val=""/>
+      <w:lvlText w:val=""/>
       <w:lvlJc w:val="left"/>
       <w:pPr>
-        <w:ind w:left="1429" w:hanging="360"/>
+        <w:ind w:left="360" w:hanging="360"/>
       </w:pPr>
       <w:rPr>
         <w:rFonts w:ascii="Symbol" w:hAnsi="Symbol" w:hint="default"/>
@@ -24894,7 +26318,7 @@
       <w:lvlText w:val="o"/>
       <w:lvlJc w:val="left"/>
       <w:pPr>
-        <w:ind w:left="1440" w:hanging="360"/>
+        <w:ind w:left="1080" w:hanging="360"/>
       </w:pPr>
       <w:rPr>
         <w:rFonts w:ascii="Courier New" w:hAnsi="Courier New" w:cs="Courier New" w:hint="default"/>
@@ -24906,7 +26330,7 @@
       <w:lvlText w:val=""/>
       <w:lvlJc w:val="left"/>
       <w:pPr>
-        <w:ind w:left="2160" w:hanging="360"/>
+        <w:ind w:left="1800" w:hanging="360"/>
       </w:pPr>
       <w:rPr>
         <w:rFonts w:ascii="Wingdings" w:hAnsi="Wingdings" w:hint="default"/>
@@ -24918,7 +26342,7 @@
       <w:lvlText w:val=""/>
       <w:lvlJc w:val="left"/>
       <w:pPr>
-        <w:ind w:left="2880" w:hanging="360"/>
+        <w:ind w:left="2520" w:hanging="360"/>
       </w:pPr>
       <w:rPr>
         <w:rFonts w:ascii="Symbol" w:hAnsi="Symbol" w:hint="default"/>
@@ -24930,7 +26354,7 @@
       <w:lvlText w:val="o"/>
       <w:lvlJc w:val="left"/>
       <w:pPr>
-        <w:ind w:left="3600" w:hanging="360"/>
+        <w:ind w:left="3240" w:hanging="360"/>
       </w:pPr>
       <w:rPr>
         <w:rFonts w:ascii="Courier New" w:hAnsi="Courier New" w:cs="Courier New" w:hint="default"/>
@@ -24942,7 +26366,7 @@
       <w:lvlText w:val=""/>
       <w:lvlJc w:val="left"/>
       <w:pPr>
-        <w:ind w:left="4320" w:hanging="360"/>
+        <w:ind w:left="3960" w:hanging="360"/>
       </w:pPr>
       <w:rPr>
         <w:rFonts w:ascii="Wingdings" w:hAnsi="Wingdings" w:hint="default"/>
@@ -24954,7 +26378,7 @@
       <w:lvlText w:val=""/>
       <w:lvlJc w:val="left"/>
       <w:pPr>
-        <w:ind w:left="5040" w:hanging="360"/>
+        <w:ind w:left="4680" w:hanging="360"/>
       </w:pPr>
       <w:rPr>
         <w:rFonts w:ascii="Symbol" w:hAnsi="Symbol" w:hint="default"/>
@@ -24966,7 +26390,7 @@
       <w:lvlText w:val="o"/>
       <w:lvlJc w:val="left"/>
       <w:pPr>
-        <w:ind w:left="5760" w:hanging="360"/>
+        <w:ind w:left="5400" w:hanging="360"/>
       </w:pPr>
       <w:rPr>
         <w:rFonts w:ascii="Courier New" w:hAnsi="Courier New" w:cs="Courier New" w:hint="default"/>
@@ -24978,7 +26402,7 @@
       <w:lvlText w:val=""/>
       <w:lvlJc w:val="left"/>
       <w:pPr>
-        <w:ind w:left="6480" w:hanging="360"/>
+        <w:ind w:left="6120" w:hanging="360"/>
       </w:pPr>
       <w:rPr>
         <w:rFonts w:ascii="Wingdings" w:hAnsi="Wingdings" w:hint="default"/>
@@ -24986,194 +26410,16 @@
     </w:lvl>
   </w:abstractNum>
   <w:abstractNum w:abstractNumId="2" w15:restartNumberingAfterBreak="0">
-    <w:nsid w:val="49B1574C"/>
+    <w:nsid w:val="178908E7"/>
     <w:multiLevelType w:val="hybridMultilevel"/>
-    <w:tmpl w:val="7ABCF09E"/>
-    <w:lvl w:ilvl="0" w:tplc="0419000F">
-      <w:start w:val="1"/>
-      <w:numFmt w:val="decimal"/>
-      <w:lvlText w:val="%1."/>
-      <w:lvlJc w:val="left"/>
-      <w:pPr>
-        <w:ind w:left="1429" w:hanging="360"/>
-      </w:pPr>
-    </w:lvl>
-    <w:lvl w:ilvl="1" w:tplc="04190019" w:tentative="1">
-      <w:start w:val="1"/>
-      <w:numFmt w:val="lowerLetter"/>
-      <w:lvlText w:val="%2."/>
-      <w:lvlJc w:val="left"/>
-      <w:pPr>
-        <w:ind w:left="2149" w:hanging="360"/>
-      </w:pPr>
-    </w:lvl>
-    <w:lvl w:ilvl="2" w:tplc="0419001B" w:tentative="1">
-      <w:start w:val="1"/>
-      <w:numFmt w:val="lowerRoman"/>
-      <w:lvlText w:val="%3."/>
-      <w:lvlJc w:val="right"/>
-      <w:pPr>
-        <w:ind w:left="2869" w:hanging="180"/>
-      </w:pPr>
-    </w:lvl>
-    <w:lvl w:ilvl="3" w:tplc="0419000F" w:tentative="1">
-      <w:start w:val="1"/>
-      <w:numFmt w:val="decimal"/>
-      <w:lvlText w:val="%4."/>
-      <w:lvlJc w:val="left"/>
-      <w:pPr>
-        <w:ind w:left="3589" w:hanging="360"/>
-      </w:pPr>
-    </w:lvl>
-    <w:lvl w:ilvl="4" w:tplc="04190019" w:tentative="1">
-      <w:start w:val="1"/>
-      <w:numFmt w:val="lowerLetter"/>
-      <w:lvlText w:val="%5."/>
-      <w:lvlJc w:val="left"/>
-      <w:pPr>
-        <w:ind w:left="4309" w:hanging="360"/>
-      </w:pPr>
-    </w:lvl>
-    <w:lvl w:ilvl="5" w:tplc="0419001B" w:tentative="1">
-      <w:start w:val="1"/>
-      <w:numFmt w:val="lowerRoman"/>
-      <w:lvlText w:val="%6."/>
-      <w:lvlJc w:val="right"/>
-      <w:pPr>
-        <w:ind w:left="5029" w:hanging="180"/>
-      </w:pPr>
-    </w:lvl>
-    <w:lvl w:ilvl="6" w:tplc="0419000F" w:tentative="1">
-      <w:start w:val="1"/>
-      <w:numFmt w:val="decimal"/>
-      <w:lvlText w:val="%7."/>
-      <w:lvlJc w:val="left"/>
-      <w:pPr>
-        <w:ind w:left="5749" w:hanging="360"/>
-      </w:pPr>
-    </w:lvl>
-    <w:lvl w:ilvl="7" w:tplc="04190019" w:tentative="1">
-      <w:start w:val="1"/>
-      <w:numFmt w:val="lowerLetter"/>
-      <w:lvlText w:val="%8."/>
-      <w:lvlJc w:val="left"/>
-      <w:pPr>
-        <w:ind w:left="6469" w:hanging="360"/>
-      </w:pPr>
-    </w:lvl>
-    <w:lvl w:ilvl="8" w:tplc="0419001B" w:tentative="1">
-      <w:start w:val="1"/>
-      <w:numFmt w:val="lowerRoman"/>
-      <w:lvlText w:val="%9."/>
-      <w:lvlJc w:val="right"/>
-      <w:pPr>
-        <w:ind w:left="7189" w:hanging="180"/>
-      </w:pPr>
-    </w:lvl>
-  </w:abstractNum>
-  <w:abstractNum w:abstractNumId="3" w15:restartNumberingAfterBreak="0">
-    <w:nsid w:val="550E5467"/>
-    <w:multiLevelType w:val="hybridMultilevel"/>
-    <w:tmpl w:val="29283B90"/>
-    <w:lvl w:ilvl="0" w:tplc="04E05228">
-      <w:start w:val="1"/>
-      <w:numFmt w:val="decimal"/>
-      <w:lvlText w:val="%1."/>
-      <w:lvlJc w:val="left"/>
-      <w:pPr>
-        <w:ind w:left="1429" w:hanging="360"/>
-      </w:pPr>
-      <w:rPr>
-        <w:b/>
-        <w:bCs/>
-        <w:i w:val="0"/>
-        <w:iCs w:val="0"/>
-      </w:rPr>
-    </w:lvl>
-    <w:lvl w:ilvl="1" w:tplc="04190019" w:tentative="1">
-      <w:start w:val="1"/>
-      <w:numFmt w:val="lowerLetter"/>
-      <w:lvlText w:val="%2."/>
-      <w:lvlJc w:val="left"/>
-      <w:pPr>
-        <w:ind w:left="2149" w:hanging="360"/>
-      </w:pPr>
-    </w:lvl>
-    <w:lvl w:ilvl="2" w:tplc="0419001B" w:tentative="1">
-      <w:start w:val="1"/>
-      <w:numFmt w:val="lowerRoman"/>
-      <w:lvlText w:val="%3."/>
-      <w:lvlJc w:val="right"/>
-      <w:pPr>
-        <w:ind w:left="2869" w:hanging="180"/>
-      </w:pPr>
-    </w:lvl>
-    <w:lvl w:ilvl="3" w:tplc="0419000F" w:tentative="1">
-      <w:start w:val="1"/>
-      <w:numFmt w:val="decimal"/>
-      <w:lvlText w:val="%4."/>
-      <w:lvlJc w:val="left"/>
-      <w:pPr>
-        <w:ind w:left="3589" w:hanging="360"/>
-      </w:pPr>
-    </w:lvl>
-    <w:lvl w:ilvl="4" w:tplc="04190019" w:tentative="1">
-      <w:start w:val="1"/>
-      <w:numFmt w:val="lowerLetter"/>
-      <w:lvlText w:val="%5."/>
-      <w:lvlJc w:val="left"/>
-      <w:pPr>
-        <w:ind w:left="4309" w:hanging="360"/>
-      </w:pPr>
-    </w:lvl>
-    <w:lvl w:ilvl="5" w:tplc="0419001B" w:tentative="1">
-      <w:start w:val="1"/>
-      <w:numFmt w:val="lowerRoman"/>
-      <w:lvlText w:val="%6."/>
-      <w:lvlJc w:val="right"/>
-      <w:pPr>
-        <w:ind w:left="5029" w:hanging="180"/>
-      </w:pPr>
-    </w:lvl>
-    <w:lvl w:ilvl="6" w:tplc="0419000F" w:tentative="1">
-      <w:start w:val="1"/>
-      <w:numFmt w:val="decimal"/>
-      <w:lvlText w:val="%7."/>
-      <w:lvlJc w:val="left"/>
-      <w:pPr>
-        <w:ind w:left="5749" w:hanging="360"/>
-      </w:pPr>
-    </w:lvl>
-    <w:lvl w:ilvl="7" w:tplc="04190019" w:tentative="1">
-      <w:start w:val="1"/>
-      <w:numFmt w:val="lowerLetter"/>
-      <w:lvlText w:val="%8."/>
-      <w:lvlJc w:val="left"/>
-      <w:pPr>
-        <w:ind w:left="6469" w:hanging="360"/>
-      </w:pPr>
-    </w:lvl>
-    <w:lvl w:ilvl="8" w:tplc="0419001B" w:tentative="1">
-      <w:start w:val="1"/>
-      <w:numFmt w:val="lowerRoman"/>
-      <w:lvlText w:val="%9."/>
-      <w:lvlJc w:val="right"/>
-      <w:pPr>
-        <w:ind w:left="7189" w:hanging="180"/>
-      </w:pPr>
-    </w:lvl>
-  </w:abstractNum>
-  <w:abstractNum w:abstractNumId="4" w15:restartNumberingAfterBreak="0">
-    <w:nsid w:val="5EAA748E"/>
-    <w:multiLevelType w:val="hybridMultilevel"/>
-    <w:tmpl w:val="96CE066A"/>
-    <w:lvl w:ilvl="0" w:tplc="04190001">
+    <w:tmpl w:val="707E2164"/>
+    <w:lvl w:ilvl="0" w:tplc="8E0CEDE8">
       <w:start w:val="1"/>
       <w:numFmt w:val="bullet"/>
-      <w:lvlText w:val=""/>
+      <w:lvlText w:val=""/>
       <w:lvlJc w:val="left"/>
       <w:pPr>
-        <w:ind w:left="2149" w:hanging="360"/>
+        <w:ind w:left="1429" w:hanging="360"/>
       </w:pPr>
       <w:rPr>
         <w:rFonts w:ascii="Symbol" w:hAnsi="Symbol" w:hint="default"/>
@@ -25185,7 +26431,7 @@
       <w:lvlText w:val="o"/>
       <w:lvlJc w:val="left"/>
       <w:pPr>
-        <w:ind w:left="2869" w:hanging="360"/>
+        <w:ind w:left="1440" w:hanging="360"/>
       </w:pPr>
       <w:rPr>
         <w:rFonts w:ascii="Courier New" w:hAnsi="Courier New" w:cs="Courier New" w:hint="default"/>
@@ -25197,7 +26443,7 @@
       <w:lvlText w:val=""/>
       <w:lvlJc w:val="left"/>
       <w:pPr>
-        <w:ind w:left="3589" w:hanging="360"/>
+        <w:ind w:left="2160" w:hanging="360"/>
       </w:pPr>
       <w:rPr>
         <w:rFonts w:ascii="Wingdings" w:hAnsi="Wingdings" w:hint="default"/>
@@ -25209,7 +26455,7 @@
       <w:lvlText w:val=""/>
       <w:lvlJc w:val="left"/>
       <w:pPr>
-        <w:ind w:left="4309" w:hanging="360"/>
+        <w:ind w:left="2880" w:hanging="360"/>
       </w:pPr>
       <w:rPr>
         <w:rFonts w:ascii="Symbol" w:hAnsi="Symbol" w:hint="default"/>
@@ -25221,7 +26467,7 @@
       <w:lvlText w:val="o"/>
       <w:lvlJc w:val="left"/>
       <w:pPr>
-        <w:ind w:left="5029" w:hanging="360"/>
+        <w:ind w:left="3600" w:hanging="360"/>
       </w:pPr>
       <w:rPr>
         <w:rFonts w:ascii="Courier New" w:hAnsi="Courier New" w:cs="Courier New" w:hint="default"/>
@@ -25233,7 +26479,7 @@
       <w:lvlText w:val=""/>
       <w:lvlJc w:val="left"/>
       <w:pPr>
-        <w:ind w:left="5749" w:hanging="360"/>
+        <w:ind w:left="4320" w:hanging="360"/>
       </w:pPr>
       <w:rPr>
         <w:rFonts w:ascii="Wingdings" w:hAnsi="Wingdings" w:hint="default"/>
@@ -25245,7 +26491,7 @@
       <w:lvlText w:val=""/>
       <w:lvlJc w:val="left"/>
       <w:pPr>
-        <w:ind w:left="6469" w:hanging="360"/>
+        <w:ind w:left="5040" w:hanging="360"/>
       </w:pPr>
       <w:rPr>
         <w:rFonts w:ascii="Symbol" w:hAnsi="Symbol" w:hint="default"/>
@@ -25257,7 +26503,7 @@
       <w:lvlText w:val="o"/>
       <w:lvlJc w:val="left"/>
       <w:pPr>
-        <w:ind w:left="7189" w:hanging="360"/>
+        <w:ind w:left="5760" w:hanging="360"/>
       </w:pPr>
       <w:rPr>
         <w:rFonts w:ascii="Courier New" w:hAnsi="Courier New" w:cs="Courier New" w:hint="default"/>
@@ -25269,24 +26515,296 @@
       <w:lvlText w:val=""/>
       <w:lvlJc w:val="left"/>
       <w:pPr>
-        <w:ind w:left="7909" w:hanging="360"/>
+        <w:ind w:left="6480" w:hanging="360"/>
       </w:pPr>
       <w:rPr>
         <w:rFonts w:ascii="Wingdings" w:hAnsi="Wingdings" w:hint="default"/>
       </w:rPr>
     </w:lvl>
   </w:abstractNum>
+  <w:abstractNum w:abstractNumId="3" w15:restartNumberingAfterBreak="0">
+    <w:nsid w:val="49B1574C"/>
+    <w:multiLevelType w:val="hybridMultilevel"/>
+    <w:tmpl w:val="7ABCF09E"/>
+    <w:lvl w:ilvl="0" w:tplc="0419000F">
+      <w:start w:val="1"/>
+      <w:numFmt w:val="decimal"/>
+      <w:lvlText w:val="%1."/>
+      <w:lvlJc w:val="left"/>
+      <w:pPr>
+        <w:ind w:left="1429" w:hanging="360"/>
+      </w:pPr>
+    </w:lvl>
+    <w:lvl w:ilvl="1" w:tplc="04190019" w:tentative="1">
+      <w:start w:val="1"/>
+      <w:numFmt w:val="lowerLetter"/>
+      <w:lvlText w:val="%2."/>
+      <w:lvlJc w:val="left"/>
+      <w:pPr>
+        <w:ind w:left="2149" w:hanging="360"/>
+      </w:pPr>
+    </w:lvl>
+    <w:lvl w:ilvl="2" w:tplc="0419001B" w:tentative="1">
+      <w:start w:val="1"/>
+      <w:numFmt w:val="lowerRoman"/>
+      <w:lvlText w:val="%3."/>
+      <w:lvlJc w:val="right"/>
+      <w:pPr>
+        <w:ind w:left="2869" w:hanging="180"/>
+      </w:pPr>
+    </w:lvl>
+    <w:lvl w:ilvl="3" w:tplc="0419000F" w:tentative="1">
+      <w:start w:val="1"/>
+      <w:numFmt w:val="decimal"/>
+      <w:lvlText w:val="%4."/>
+      <w:lvlJc w:val="left"/>
+      <w:pPr>
+        <w:ind w:left="3589" w:hanging="360"/>
+      </w:pPr>
+    </w:lvl>
+    <w:lvl w:ilvl="4" w:tplc="04190019" w:tentative="1">
+      <w:start w:val="1"/>
+      <w:numFmt w:val="lowerLetter"/>
+      <w:lvlText w:val="%5."/>
+      <w:lvlJc w:val="left"/>
+      <w:pPr>
+        <w:ind w:left="4309" w:hanging="360"/>
+      </w:pPr>
+    </w:lvl>
+    <w:lvl w:ilvl="5" w:tplc="0419001B" w:tentative="1">
+      <w:start w:val="1"/>
+      <w:numFmt w:val="lowerRoman"/>
+      <w:lvlText w:val="%6."/>
+      <w:lvlJc w:val="right"/>
+      <w:pPr>
+        <w:ind w:left="5029" w:hanging="180"/>
+      </w:pPr>
+    </w:lvl>
+    <w:lvl w:ilvl="6" w:tplc="0419000F" w:tentative="1">
+      <w:start w:val="1"/>
+      <w:numFmt w:val="decimal"/>
+      <w:lvlText w:val="%7."/>
+      <w:lvlJc w:val="left"/>
+      <w:pPr>
+        <w:ind w:left="5749" w:hanging="360"/>
+      </w:pPr>
+    </w:lvl>
+    <w:lvl w:ilvl="7" w:tplc="04190019" w:tentative="1">
+      <w:start w:val="1"/>
+      <w:numFmt w:val="lowerLetter"/>
+      <w:lvlText w:val="%8."/>
+      <w:lvlJc w:val="left"/>
+      <w:pPr>
+        <w:ind w:left="6469" w:hanging="360"/>
+      </w:pPr>
+    </w:lvl>
+    <w:lvl w:ilvl="8" w:tplc="0419001B" w:tentative="1">
+      <w:start w:val="1"/>
+      <w:numFmt w:val="lowerRoman"/>
+      <w:lvlText w:val="%9."/>
+      <w:lvlJc w:val="right"/>
+      <w:pPr>
+        <w:ind w:left="7189" w:hanging="180"/>
+      </w:pPr>
+    </w:lvl>
+  </w:abstractNum>
+  <w:abstractNum w:abstractNumId="4" w15:restartNumberingAfterBreak="0">
+    <w:nsid w:val="550E5467"/>
+    <w:multiLevelType w:val="hybridMultilevel"/>
+    <w:tmpl w:val="C776B02C"/>
+    <w:lvl w:ilvl="0" w:tplc="68FC000A">
+      <w:start w:val="1"/>
+      <w:numFmt w:val="decimal"/>
+      <w:lvlText w:val="%1."/>
+      <w:lvlJc w:val="left"/>
+      <w:pPr>
+        <w:ind w:left="1429" w:hanging="360"/>
+      </w:pPr>
+      <w:rPr>
+        <w:rFonts w:hint="default"/>
+        <w:b/>
+        <w:bCs/>
+        <w:i w:val="0"/>
+        <w:iCs w:val="0"/>
+      </w:rPr>
+    </w:lvl>
+    <w:lvl w:ilvl="1" w:tplc="04190019">
+      <w:start w:val="1"/>
+      <w:numFmt w:val="lowerLetter"/>
+      <w:lvlText w:val="%2."/>
+      <w:lvlJc w:val="left"/>
+      <w:pPr>
+        <w:ind w:left="2149" w:hanging="360"/>
+      </w:pPr>
+    </w:lvl>
+    <w:lvl w:ilvl="2" w:tplc="0419001B" w:tentative="1">
+      <w:start w:val="1"/>
+      <w:numFmt w:val="lowerRoman"/>
+      <w:lvlText w:val="%3."/>
+      <w:lvlJc w:val="right"/>
+      <w:pPr>
+        <w:ind w:left="2869" w:hanging="180"/>
+      </w:pPr>
+    </w:lvl>
+    <w:lvl w:ilvl="3" w:tplc="0419000F" w:tentative="1">
+      <w:start w:val="1"/>
+      <w:numFmt w:val="decimal"/>
+      <w:lvlText w:val="%4."/>
+      <w:lvlJc w:val="left"/>
+      <w:pPr>
+        <w:ind w:left="3589" w:hanging="360"/>
+      </w:pPr>
+    </w:lvl>
+    <w:lvl w:ilvl="4" w:tplc="04190019" w:tentative="1">
+      <w:start w:val="1"/>
+      <w:numFmt w:val="lowerLetter"/>
+      <w:lvlText w:val="%5."/>
+      <w:lvlJc w:val="left"/>
+      <w:pPr>
+        <w:ind w:left="4309" w:hanging="360"/>
+      </w:pPr>
+    </w:lvl>
+    <w:lvl w:ilvl="5" w:tplc="0419001B" w:tentative="1">
+      <w:start w:val="1"/>
+      <w:numFmt w:val="lowerRoman"/>
+      <w:lvlText w:val="%6."/>
+      <w:lvlJc w:val="right"/>
+      <w:pPr>
+        <w:ind w:left="5029" w:hanging="180"/>
+      </w:pPr>
+    </w:lvl>
+    <w:lvl w:ilvl="6" w:tplc="0419000F" w:tentative="1">
+      <w:start w:val="1"/>
+      <w:numFmt w:val="decimal"/>
+      <w:lvlText w:val="%7."/>
+      <w:lvlJc w:val="left"/>
+      <w:pPr>
+        <w:ind w:left="5749" w:hanging="360"/>
+      </w:pPr>
+    </w:lvl>
+    <w:lvl w:ilvl="7" w:tplc="04190019" w:tentative="1">
+      <w:start w:val="1"/>
+      <w:numFmt w:val="lowerLetter"/>
+      <w:lvlText w:val="%8."/>
+      <w:lvlJc w:val="left"/>
+      <w:pPr>
+        <w:ind w:left="6469" w:hanging="360"/>
+      </w:pPr>
+    </w:lvl>
+    <w:lvl w:ilvl="8" w:tplc="0419001B" w:tentative="1">
+      <w:start w:val="1"/>
+      <w:numFmt w:val="lowerRoman"/>
+      <w:lvlText w:val="%9."/>
+      <w:lvlJc w:val="right"/>
+      <w:pPr>
+        <w:ind w:left="7189" w:hanging="180"/>
+      </w:pPr>
+    </w:lvl>
+  </w:abstractNum>
   <w:abstractNum w:abstractNumId="5" w15:restartNumberingAfterBreak="0">
-    <w:nsid w:val="7C7F711A"/>
+    <w:nsid w:val="5C3D5BE2"/>
     <w:multiLevelType w:val="hybridMultilevel"/>
-    <w:tmpl w:val="646287BC"/>
-    <w:lvl w:ilvl="0" w:tplc="8E0CEDE8">
+    <w:tmpl w:val="C776B02C"/>
+    <w:lvl w:ilvl="0" w:tplc="FFFFFFFF">
+      <w:start w:val="1"/>
+      <w:numFmt w:val="decimal"/>
+      <w:lvlText w:val="%1."/>
+      <w:lvlJc w:val="left"/>
+      <w:pPr>
+        <w:ind w:left="1429" w:hanging="360"/>
+      </w:pPr>
+      <w:rPr>
+        <w:rFonts w:hint="default"/>
+        <w:b/>
+        <w:bCs/>
+        <w:i w:val="0"/>
+        <w:iCs w:val="0"/>
+      </w:rPr>
+    </w:lvl>
+    <w:lvl w:ilvl="1" w:tplc="FFFFFFFF">
+      <w:start w:val="1"/>
+      <w:numFmt w:val="lowerLetter"/>
+      <w:lvlText w:val="%2."/>
+      <w:lvlJc w:val="left"/>
+      <w:pPr>
+        <w:ind w:left="2149" w:hanging="360"/>
+      </w:pPr>
+    </w:lvl>
+    <w:lvl w:ilvl="2" w:tplc="FFFFFFFF" w:tentative="1">
+      <w:start w:val="1"/>
+      <w:numFmt w:val="lowerRoman"/>
+      <w:lvlText w:val="%3."/>
+      <w:lvlJc w:val="right"/>
+      <w:pPr>
+        <w:ind w:left="2869" w:hanging="180"/>
+      </w:pPr>
+    </w:lvl>
+    <w:lvl w:ilvl="3" w:tplc="FFFFFFFF" w:tentative="1">
+      <w:start w:val="1"/>
+      <w:numFmt w:val="decimal"/>
+      <w:lvlText w:val="%4."/>
+      <w:lvlJc w:val="left"/>
+      <w:pPr>
+        <w:ind w:left="3589" w:hanging="360"/>
+      </w:pPr>
+    </w:lvl>
+    <w:lvl w:ilvl="4" w:tplc="FFFFFFFF" w:tentative="1">
+      <w:start w:val="1"/>
+      <w:numFmt w:val="lowerLetter"/>
+      <w:lvlText w:val="%5."/>
+      <w:lvlJc w:val="left"/>
+      <w:pPr>
+        <w:ind w:left="4309" w:hanging="360"/>
+      </w:pPr>
+    </w:lvl>
+    <w:lvl w:ilvl="5" w:tplc="FFFFFFFF" w:tentative="1">
+      <w:start w:val="1"/>
+      <w:numFmt w:val="lowerRoman"/>
+      <w:lvlText w:val="%6."/>
+      <w:lvlJc w:val="right"/>
+      <w:pPr>
+        <w:ind w:left="5029" w:hanging="180"/>
+      </w:pPr>
+    </w:lvl>
+    <w:lvl w:ilvl="6" w:tplc="FFFFFFFF" w:tentative="1">
+      <w:start w:val="1"/>
+      <w:numFmt w:val="decimal"/>
+      <w:lvlText w:val="%7."/>
+      <w:lvlJc w:val="left"/>
+      <w:pPr>
+        <w:ind w:left="5749" w:hanging="360"/>
+      </w:pPr>
+    </w:lvl>
+    <w:lvl w:ilvl="7" w:tplc="FFFFFFFF" w:tentative="1">
+      <w:start w:val="1"/>
+      <w:numFmt w:val="lowerLetter"/>
+      <w:lvlText w:val="%8."/>
+      <w:lvlJc w:val="left"/>
+      <w:pPr>
+        <w:ind w:left="6469" w:hanging="360"/>
+      </w:pPr>
+    </w:lvl>
+    <w:lvl w:ilvl="8" w:tplc="FFFFFFFF" w:tentative="1">
+      <w:start w:val="1"/>
+      <w:numFmt w:val="lowerRoman"/>
+      <w:lvlText w:val="%9."/>
+      <w:lvlJc w:val="right"/>
+      <w:pPr>
+        <w:ind w:left="7189" w:hanging="180"/>
+      </w:pPr>
+    </w:lvl>
+  </w:abstractNum>
+  <w:abstractNum w:abstractNumId="6" w15:restartNumberingAfterBreak="0">
+    <w:nsid w:val="5EAA748E"/>
+    <w:multiLevelType w:val="hybridMultilevel"/>
+    <w:tmpl w:val="96CE066A"/>
+    <w:lvl w:ilvl="0" w:tplc="04190001">
       <w:start w:val="1"/>
       <w:numFmt w:val="bullet"/>
-      <w:lvlText w:val=""/>
+      <w:lvlText w:val=""/>
       <w:lvlJc w:val="left"/>
       <w:pPr>
-        <w:ind w:left="1353" w:hanging="360"/>
+        <w:ind w:left="2149" w:hanging="360"/>
       </w:pPr>
       <w:rPr>
         <w:rFonts w:ascii="Symbol" w:hAnsi="Symbol" w:hint="default"/>
@@ -25298,7 +26816,7 @@
       <w:lvlText w:val="o"/>
       <w:lvlJc w:val="left"/>
       <w:pPr>
-        <w:ind w:left="2073" w:hanging="360"/>
+        <w:ind w:left="2869" w:hanging="360"/>
       </w:pPr>
       <w:rPr>
         <w:rFonts w:ascii="Courier New" w:hAnsi="Courier New" w:cs="Courier New" w:hint="default"/>
@@ -25310,7 +26828,7 @@
       <w:lvlText w:val=""/>
       <w:lvlJc w:val="left"/>
       <w:pPr>
-        <w:ind w:left="2793" w:hanging="360"/>
+        <w:ind w:left="3589" w:hanging="360"/>
       </w:pPr>
       <w:rPr>
         <w:rFonts w:ascii="Wingdings" w:hAnsi="Wingdings" w:hint="default"/>
@@ -25322,7 +26840,7 @@
       <w:lvlText w:val=""/>
       <w:lvlJc w:val="left"/>
       <w:pPr>
-        <w:ind w:left="3513" w:hanging="360"/>
+        <w:ind w:left="4309" w:hanging="360"/>
       </w:pPr>
       <w:rPr>
         <w:rFonts w:ascii="Symbol" w:hAnsi="Symbol" w:hint="default"/>
@@ -25334,7 +26852,7 @@
       <w:lvlText w:val="o"/>
       <w:lvlJc w:val="left"/>
       <w:pPr>
-        <w:ind w:left="4233" w:hanging="360"/>
+        <w:ind w:left="5029" w:hanging="360"/>
       </w:pPr>
       <w:rPr>
         <w:rFonts w:ascii="Courier New" w:hAnsi="Courier New" w:cs="Courier New" w:hint="default"/>
@@ -25346,7 +26864,7 @@
       <w:lvlText w:val=""/>
       <w:lvlJc w:val="left"/>
       <w:pPr>
-        <w:ind w:left="4953" w:hanging="360"/>
+        <w:ind w:left="5749" w:hanging="360"/>
       </w:pPr>
       <w:rPr>
         <w:rFonts w:ascii="Wingdings" w:hAnsi="Wingdings" w:hint="default"/>
@@ -25358,7 +26876,7 @@
       <w:lvlText w:val=""/>
       <w:lvlJc w:val="left"/>
       <w:pPr>
-        <w:ind w:left="5673" w:hanging="360"/>
+        <w:ind w:left="6469" w:hanging="360"/>
       </w:pPr>
       <w:rPr>
         <w:rFonts w:ascii="Symbol" w:hAnsi="Symbol" w:hint="default"/>
@@ -25370,7 +26888,7 @@
       <w:lvlText w:val="o"/>
       <w:lvlJc w:val="left"/>
       <w:pPr>
-        <w:ind w:left="6393" w:hanging="360"/>
+        <w:ind w:left="7189" w:hanging="360"/>
       </w:pPr>
       <w:rPr>
         <w:rFonts w:ascii="Courier New" w:hAnsi="Courier New" w:cs="Courier New" w:hint="default"/>
@@ -25382,14 +26900,127 @@
       <w:lvlText w:val=""/>
       <w:lvlJc w:val="left"/>
       <w:pPr>
-        <w:ind w:left="7113" w:hanging="360"/>
+        <w:ind w:left="7909" w:hanging="360"/>
       </w:pPr>
       <w:rPr>
         <w:rFonts w:ascii="Wingdings" w:hAnsi="Wingdings" w:hint="default"/>
       </w:rPr>
     </w:lvl>
   </w:abstractNum>
-  <w:abstractNum w:abstractNumId="6" w15:restartNumberingAfterBreak="0">
+  <w:abstractNum w:abstractNumId="7" w15:restartNumberingAfterBreak="0">
+    <w:nsid w:val="7C7F711A"/>
+    <w:multiLevelType w:val="hybridMultilevel"/>
+    <w:tmpl w:val="646287BC"/>
+    <w:lvl w:ilvl="0" w:tplc="8E0CEDE8">
+      <w:start w:val="1"/>
+      <w:numFmt w:val="bullet"/>
+      <w:lvlText w:val=""/>
+      <w:lvlJc w:val="left"/>
+      <w:pPr>
+        <w:ind w:left="1353" w:hanging="360"/>
+      </w:pPr>
+      <w:rPr>
+        <w:rFonts w:ascii="Symbol" w:hAnsi="Symbol" w:hint="default"/>
+      </w:rPr>
+    </w:lvl>
+    <w:lvl w:ilvl="1" w:tplc="04190003" w:tentative="1">
+      <w:start w:val="1"/>
+      <w:numFmt w:val="bullet"/>
+      <w:lvlText w:val="o"/>
+      <w:lvlJc w:val="left"/>
+      <w:pPr>
+        <w:ind w:left="2073" w:hanging="360"/>
+      </w:pPr>
+      <w:rPr>
+        <w:rFonts w:ascii="Courier New" w:hAnsi="Courier New" w:cs="Courier New" w:hint="default"/>
+      </w:rPr>
+    </w:lvl>
+    <w:lvl w:ilvl="2" w:tplc="04190005" w:tentative="1">
+      <w:start w:val="1"/>
+      <w:numFmt w:val="bullet"/>
+      <w:lvlText w:val=""/>
+      <w:lvlJc w:val="left"/>
+      <w:pPr>
+        <w:ind w:left="2793" w:hanging="360"/>
+      </w:pPr>
+      <w:rPr>
+        <w:rFonts w:ascii="Wingdings" w:hAnsi="Wingdings" w:hint="default"/>
+      </w:rPr>
+    </w:lvl>
+    <w:lvl w:ilvl="3" w:tplc="04190001" w:tentative="1">
+      <w:start w:val="1"/>
+      <w:numFmt w:val="bullet"/>
+      <w:lvlText w:val=""/>
+      <w:lvlJc w:val="left"/>
+      <w:pPr>
+        <w:ind w:left="3513" w:hanging="360"/>
+      </w:pPr>
+      <w:rPr>
+        <w:rFonts w:ascii="Symbol" w:hAnsi="Symbol" w:hint="default"/>
+      </w:rPr>
+    </w:lvl>
+    <w:lvl w:ilvl="4" w:tplc="04190003" w:tentative="1">
+      <w:start w:val="1"/>
+      <w:numFmt w:val="bullet"/>
+      <w:lvlText w:val="o"/>
+      <w:lvlJc w:val="left"/>
+      <w:pPr>
+        <w:ind w:left="4233" w:hanging="360"/>
+      </w:pPr>
+      <w:rPr>
+        <w:rFonts w:ascii="Courier New" w:hAnsi="Courier New" w:cs="Courier New" w:hint="default"/>
+      </w:rPr>
+    </w:lvl>
+    <w:lvl w:ilvl="5" w:tplc="04190005" w:tentative="1">
+      <w:start w:val="1"/>
+      <w:numFmt w:val="bullet"/>
+      <w:lvlText w:val=""/>
+      <w:lvlJc w:val="left"/>
+      <w:pPr>
+        <w:ind w:left="4953" w:hanging="360"/>
+      </w:pPr>
+      <w:rPr>
+        <w:rFonts w:ascii="Wingdings" w:hAnsi="Wingdings" w:hint="default"/>
+      </w:rPr>
+    </w:lvl>
+    <w:lvl w:ilvl="6" w:tplc="04190001" w:tentative="1">
+      <w:start w:val="1"/>
+      <w:numFmt w:val="bullet"/>
+      <w:lvlText w:val=""/>
+      <w:lvlJc w:val="left"/>
+      <w:pPr>
+        <w:ind w:left="5673" w:hanging="360"/>
+      </w:pPr>
+      <w:rPr>
+        <w:rFonts w:ascii="Symbol" w:hAnsi="Symbol" w:hint="default"/>
+      </w:rPr>
+    </w:lvl>
+    <w:lvl w:ilvl="7" w:tplc="04190003" w:tentative="1">
+      <w:start w:val="1"/>
+      <w:numFmt w:val="bullet"/>
+      <w:lvlText w:val="o"/>
+      <w:lvlJc w:val="left"/>
+      <w:pPr>
+        <w:ind w:left="6393" w:hanging="360"/>
+      </w:pPr>
+      <w:rPr>
+        <w:rFonts w:ascii="Courier New" w:hAnsi="Courier New" w:cs="Courier New" w:hint="default"/>
+      </w:rPr>
+    </w:lvl>
+    <w:lvl w:ilvl="8" w:tplc="04190005" w:tentative="1">
+      <w:start w:val="1"/>
+      <w:numFmt w:val="bullet"/>
+      <w:lvlText w:val=""/>
+      <w:lvlJc w:val="left"/>
+      <w:pPr>
+        <w:ind w:left="7113" w:hanging="360"/>
+      </w:pPr>
+      <w:rPr>
+        <w:rFonts w:ascii="Wingdings" w:hAnsi="Wingdings" w:hint="default"/>
+      </w:rPr>
+    </w:lvl>
+  </w:abstractNum>
+  <w:abstractNum w:abstractNumId="8" w15:restartNumberingAfterBreak="0">
     <w:nsid w:val="7CB914ED"/>
     <w:multiLevelType w:val="hybridMultilevel"/>
     <w:tmpl w:val="F00A4224"/>
@@ -25479,21 +27110,27 @@
     <w:abstractNumId w:val="0"/>
   </w:num>
   <w:num w:numId="2" w16cid:durableId="1434134531">
+    <w:abstractNumId w:val="8"/>
+  </w:num>
+  <w:num w:numId="3" w16cid:durableId="2005159063">
+    <w:abstractNumId w:val="4"/>
+  </w:num>
+  <w:num w:numId="4" w16cid:durableId="246622166">
     <w:abstractNumId w:val="6"/>
   </w:num>
-  <w:num w:numId="3" w16cid:durableId="2005159063">
+  <w:num w:numId="5" w16cid:durableId="1015885988">
     <w:abstractNumId w:val="3"/>
   </w:num>
-  <w:num w:numId="4" w16cid:durableId="246622166">
-    <w:abstractNumId w:val="4"/>
-  </w:num>
-  <w:num w:numId="5" w16cid:durableId="1015885988">
+  <w:num w:numId="6" w16cid:durableId="1025446669">
     <w:abstractNumId w:val="2"/>
   </w:num>
-  <w:num w:numId="6" w16cid:durableId="1025446669">
+  <w:num w:numId="7" w16cid:durableId="482048541">
+    <w:abstractNumId w:val="7"/>
+  </w:num>
+  <w:num w:numId="8" w16cid:durableId="666784900">
     <w:abstractNumId w:val="1"/>
   </w:num>
-  <w:num w:numId="7" w16cid:durableId="482048541">
+  <w:num w:numId="9" w16cid:durableId="1211114167">
     <w:abstractNumId w:val="5"/>
   </w:num>
   <w:numIdMacAtCleanup w:val="5"/>
@@ -26109,7 +27746,6 @@
   <w:style w:type="character" w:default="1" w:styleId="a1">
     <w:name w:val="Default Paragraph Font"/>
     <w:uiPriority w:val="1"/>
-    <w:semiHidden/>
     <w:unhideWhenUsed/>
   </w:style>
   <w:style w:type="table" w:default="1" w:styleId="a2">

--- a/Files/2-nd course/4-th semester/Information theory/Laboratory work/Lab #2/Vlad/БПИ2402_ГордовВТ_Лабораторная2_Отчет.docx
+++ b/Files/2-nd course/4-th semester/Information theory/Laboratory work/Lab #2/Vlad/БПИ2402_ГордовВТ_Лабораторная2_Отчет.docx
@@ -1,6 +1,6 @@
 
 <file path=word/document.xml><?xml version="1.0" encoding="utf-8"?>
-<w:document xmlns:wpc="http://schemas.microsoft.com/office/word/2010/wordprocessingCanvas" xmlns:cx="http://schemas.microsoft.com/office/drawing/2014/chartex" xmlns:cx1="http://schemas.microsoft.com/office/drawing/2015/9/8/chartex" xmlns:cx2="http://schemas.microsoft.com/office/drawing/2015/10/21/chartex" xmlns:cx3="http://schemas.microsoft.com/office/drawing/2016/5/9/chartex" xmlns:cx4="http://schemas.microsoft.com/office/drawing/2016/5/10/chartex" xmlns:cx5="http://schemas.microsoft.com/office/drawing/2016/5/11/chartex" xmlns:cx6="http://schemas.microsoft.com/office/drawing/2016/5/12/chartex" xmlns:cx7="http://schemas.microsoft.com/office/drawing/2016/5/13/chartex" xmlns:cx8="http://schemas.microsoft.com/office/drawing/2016/5/14/chartex" xmlns:mc="http://schemas.openxmlformats.org/markup-compatibility/2006" xmlns:aink="http://schemas.microsoft.com/office/drawing/2016/ink" xmlns:am3d="http://schemas.microsoft.com/office/drawing/2017/model3d" xmlns:o="urn:schemas-microsoft-com:office:office" xmlns:oel="http://schemas.microsoft.com/office/2019/extlst" xmlns:r="http://schemas.openxmlformats.org/officeDocument/2006/relationships" xmlns:m="http://schemas.openxmlformats.org/officeDocument/2006/math" xmlns:v="urn:schemas-microsoft-com:vml" xmlns:wp14="http://schemas.microsoft.com/office/word/2010/wordprocessingDrawing" xmlns:wp="http://schemas.openxmlformats.org/drawingml/2006/wordprocessingDrawing" xmlns:w10="urn:schemas-microsoft-com:office:word" xmlns:w="http://schemas.openxmlformats.org/wordprocessingml/2006/main" xmlns:w14="http://schemas.microsoft.com/office/word/2010/wordml" xmlns:w15="http://schemas.microsoft.com/office/word/2012/wordml" xmlns:w16cex="http://schemas.microsoft.com/office/word/2018/wordml/cex" xmlns:w16cid="http://schemas.microsoft.com/office/word/2016/wordml/cid" xmlns:w16="http://schemas.microsoft.com/office/word/2018/wordml" xmlns:w16du="http://schemas.microsoft.com/office/word/2023/wordml/word16du" xmlns:w16sdtdh="http://schemas.microsoft.com/office/word/2020/wordml/sdtdatahash" xmlns:w16sdtfl="http://schemas.microsoft.com/office/word/2024/wordml/sdtformatlock" xmlns:w16se="http://schemas.microsoft.com/office/word/2015/wordml/symex" xmlns:wpg="http://schemas.microsoft.com/office/word/2010/wordprocessingGroup" xmlns:wpi="http://schemas.microsoft.com/office/word/2010/wordprocessingInk" xmlns:wne="http://schemas.microsoft.com/office/word/2006/wordml" xmlns:wps="http://schemas.microsoft.com/office/word/2010/wordprocessingShape" mc:Ignorable="w14 w15 w16se w16cid w16 w16cex w16sdtdh w16sdtfl w16du wp14">
+<w:document xmlns:wpc="http://schemas.microsoft.com/office/word/2010/wordprocessingCanvas" xmlns:mc="http://schemas.openxmlformats.org/markup-compatibility/2006" xmlns:o="urn:schemas-microsoft-com:office:office" xmlns:r="http://schemas.openxmlformats.org/officeDocument/2006/relationships" xmlns:m="http://schemas.openxmlformats.org/officeDocument/2006/math" xmlns:v="urn:schemas-microsoft-com:vml" xmlns:wp14="http://schemas.microsoft.com/office/word/2010/wordprocessingDrawing" xmlns:wp="http://schemas.openxmlformats.org/drawingml/2006/wordprocessingDrawing" xmlns:w10="urn:schemas-microsoft-com:office:word" xmlns:w="http://schemas.openxmlformats.org/wordprocessingml/2006/main" xmlns:w14="http://schemas.microsoft.com/office/word/2010/wordml" xmlns:w15="http://schemas.microsoft.com/office/word/2012/wordml" xmlns:wpg="http://schemas.microsoft.com/office/word/2010/wordprocessingGroup" xmlns:wpi="http://schemas.microsoft.com/office/word/2010/wordprocessingInk" xmlns:wne="http://schemas.microsoft.com/office/word/2006/wordml" xmlns:wps="http://schemas.microsoft.com/office/word/2010/wordprocessingShape" mc:Ignorable="w14 w15 wp14">
   <w:body>
     <w:p>
       <w:pPr>
@@ -440,6 +440,7 @@
         </w:rPr>
         <w:tab/>
       </w:r>
+      <w:proofErr w:type="gramStart"/>
       <w:r>
         <w:rPr>
           <w:szCs w:val="28"/>
@@ -465,7 +466,15 @@
           <w:szCs w:val="28"/>
           <w:u w:val="single"/>
         </w:rPr>
-        <w:t>. </w:t>
+        <w:t>.</w:t>
+      </w:r>
+      <w:proofErr w:type="gramEnd"/>
+      <w:r>
+        <w:rPr>
+          <w:szCs w:val="28"/>
+          <w:u w:val="single"/>
+        </w:rPr>
+        <w:t> </w:t>
       </w:r>
       <w:r>
         <w:rPr>
@@ -547,6 +556,7 @@
           <w:u w:val="single"/>
         </w:rPr>
       </w:pPr>
+      <w:proofErr w:type="gramStart"/>
       <w:r>
         <w:rPr>
           <w:szCs w:val="28"/>
@@ -571,7 +581,15 @@
           <w:szCs w:val="28"/>
           <w:u w:val="single"/>
         </w:rPr>
-        <w:t>ПИ2</w:t>
+        <w:t>ПИ</w:t>
+      </w:r>
+      <w:proofErr w:type="gramEnd"/>
+      <w:r>
+        <w:rPr>
+          <w:szCs w:val="28"/>
+          <w:u w:val="single"/>
+        </w:rPr>
+        <w:t>2</w:t>
       </w:r>
       <w:r>
         <w:rPr>
@@ -1096,94 +1114,91 @@
           <w:i/>
           <w:iCs/>
         </w:rPr>
-        <w:t>Н(Х,Y)</w:t>
-      </w:r>
-      <w:r>
-        <w:t xml:space="preserve"> двухбуквенного сочетания и условную</w:t>
-      </w:r>
-    </w:p>
-    <w:p>
-      <w:r>
-        <w:t xml:space="preserve">энтропию </w:t>
-      </w:r>
+        <w:t>Н(</w:t>
+      </w:r>
+      <w:proofErr w:type="gramStart"/>
       <w:r>
         <w:rPr>
           <w:i/>
           <w:iCs/>
         </w:rPr>
-        <w:t>Н(Y/X)</w:t>
-      </w:r>
-      <w:r>
-        <w:t xml:space="preserve"> заданного текста, где </w:t>
-      </w:r>
+        <w:t>Х,Y</w:t>
+      </w:r>
+      <w:proofErr w:type="gramEnd"/>
       <w:r>
         <w:rPr>
           <w:i/>
           <w:iCs/>
         </w:rPr>
-        <w:t>Х</w:t>
-      </w:r>
-      <w:r>
-        <w:t xml:space="preserve"> и </w:t>
+        <w:t>)</w:t>
+      </w:r>
+      <w:r>
+        <w:t xml:space="preserve"> двухбуквенного сочетания и условную</w:t>
+      </w:r>
+    </w:p>
+    <w:p>
+      <w:r>
+        <w:t xml:space="preserve">энтропию </w:t>
       </w:r>
       <w:r>
         <w:rPr>
           <w:i/>
           <w:iCs/>
         </w:rPr>
-        <w:t>Y</w:t>
-      </w:r>
-      <w:r>
-        <w:t xml:space="preserve"> – 32-х буквенный алфавит.</w:t>
-      </w:r>
-    </w:p>
-    <w:p>
-      <w:r>
-        <w:t>Использовать текстовый файл из первой лабораторной работы.</w:t>
-      </w:r>
-    </w:p>
-    <w:p>
-      <w:pPr>
+        <w:t>Н(Y/X)</w:t>
+      </w:r>
+      <w:r>
+        <w:t xml:space="preserve"> заданного текста, где </w:t>
+      </w:r>
+      <w:r>
         <w:rPr>
           <w:i/>
           <w:iCs/>
         </w:rPr>
-      </w:pPr>
-    </w:p>
-    <w:p>
+        <w:t>Х</w:t>
+      </w:r>
+      <w:r>
+        <w:t xml:space="preserve"> и </w:t>
+      </w:r>
       <w:r>
         <w:rPr>
           <w:i/>
           <w:iCs/>
         </w:rPr>
-        <w:t>Примечани</w:t>
-      </w:r>
-      <w:r>
+        <w:t>Y</w:t>
+      </w:r>
+      <w:r>
+        <w:t xml:space="preserve"> – 32-х буквенный алфавит.</w:t>
+      </w:r>
+    </w:p>
+    <w:p>
+      <w:r>
+        <w:t>Использовать текстовый файл из первой лабораторной работы.</w:t>
+      </w:r>
+    </w:p>
+    <w:p>
+      <w:pPr>
         <w:rPr>
           <w:i/>
           <w:iCs/>
         </w:rPr>
-        <w:t>е:</w:t>
-      </w:r>
+      </w:pPr>
+    </w:p>
+    <w:p>
       <w:r>
         <w:rPr>
           <w:i/>
           <w:iCs/>
         </w:rPr>
-        <w:t xml:space="preserve"> </w:t>
-      </w:r>
-      <w:r>
-        <w:t xml:space="preserve">Задавая матрицу совместных вероятностей, необходимо помнить, что сумма всех вероятностей </w:t>
-      </w:r>
-      <w:proofErr w:type="spellStart"/>
+        <w:t>Примечани</w:t>
+      </w:r>
       <w:r>
         <w:rPr>
           <w:i/>
           <w:iCs/>
         </w:rPr>
-        <w:t>pij</w:t>
-      </w:r>
-      <w:proofErr w:type="spellEnd"/>
+        <w:t>е:</w:t>
+      </w:r>
       <w:r>
         <w:rPr>
           <w:i/>
@@ -1192,12 +1207,7 @@
         <w:t xml:space="preserve"> </w:t>
       </w:r>
       <w:r>
-        <w:t>сложной системы равна 1.</w:t>
-      </w:r>
-    </w:p>
-    <w:p>
-      <w:r>
-        <w:t xml:space="preserve">Для получения канальной матрицы со стороны источника необходимо сложить вероятности </w:t>
+        <w:t xml:space="preserve">Задавая матрицу совместных вероятностей, необходимо помнить, что сумма всех вероятностей </w:t>
       </w:r>
       <w:proofErr w:type="spellStart"/>
       <w:r>
@@ -1216,33 +1226,38 @@
         <w:t xml:space="preserve"> </w:t>
       </w:r>
       <w:r>
-        <w:t xml:space="preserve">матрицы совместных вероятностей по столбцам, получив вероятности </w:t>
-      </w:r>
+        <w:t>сложной системы равна 1.</w:t>
+      </w:r>
+    </w:p>
+    <w:p>
+      <w:r>
+        <w:t xml:space="preserve">Для получения канальной матрицы со стороны источника необходимо сложить вероятности </w:t>
+      </w:r>
+      <w:proofErr w:type="spellStart"/>
       <w:r>
         <w:rPr>
           <w:i/>
           <w:iCs/>
         </w:rPr>
-        <w:t>p(</w:t>
-      </w:r>
-      <w:proofErr w:type="spellStart"/>
+        <w:t>pij</w:t>
+      </w:r>
+      <w:proofErr w:type="spellEnd"/>
       <w:r>
         <w:rPr>
           <w:i/>
           <w:iCs/>
         </w:rPr>
-        <w:t>xi</w:t>
-      </w:r>
-      <w:proofErr w:type="spellEnd"/>
+        <w:t xml:space="preserve"> </w:t>
+      </w:r>
+      <w:r>
+        <w:t xml:space="preserve">матрицы совместных вероятностей по столбцам, получив вероятности </w:t>
+      </w:r>
       <w:r>
         <w:rPr>
           <w:i/>
           <w:iCs/>
         </w:rPr>
-        <w:t>)</w:t>
-      </w:r>
-      <w:r>
-        <w:t xml:space="preserve">. Затем поделив </w:t>
+        <w:t>p(</w:t>
       </w:r>
       <w:proofErr w:type="spellStart"/>
       <w:r>
@@ -1250,7 +1265,7 @@
           <w:i/>
           <w:iCs/>
         </w:rPr>
-        <w:t>pij</w:t>
+        <w:t>xi</w:t>
       </w:r>
       <w:proofErr w:type="spellEnd"/>
       <w:r>
@@ -1258,59 +1273,62 @@
           <w:i/>
           <w:iCs/>
         </w:rPr>
-        <w:t xml:space="preserve"> </w:t>
-      </w:r>
-      <w:r>
-        <w:t xml:space="preserve">в каждом столбце на </w:t>
-      </w:r>
+        <w:t>)</w:t>
+      </w:r>
+      <w:r>
+        <w:t xml:space="preserve">. Затем поделив </w:t>
+      </w:r>
+      <w:proofErr w:type="spellStart"/>
       <w:r>
         <w:rPr>
           <w:i/>
           <w:iCs/>
         </w:rPr>
-        <w:t>p(</w:t>
-      </w:r>
-      <w:proofErr w:type="spellStart"/>
+        <w:t>pij</w:t>
+      </w:r>
+      <w:proofErr w:type="spellEnd"/>
       <w:r>
         <w:rPr>
           <w:i/>
           <w:iCs/>
         </w:rPr>
-        <w:t>xi</w:t>
-      </w:r>
-      <w:proofErr w:type="spellEnd"/>
+        <w:t xml:space="preserve"> </w:t>
+      </w:r>
+      <w:r>
+        <w:t xml:space="preserve">в каждом столбце на </w:t>
+      </w:r>
       <w:r>
         <w:rPr>
           <w:i/>
           <w:iCs/>
         </w:rPr>
-        <w:t xml:space="preserve">) </w:t>
-      </w:r>
-      <w:r>
-        <w:t xml:space="preserve">получаем таблицу условных вероятностей </w:t>
-      </w:r>
+        <w:t>p(</w:t>
+      </w:r>
+      <w:proofErr w:type="spellStart"/>
       <w:r>
         <w:rPr>
           <w:i/>
           <w:iCs/>
         </w:rPr>
-        <w:t>p(</w:t>
-      </w:r>
-      <w:proofErr w:type="spellStart"/>
+        <w:t>xi</w:t>
+      </w:r>
+      <w:proofErr w:type="spellEnd"/>
       <w:r>
         <w:rPr>
           <w:i/>
           <w:iCs/>
         </w:rPr>
-        <w:t>yj</w:t>
-      </w:r>
-      <w:proofErr w:type="spellEnd"/>
+        <w:t xml:space="preserve">) </w:t>
+      </w:r>
+      <w:r>
+        <w:t xml:space="preserve">получаем таблицу условных вероятностей </w:t>
+      </w:r>
       <w:r>
         <w:rPr>
           <w:i/>
           <w:iCs/>
         </w:rPr>
-        <w:t>/</w:t>
+        <w:t>p(</w:t>
       </w:r>
       <w:proofErr w:type="spellStart"/>
       <w:r>
@@ -1318,7 +1336,7 @@
           <w:i/>
           <w:iCs/>
         </w:rPr>
-        <w:t>xi</w:t>
+        <w:t>yj</w:t>
       </w:r>
       <w:proofErr w:type="spellEnd"/>
       <w:r>
@@ -1326,27 +1344,27 @@
           <w:i/>
           <w:iCs/>
         </w:rPr>
-        <w:t>)</w:t>
-      </w:r>
-      <w:r>
-        <w:t>, т. е. канальную матрицу со стороны источника. Аналогичным образом получаем канальную матрицу со стороны приемника, только в данном случае необходимо производить суммирование</w:t>
-      </w:r>
+        <w:t>/</w:t>
+      </w:r>
+      <w:proofErr w:type="spellStart"/>
       <w:r>
         <w:rPr>
           <w:i/>
           <w:iCs/>
         </w:rPr>
-        <w:t xml:space="preserve"> </w:t>
-      </w:r>
-      <w:proofErr w:type="spellStart"/>
+        <w:t>xi</w:t>
+      </w:r>
+      <w:proofErr w:type="spellEnd"/>
       <w:r>
         <w:rPr>
           <w:i/>
           <w:iCs/>
         </w:rPr>
-        <w:t>pij</w:t>
-      </w:r>
-      <w:proofErr w:type="spellEnd"/>
+        <w:t>)</w:t>
+      </w:r>
+      <w:r>
+        <w:t>, т. е. канальную матрицу со стороны источника. Аналогичным образом получаем канальную матрицу со стороны приемника, только в данном случае необходимо производить суммирование</w:t>
+      </w:r>
       <w:r>
         <w:rPr>
           <w:i/>
@@ -1354,29 +1372,61 @@
         </w:rPr>
         <w:t xml:space="preserve"> </w:t>
       </w:r>
-      <w:r>
-        <w:t>по строкам.</w:t>
-      </w:r>
-    </w:p>
-    <w:p>
-      <w:r>
-        <w:t xml:space="preserve">При выполнении задания 2 берется текст, использованный в лабораторной работе № 1, и последовательно разбивается на двухбуквенные сочетания. Подсчитываются вероятности двухбуквенных сочетаний, и строится матрица совместных вероятностей. Затем строится канальная матрица. По данным матрицам рассчитывается энтропии </w:t>
-      </w:r>
+      <w:proofErr w:type="spellStart"/>
       <w:r>
         <w:rPr>
           <w:i/>
           <w:iCs/>
         </w:rPr>
-        <w:t>Н(Х,Y)</w:t>
-      </w:r>
-      <w:r>
-        <w:t xml:space="preserve"> и </w:t>
-      </w:r>
+        <w:t>pij</w:t>
+      </w:r>
+      <w:proofErr w:type="spellEnd"/>
       <w:r>
         <w:rPr>
           <w:i/>
           <w:iCs/>
         </w:rPr>
+        <w:t xml:space="preserve"> </w:t>
+      </w:r>
+      <w:r>
+        <w:t>по строкам.</w:t>
+      </w:r>
+    </w:p>
+    <w:p>
+      <w:r>
+        <w:t xml:space="preserve">При выполнении задания 2 берется текст, использованный в лабораторной работе № 1, и последовательно разбивается на двухбуквенные сочетания. Подсчитываются вероятности двухбуквенных сочетаний, и строится матрица совместных вероятностей. Затем строится канальная матрица. По данным матрицам рассчитывается энтропии </w:t>
+      </w:r>
+      <w:r>
+        <w:rPr>
+          <w:i/>
+          <w:iCs/>
+        </w:rPr>
+        <w:t>Н(</w:t>
+      </w:r>
+      <w:proofErr w:type="gramStart"/>
+      <w:r>
+        <w:rPr>
+          <w:i/>
+          <w:iCs/>
+        </w:rPr>
+        <w:t>Х,Y</w:t>
+      </w:r>
+      <w:proofErr w:type="gramEnd"/>
+      <w:r>
+        <w:rPr>
+          <w:i/>
+          <w:iCs/>
+        </w:rPr>
+        <w:t>)</w:t>
+      </w:r>
+      <w:r>
+        <w:t xml:space="preserve"> и </w:t>
+      </w:r>
+      <w:r>
+        <w:rPr>
+          <w:i/>
+          <w:iCs/>
+        </w:rPr>
         <w:t>Н(Y/X)</w:t>
       </w:r>
       <w:r>
@@ -1578,7 +1628,15 @@
         <w:ind w:firstLine="0"/>
       </w:pPr>
       <w:r>
-        <w:t>Что ж... подождем. Сажусь в кресло.</w:t>
+        <w:t xml:space="preserve">Что </w:t>
+      </w:r>
+      <w:proofErr w:type="gramStart"/>
+      <w:r>
+        <w:t>ж...</w:t>
+      </w:r>
+      <w:proofErr w:type="gramEnd"/>
+      <w:r>
+        <w:t xml:space="preserve"> подождем. Сажусь в кресло.</w:t>
       </w:r>
     </w:p>
     <w:p>
@@ -1678,11 +1736,11 @@
       </w:r>
       <w:proofErr w:type="spellStart"/>
       <w:r>
-        <w:t>Виндоус</w:t>
+        <w:t>Виндоус-Хоум</w:t>
       </w:r>
       <w:proofErr w:type="spellEnd"/>
       <w:r>
-        <w:t>-Хоум".</w:t>
+        <w:t>".</w:t>
       </w:r>
     </w:p>
     <w:p>
@@ -1779,7 +1837,15 @@
         <w:ind w:firstLine="0"/>
       </w:pPr>
       <w:r>
-        <w:t>- А я первый раз вижу настоящего мультимиллионера.</w:t>
+        <w:t xml:space="preserve">- </w:t>
+      </w:r>
+      <w:proofErr w:type="gramStart"/>
+      <w:r>
+        <w:t>А</w:t>
+      </w:r>
+      <w:proofErr w:type="gramEnd"/>
+      <w:r>
+        <w:t xml:space="preserve"> я первый раз вижу настоящего мультимиллионера.</w:t>
       </w:r>
     </w:p>
     <w:p>
@@ -1799,11 +1865,11 @@
       </w:r>
       <w:proofErr w:type="spellStart"/>
       <w:r>
-        <w:t>Виндоус</w:t>
+        <w:t>Виндоус-Хоум</w:t>
       </w:r>
       <w:proofErr w:type="spellEnd"/>
       <w:r>
-        <w:t>-Хоум" шепчет:</w:t>
+        <w:t>" шепчет:</w:t>
       </w:r>
     </w:p>
     <w:p>
@@ -2322,6 +2388,7 @@
           <w:lang w:eastAsia="ru-RU"/>
         </w:rPr>
       </w:pPr>
+      <w:proofErr w:type="gramStart"/>
       <w:r>
         <w:rPr>
           <w:rFonts w:ascii="Consolas" w:hAnsi="Consolas"/>
@@ -2332,6 +2399,7 @@
         </w:rPr>
         <w:t>import</w:t>
       </w:r>
+      <w:proofErr w:type="gramEnd"/>
       <w:r>
         <w:rPr>
           <w:rFonts w:ascii="Consolas" w:hAnsi="Consolas"/>
@@ -2367,6 +2435,7 @@
           <w:lang w:eastAsia="ru-RU"/>
         </w:rPr>
       </w:pPr>
+      <w:proofErr w:type="gramStart"/>
       <w:r>
         <w:rPr>
           <w:rFonts w:ascii="Consolas" w:hAnsi="Consolas"/>
@@ -2377,6 +2446,7 @@
         </w:rPr>
         <w:t>import</w:t>
       </w:r>
+      <w:proofErr w:type="gramEnd"/>
       <w:r>
         <w:rPr>
           <w:rFonts w:ascii="Consolas" w:hAnsi="Consolas"/>
@@ -2412,6 +2482,7 @@
           <w:lang w:val="en-US" w:eastAsia="ru-RU"/>
         </w:rPr>
       </w:pPr>
+      <w:proofErr w:type="gramStart"/>
       <w:r>
         <w:rPr>
           <w:rFonts w:ascii="Consolas" w:hAnsi="Consolas"/>
@@ -2422,6 +2493,7 @@
         </w:rPr>
         <w:t>import</w:t>
       </w:r>
+      <w:proofErr w:type="gramEnd"/>
       <w:r>
         <w:rPr>
           <w:rFonts w:ascii="Consolas" w:hAnsi="Consolas"/>
@@ -2514,6 +2586,7 @@
           <w:lang w:val="en-US" w:eastAsia="ru-RU"/>
         </w:rPr>
       </w:pPr>
+      <w:proofErr w:type="gramStart"/>
       <w:r>
         <w:rPr>
           <w:rFonts w:ascii="Consolas" w:hAnsi="Consolas"/>
@@ -2524,6 +2597,7 @@
         </w:rPr>
         <w:t>class</w:t>
       </w:r>
+      <w:proofErr w:type="gramEnd"/>
       <w:r>
         <w:rPr>
           <w:rFonts w:ascii="Consolas" w:hAnsi="Consolas"/>
@@ -2581,6 +2655,8 @@
         </w:rPr>
         <w:t xml:space="preserve">    </w:t>
       </w:r>
+      <w:proofErr w:type="spellStart"/>
+      <w:proofErr w:type="gramStart"/>
       <w:r>
         <w:rPr>
           <w:rFonts w:ascii="Consolas" w:hAnsi="Consolas"/>
@@ -2591,6 +2667,8 @@
         </w:rPr>
         <w:t>def</w:t>
       </w:r>
+      <w:proofErr w:type="spellEnd"/>
+      <w:proofErr w:type="gramEnd"/>
       <w:r>
         <w:rPr>
           <w:rFonts w:ascii="Consolas" w:hAnsi="Consolas"/>
@@ -2761,6 +2839,7 @@
         <w:t>"</w:t>
       </w:r>
       <w:proofErr w:type="spellStart"/>
+      <w:proofErr w:type="gramStart"/>
       <w:r>
         <w:rPr>
           <w:rFonts w:ascii="Consolas" w:hAnsi="Consolas"/>
@@ -2782,6 +2861,7 @@
         </w:rPr>
         <w:t xml:space="preserve"> "</w:t>
       </w:r>
+      <w:proofErr w:type="gramEnd"/>
       <w:r>
         <w:rPr>
           <w:rFonts w:ascii="Consolas" w:hAnsi="Consolas"/>
@@ -2960,6 +3040,7 @@
         <w:t xml:space="preserve"> </w:t>
       </w:r>
       <w:proofErr w:type="spellStart"/>
+      <w:proofErr w:type="gramStart"/>
       <w:r>
         <w:rPr>
           <w:rFonts w:ascii="Consolas" w:hAnsi="Consolas"/>
@@ -2989,7 +3070,18 @@
           <w:szCs w:val="21"/>
           <w:lang w:eastAsia="ru-RU"/>
         </w:rPr>
-        <w:t># P(X, Y) - матрица совместных вероятностей</w:t>
+        <w:t>#</w:t>
+      </w:r>
+      <w:proofErr w:type="gramEnd"/>
+      <w:r>
+        <w:rPr>
+          <w:rFonts w:ascii="Consolas" w:hAnsi="Consolas"/>
+          <w:color w:val="008000"/>
+          <w:sz w:val="21"/>
+          <w:szCs w:val="21"/>
+          <w:lang w:eastAsia="ru-RU"/>
+        </w:rPr>
+        <w:t xml:space="preserve"> P(X, Y) - матрица совместных вероятностей</w:t>
       </w:r>
     </w:p>
     <w:p>
@@ -3313,6 +3405,8 @@
         </w:rPr>
         <w:t xml:space="preserve">    </w:t>
       </w:r>
+      <w:proofErr w:type="spellStart"/>
+      <w:proofErr w:type="gramStart"/>
       <w:r>
         <w:rPr>
           <w:rFonts w:ascii="Consolas" w:hAnsi="Consolas"/>
@@ -3323,6 +3417,8 @@
         </w:rPr>
         <w:t>def</w:t>
       </w:r>
+      <w:proofErr w:type="spellEnd"/>
+      <w:proofErr w:type="gramEnd"/>
       <w:r>
         <w:rPr>
           <w:rFonts w:ascii="Consolas" w:hAnsi="Consolas"/>
@@ -3518,6 +3614,7 @@
         <w:t xml:space="preserve"> </w:t>
       </w:r>
       <w:proofErr w:type="spellStart"/>
+      <w:proofErr w:type="gramStart"/>
       <w:r>
         <w:rPr>
           <w:rFonts w:ascii="Consolas" w:hAnsi="Consolas"/>
@@ -3579,6 +3676,7 @@
         </w:rPr>
         <w:t>(</w:t>
       </w:r>
+      <w:proofErr w:type="gramEnd"/>
       <w:r>
         <w:rPr>
           <w:rFonts w:ascii="Consolas" w:hAnsi="Consolas"/>
@@ -3806,6 +3904,7 @@
         <w:t xml:space="preserve"> </w:t>
       </w:r>
       <w:proofErr w:type="spellStart"/>
+      <w:proofErr w:type="gramStart"/>
       <w:r>
         <w:rPr>
           <w:rFonts w:ascii="Consolas" w:hAnsi="Consolas"/>
@@ -3848,6 +3947,7 @@
         <w:t>(</w:t>
       </w:r>
       <w:proofErr w:type="spellStart"/>
+      <w:proofErr w:type="gramEnd"/>
       <w:r>
         <w:rPr>
           <w:rFonts w:ascii="Consolas" w:hAnsi="Consolas"/>
@@ -3933,7 +4033,18 @@
           <w:szCs w:val="21"/>
           <w:lang w:val="en-US" w:eastAsia="ru-RU"/>
         </w:rPr>
-        <w:t>calculate_marginal_probs</w:t>
+        <w:t>calculate_marginal_</w:t>
+      </w:r>
+      <w:proofErr w:type="gramStart"/>
+      <w:r>
+        <w:rPr>
+          <w:rFonts w:ascii="Consolas" w:hAnsi="Consolas"/>
+          <w:color w:val="795E26"/>
+          <w:sz w:val="21"/>
+          <w:szCs w:val="21"/>
+          <w:lang w:val="en-US" w:eastAsia="ru-RU"/>
+        </w:rPr>
+        <w:t>probs</w:t>
       </w:r>
       <w:proofErr w:type="spellEnd"/>
       <w:r>
@@ -3946,6 +4057,7 @@
         </w:rPr>
         <w:t>()</w:t>
       </w:r>
+      <w:proofErr w:type="gramEnd"/>
     </w:p>
     <w:p>
       <w:pPr>
@@ -3986,6 +4098,8 @@
         </w:rPr>
         <w:t xml:space="preserve">    </w:t>
       </w:r>
+      <w:proofErr w:type="spellStart"/>
+      <w:proofErr w:type="gramStart"/>
       <w:r>
         <w:rPr>
           <w:rFonts w:ascii="Consolas" w:hAnsi="Consolas"/>
@@ -3996,6 +4110,8 @@
         </w:rPr>
         <w:t>def</w:t>
       </w:r>
+      <w:proofErr w:type="spellEnd"/>
+      <w:proofErr w:type="gramEnd"/>
       <w:r>
         <w:rPr>
           <w:rFonts w:ascii="Consolas" w:hAnsi="Consolas"/>
@@ -4280,6 +4396,7 @@
         <w:t xml:space="preserve"> </w:t>
       </w:r>
       <w:proofErr w:type="spellStart"/>
+      <w:proofErr w:type="gramStart"/>
       <w:r>
         <w:rPr>
           <w:rFonts w:ascii="Consolas" w:hAnsi="Consolas"/>
@@ -4321,6 +4438,7 @@
         </w:rPr>
         <w:t>(</w:t>
       </w:r>
+      <w:proofErr w:type="gramEnd"/>
       <w:r>
         <w:rPr>
           <w:rFonts w:ascii="Consolas" w:hAnsi="Consolas"/>
@@ -4490,6 +4608,7 @@
         </w:rPr>
         <w:t xml:space="preserve">        </w:t>
       </w:r>
+      <w:proofErr w:type="gramStart"/>
       <w:r>
         <w:rPr>
           <w:rFonts w:ascii="Consolas" w:hAnsi="Consolas"/>
@@ -4500,6 +4619,7 @@
         </w:rPr>
         <w:t>text</w:t>
       </w:r>
+      <w:proofErr w:type="gramEnd"/>
       <w:r>
         <w:rPr>
           <w:rFonts w:ascii="Consolas" w:hAnsi="Consolas"/>
@@ -4677,6 +4797,7 @@
         </w:rPr>
         <w:t xml:space="preserve">        </w:t>
       </w:r>
+      <w:proofErr w:type="gramStart"/>
       <w:r>
         <w:rPr>
           <w:rFonts w:ascii="Consolas" w:hAnsi="Consolas"/>
@@ -4687,6 +4808,7 @@
         </w:rPr>
         <w:t>return</w:t>
       </w:r>
+      <w:proofErr w:type="gramEnd"/>
       <w:r>
         <w:rPr>
           <w:rFonts w:ascii="Consolas" w:hAnsi="Consolas"/>
@@ -4747,6 +4869,8 @@
         </w:rPr>
         <w:t xml:space="preserve">    </w:t>
       </w:r>
+      <w:proofErr w:type="spellStart"/>
+      <w:proofErr w:type="gramStart"/>
       <w:r>
         <w:rPr>
           <w:rFonts w:ascii="Consolas" w:hAnsi="Consolas"/>
@@ -4757,6 +4881,8 @@
         </w:rPr>
         <w:t>def</w:t>
       </w:r>
+      <w:proofErr w:type="spellEnd"/>
+      <w:proofErr w:type="gramEnd"/>
       <w:r>
         <w:rPr>
           <w:rFonts w:ascii="Consolas" w:hAnsi="Consolas"/>
@@ -4973,6 +5099,7 @@
         </w:rPr>
         <w:t xml:space="preserve">            </w:t>
       </w:r>
+      <w:proofErr w:type="gramStart"/>
       <w:r>
         <w:rPr>
           <w:rFonts w:ascii="Consolas" w:hAnsi="Consolas"/>
@@ -4983,6 +5110,7 @@
         </w:rPr>
         <w:t>with</w:t>
       </w:r>
+      <w:proofErr w:type="gramEnd"/>
       <w:r>
         <w:rPr>
           <w:rFonts w:ascii="Consolas" w:hAnsi="Consolas"/>
@@ -5160,6 +5288,7 @@
         </w:rPr>
         <w:t xml:space="preserve">                </w:t>
       </w:r>
+      <w:proofErr w:type="gramStart"/>
       <w:r>
         <w:rPr>
           <w:rFonts w:ascii="Consolas" w:hAnsi="Consolas"/>
@@ -5170,6 +5299,7 @@
         </w:rPr>
         <w:t>text</w:t>
       </w:r>
+      <w:proofErr w:type="gramEnd"/>
       <w:r>
         <w:rPr>
           <w:rFonts w:ascii="Consolas" w:hAnsi="Consolas"/>
@@ -5319,6 +5449,7 @@
         </w:rPr>
         <w:t xml:space="preserve">        </w:t>
       </w:r>
+      <w:proofErr w:type="gramStart"/>
       <w:r>
         <w:rPr>
           <w:rFonts w:ascii="Consolas" w:hAnsi="Consolas"/>
@@ -5329,6 +5460,7 @@
         </w:rPr>
         <w:t>except</w:t>
       </w:r>
+      <w:proofErr w:type="gramEnd"/>
       <w:r>
         <w:rPr>
           <w:rFonts w:ascii="Consolas" w:hAnsi="Consolas"/>
@@ -5424,6 +5556,7 @@
         </w:rPr>
         <w:t xml:space="preserve">            </w:t>
       </w:r>
+      <w:proofErr w:type="gramStart"/>
       <w:r>
         <w:rPr>
           <w:rFonts w:ascii="Consolas" w:hAnsi="Consolas"/>
@@ -5444,6 +5577,7 @@
         </w:rPr>
         <w:t>(</w:t>
       </w:r>
+      <w:proofErr w:type="gramEnd"/>
       <w:r>
         <w:rPr>
           <w:rFonts w:ascii="Consolas" w:hAnsi="Consolas"/>
@@ -5601,6 +5735,7 @@
         </w:rPr>
         <w:t xml:space="preserve"> </w:t>
       </w:r>
+      <w:proofErr w:type="spellStart"/>
       <w:r>
         <w:rPr>
           <w:rFonts w:ascii="Consolas" w:hAnsi="Consolas"/>
@@ -5611,6 +5746,7 @@
         </w:rPr>
         <w:t>False</w:t>
       </w:r>
+      <w:proofErr w:type="spellEnd"/>
     </w:p>
     <w:p>
       <w:pPr>
@@ -5728,6 +5864,7 @@
         </w:rPr>
         <w:t xml:space="preserve"> </w:t>
       </w:r>
+      <w:proofErr w:type="gramStart"/>
       <w:r>
         <w:rPr>
           <w:rFonts w:ascii="Consolas" w:hAnsi="Consolas"/>
@@ -5748,6 +5885,7 @@
         </w:rPr>
         <w:t>(</w:t>
       </w:r>
+      <w:proofErr w:type="gramEnd"/>
       <w:r>
         <w:rPr>
           <w:rFonts w:ascii="Consolas" w:hAnsi="Consolas"/>
@@ -5898,6 +6036,7 @@
         <w:t xml:space="preserve"> </w:t>
       </w:r>
       <w:proofErr w:type="spellStart"/>
+      <w:proofErr w:type="gramStart"/>
       <w:r>
         <w:rPr>
           <w:rFonts w:ascii="Consolas" w:hAnsi="Consolas"/>
@@ -5920,6 +6059,7 @@
         <w:t>(</w:t>
       </w:r>
       <w:proofErr w:type="spellStart"/>
+      <w:proofErr w:type="gramEnd"/>
       <w:r>
         <w:rPr>
           <w:rFonts w:ascii="Consolas" w:hAnsi="Consolas"/>
@@ -6228,6 +6368,7 @@
         </w:rPr>
         <w:t xml:space="preserve"> </w:t>
       </w:r>
+      <w:proofErr w:type="gramStart"/>
       <w:r>
         <w:rPr>
           <w:rFonts w:ascii="Consolas" w:hAnsi="Consolas"/>
@@ -6249,6 +6390,7 @@
         <w:t>(</w:t>
       </w:r>
       <w:proofErr w:type="spellStart"/>
+      <w:proofErr w:type="gramEnd"/>
       <w:r>
         <w:rPr>
           <w:rFonts w:ascii="Consolas" w:hAnsi="Consolas"/>
@@ -6420,6 +6562,7 @@
         </w:rPr>
         <w:t xml:space="preserve">        </w:t>
       </w:r>
+      <w:proofErr w:type="gramStart"/>
       <w:r>
         <w:rPr>
           <w:rFonts w:ascii="Consolas" w:hAnsi="Consolas"/>
@@ -6430,6 +6573,7 @@
         </w:rPr>
         <w:t>counts</w:t>
       </w:r>
+      <w:proofErr w:type="gramEnd"/>
       <w:r>
         <w:rPr>
           <w:rFonts w:ascii="Consolas" w:hAnsi="Consolas"/>
@@ -6788,6 +6932,7 @@
         </w:rPr>
         <w:t xml:space="preserve">        </w:t>
       </w:r>
+      <w:proofErr w:type="gramStart"/>
       <w:r>
         <w:rPr>
           <w:rFonts w:ascii="Consolas" w:hAnsi="Consolas"/>
@@ -6798,6 +6943,7 @@
         </w:rPr>
         <w:t>for</w:t>
       </w:r>
+      <w:proofErr w:type="gramEnd"/>
       <w:r>
         <w:rPr>
           <w:rFonts w:ascii="Consolas" w:hAnsi="Consolas"/>
@@ -7128,6 +7274,7 @@
         </w:rPr>
         <w:t xml:space="preserve"> </w:t>
       </w:r>
+      <w:proofErr w:type="gramStart"/>
       <w:r>
         <w:rPr>
           <w:rFonts w:ascii="Consolas" w:hAnsi="Consolas"/>
@@ -7148,6 +7295,7 @@
         </w:rPr>
         <w:t>[</w:t>
       </w:r>
+      <w:proofErr w:type="gramEnd"/>
       <w:r>
         <w:rPr>
           <w:rFonts w:ascii="Consolas" w:hAnsi="Consolas"/>
@@ -7213,6 +7361,7 @@
         </w:rPr>
         <w:t xml:space="preserve">            </w:t>
       </w:r>
+      <w:proofErr w:type="gramStart"/>
       <w:r>
         <w:rPr>
           <w:rFonts w:ascii="Consolas" w:hAnsi="Consolas"/>
@@ -7223,6 +7372,7 @@
         </w:rPr>
         <w:t>if</w:t>
       </w:r>
+      <w:proofErr w:type="gramEnd"/>
       <w:r>
         <w:rPr>
           <w:rFonts w:ascii="Consolas" w:hAnsi="Consolas"/>
@@ -7441,6 +7591,7 @@
         </w:rPr>
         <w:t xml:space="preserve">                </w:t>
       </w:r>
+      <w:proofErr w:type="gramStart"/>
       <w:r>
         <w:rPr>
           <w:rFonts w:ascii="Consolas" w:hAnsi="Consolas"/>
@@ -7462,6 +7613,7 @@
         <w:t>[</w:t>
       </w:r>
       <w:proofErr w:type="spellStart"/>
+      <w:proofErr w:type="gramEnd"/>
       <w:r>
         <w:rPr>
           <w:rFonts w:ascii="Consolas" w:hAnsi="Consolas"/>
@@ -7909,7 +8061,18 @@
           <w:szCs w:val="21"/>
           <w:lang w:val="en-US" w:eastAsia="ru-RU"/>
         </w:rPr>
-        <w:t>calculate_marginal_probs</w:t>
+        <w:t>calculate_marginal_</w:t>
+      </w:r>
+      <w:proofErr w:type="gramStart"/>
+      <w:r>
+        <w:rPr>
+          <w:rFonts w:ascii="Consolas" w:hAnsi="Consolas"/>
+          <w:color w:val="795E26"/>
+          <w:sz w:val="21"/>
+          <w:szCs w:val="21"/>
+          <w:lang w:val="en-US" w:eastAsia="ru-RU"/>
+        </w:rPr>
+        <w:t>probs</w:t>
       </w:r>
       <w:proofErr w:type="spellEnd"/>
       <w:r>
@@ -7922,6 +8085,7 @@
         </w:rPr>
         <w:t>()</w:t>
       </w:r>
+      <w:proofErr w:type="gramEnd"/>
     </w:p>
     <w:p>
       <w:pPr>
@@ -7947,6 +8111,7 @@
         </w:rPr>
         <w:t xml:space="preserve">        </w:t>
       </w:r>
+      <w:proofErr w:type="gramStart"/>
       <w:r>
         <w:rPr>
           <w:rFonts w:ascii="Consolas" w:hAnsi="Consolas"/>
@@ -7957,6 +8122,7 @@
         </w:rPr>
         <w:t>return</w:t>
       </w:r>
+      <w:proofErr w:type="gramEnd"/>
       <w:r>
         <w:rPr>
           <w:rFonts w:ascii="Consolas" w:hAnsi="Consolas"/>
@@ -8017,6 +8183,8 @@
         </w:rPr>
         <w:t xml:space="preserve">    </w:t>
       </w:r>
+      <w:proofErr w:type="spellStart"/>
+      <w:proofErr w:type="gramStart"/>
       <w:r>
         <w:rPr>
           <w:rFonts w:ascii="Consolas" w:hAnsi="Consolas"/>
@@ -8027,6 +8195,8 @@
         </w:rPr>
         <w:t>def</w:t>
       </w:r>
+      <w:proofErr w:type="spellEnd"/>
+      <w:proofErr w:type="gramEnd"/>
       <w:r>
         <w:rPr>
           <w:rFonts w:ascii="Consolas" w:hAnsi="Consolas"/>
@@ -8193,6 +8363,7 @@
         </w:rPr>
         <w:t xml:space="preserve">        </w:t>
       </w:r>
+      <w:proofErr w:type="gramStart"/>
       <w:r>
         <w:rPr>
           <w:rFonts w:ascii="Consolas" w:hAnsi="Consolas"/>
@@ -8203,6 +8374,7 @@
         </w:rPr>
         <w:t>if</w:t>
       </w:r>
+      <w:proofErr w:type="gramEnd"/>
       <w:r>
         <w:rPr>
           <w:rFonts w:ascii="Consolas" w:hAnsi="Consolas"/>
@@ -8382,6 +8554,7 @@
         </w:rPr>
         <w:t xml:space="preserve"> </w:t>
       </w:r>
+      <w:proofErr w:type="gramStart"/>
       <w:r>
         <w:rPr>
           <w:rFonts w:ascii="Consolas" w:hAnsi="Consolas"/>
@@ -8392,6 +8565,7 @@
         </w:rPr>
         <w:t>None</w:t>
       </w:r>
+      <w:proofErr w:type="gramEnd"/>
     </w:p>
     <w:p>
       <w:pPr>
@@ -8479,6 +8653,7 @@
         </w:rPr>
         <w:t xml:space="preserve"> </w:t>
       </w:r>
+      <w:proofErr w:type="gramStart"/>
       <w:r>
         <w:rPr>
           <w:rFonts w:ascii="Consolas" w:hAnsi="Consolas"/>
@@ -8489,6 +8664,7 @@
         </w:rPr>
         <w:t>None</w:t>
       </w:r>
+      <w:proofErr w:type="gramEnd"/>
     </w:p>
     <w:p>
       <w:pPr>
@@ -8514,6 +8690,7 @@
         </w:rPr>
         <w:t xml:space="preserve">            </w:t>
       </w:r>
+      <w:proofErr w:type="gramStart"/>
       <w:r>
         <w:rPr>
           <w:rFonts w:ascii="Consolas" w:hAnsi="Consolas"/>
@@ -8524,6 +8701,7 @@
         </w:rPr>
         <w:t>return</w:t>
       </w:r>
+      <w:proofErr w:type="gramEnd"/>
     </w:p>
     <w:p>
       <w:pPr>
@@ -8637,6 +8815,7 @@
         <w:t xml:space="preserve"> </w:t>
       </w:r>
       <w:proofErr w:type="spellStart"/>
+      <w:proofErr w:type="gramStart"/>
       <w:r>
         <w:rPr>
           <w:rFonts w:ascii="Consolas" w:hAnsi="Consolas"/>
@@ -8679,6 +8858,7 @@
         <w:t>(</w:t>
       </w:r>
       <w:proofErr w:type="spellStart"/>
+      <w:proofErr w:type="gramEnd"/>
       <w:r>
         <w:rPr>
           <w:rFonts w:ascii="Consolas" w:hAnsi="Consolas"/>
@@ -8908,6 +9088,7 @@
         <w:t xml:space="preserve"> </w:t>
       </w:r>
       <w:proofErr w:type="spellStart"/>
+      <w:proofErr w:type="gramStart"/>
       <w:r>
         <w:rPr>
           <w:rFonts w:ascii="Consolas" w:hAnsi="Consolas"/>
@@ -8950,6 +9131,7 @@
         <w:t>(</w:t>
       </w:r>
       <w:proofErr w:type="spellStart"/>
+      <w:proofErr w:type="gramEnd"/>
       <w:r>
         <w:rPr>
           <w:rFonts w:ascii="Consolas" w:hAnsi="Consolas"/>
@@ -9131,6 +9313,8 @@
         </w:rPr>
         <w:t xml:space="preserve">    </w:t>
       </w:r>
+      <w:proofErr w:type="spellStart"/>
+      <w:proofErr w:type="gramStart"/>
       <w:r>
         <w:rPr>
           <w:rFonts w:ascii="Consolas" w:hAnsi="Consolas"/>
@@ -9141,6 +9325,8 @@
         </w:rPr>
         <w:t>def</w:t>
       </w:r>
+      <w:proofErr w:type="spellEnd"/>
+      <w:proofErr w:type="gramEnd"/>
       <w:r>
         <w:rPr>
           <w:rFonts w:ascii="Consolas" w:hAnsi="Consolas"/>
@@ -9437,6 +9623,7 @@
         </w:rPr>
         <w:t xml:space="preserve">        </w:t>
       </w:r>
+      <w:proofErr w:type="gramStart"/>
       <w:r>
         <w:rPr>
           <w:rFonts w:ascii="Consolas" w:hAnsi="Consolas"/>
@@ -9447,6 +9634,7 @@
         </w:rPr>
         <w:t>if</w:t>
       </w:r>
+      <w:proofErr w:type="gramEnd"/>
       <w:r>
         <w:rPr>
           <w:rFonts w:ascii="Consolas" w:hAnsi="Consolas"/>
@@ -9768,6 +9956,7 @@
         </w:rPr>
         <w:t xml:space="preserve">            </w:t>
       </w:r>
+      <w:proofErr w:type="gramStart"/>
       <w:r>
         <w:rPr>
           <w:rFonts w:ascii="Consolas" w:hAnsi="Consolas"/>
@@ -9778,6 +9967,7 @@
         </w:rPr>
         <w:t>return</w:t>
       </w:r>
+      <w:proofErr w:type="gramEnd"/>
       <w:r>
         <w:rPr>
           <w:rFonts w:ascii="Consolas" w:hAnsi="Consolas"/>
@@ -9906,7 +10096,29 @@
           <w:szCs w:val="21"/>
           <w:lang w:val="en-US" w:eastAsia="ru-RU"/>
         </w:rPr>
-        <w:t xml:space="preserve"> H(X,Y) = −∑∑ </w:t>
+        <w:t xml:space="preserve"> H(X</w:t>
+      </w:r>
+      <w:proofErr w:type="gramStart"/>
+      <w:r>
+        <w:rPr>
+          <w:rFonts w:ascii="Consolas" w:hAnsi="Consolas"/>
+          <w:color w:val="008000"/>
+          <w:sz w:val="21"/>
+          <w:szCs w:val="21"/>
+          <w:lang w:val="en-US" w:eastAsia="ru-RU"/>
+        </w:rPr>
+        <w:t>,Y</w:t>
+      </w:r>
+      <w:proofErr w:type="gramEnd"/>
+      <w:r>
+        <w:rPr>
+          <w:rFonts w:ascii="Consolas" w:hAnsi="Consolas"/>
+          <w:color w:val="008000"/>
+          <w:sz w:val="21"/>
+          <w:szCs w:val="21"/>
+          <w:lang w:val="en-US" w:eastAsia="ru-RU"/>
+        </w:rPr>
+        <w:t xml:space="preserve">) = −∑∑ </w:t>
       </w:r>
       <w:proofErr w:type="spellStart"/>
       <w:r>
@@ -10054,6 +10266,7 @@
         </w:rPr>
         <w:t xml:space="preserve">        </w:t>
       </w:r>
+      <w:proofErr w:type="gramStart"/>
       <w:r>
         <w:rPr>
           <w:rFonts w:ascii="Consolas" w:hAnsi="Consolas"/>
@@ -10064,6 +10277,7 @@
         </w:rPr>
         <w:t>for</w:t>
       </w:r>
+      <w:proofErr w:type="gramEnd"/>
       <w:r>
         <w:rPr>
           <w:rFonts w:ascii="Consolas" w:hAnsi="Consolas"/>
@@ -10181,6 +10395,7 @@
         </w:rPr>
         <w:t xml:space="preserve">            </w:t>
       </w:r>
+      <w:proofErr w:type="gramStart"/>
       <w:r>
         <w:rPr>
           <w:rFonts w:ascii="Consolas" w:hAnsi="Consolas"/>
@@ -10191,6 +10406,7 @@
         </w:rPr>
         <w:t>for</w:t>
       </w:r>
+      <w:proofErr w:type="gramEnd"/>
       <w:r>
         <w:rPr>
           <w:rFonts w:ascii="Consolas" w:hAnsi="Consolas"/>
@@ -10288,6 +10504,7 @@
         </w:rPr>
         <w:t xml:space="preserve">                </w:t>
       </w:r>
+      <w:proofErr w:type="gramStart"/>
       <w:r>
         <w:rPr>
           <w:rFonts w:ascii="Consolas" w:hAnsi="Consolas"/>
@@ -10298,6 +10515,7 @@
         </w:rPr>
         <w:t>if</w:t>
       </w:r>
+      <w:proofErr w:type="gramEnd"/>
       <w:r>
         <w:rPr>
           <w:rFonts w:ascii="Consolas" w:hAnsi="Consolas"/>
@@ -10479,6 +10697,7 @@
         </w:rPr>
         <w:t xml:space="preserve"> </w:t>
       </w:r>
+      <w:proofErr w:type="gramStart"/>
       <w:r>
         <w:rPr>
           <w:rFonts w:ascii="Consolas" w:hAnsi="Consolas"/>
@@ -10520,6 +10739,7 @@
         <w:t>(</w:t>
       </w:r>
       <w:proofErr w:type="spellStart"/>
+      <w:proofErr w:type="gramEnd"/>
       <w:r>
         <w:rPr>
           <w:rFonts w:ascii="Consolas" w:hAnsi="Consolas"/>
@@ -10712,6 +10932,7 @@
         </w:rPr>
         <w:t xml:space="preserve"> </w:t>
       </w:r>
+      <w:proofErr w:type="gramStart"/>
       <w:r>
         <w:rPr>
           <w:rFonts w:ascii="Consolas" w:hAnsi="Consolas"/>
@@ -10730,7 +10951,18 @@
           <w:szCs w:val="21"/>
           <w:lang w:val="en-US" w:eastAsia="ru-RU"/>
         </w:rPr>
-        <w:t>([</w:t>
+        <w:t>(</w:t>
+      </w:r>
+      <w:proofErr w:type="gramEnd"/>
+      <w:r>
+        <w:rPr>
+          <w:rFonts w:ascii="Consolas" w:hAnsi="Consolas"/>
+          <w:color w:val="3B3B3B"/>
+          <w:sz w:val="21"/>
+          <w:szCs w:val="21"/>
+          <w:lang w:val="en-US" w:eastAsia="ru-RU"/>
+        </w:rPr>
+        <w:t>[</w:t>
       </w:r>
       <w:r>
         <w:rPr>
@@ -11097,7 +11329,29 @@
           <w:szCs w:val="21"/>
           <w:lang w:val="en-US" w:eastAsia="ru-RU"/>
         </w:rPr>
-        <w:t xml:space="preserve"> H(Y) = H(Y)=−∑​p(</w:t>
+        <w:t xml:space="preserve"> H(Y) = H(Y</w:t>
+      </w:r>
+      <w:proofErr w:type="gramStart"/>
+      <w:r>
+        <w:rPr>
+          <w:rFonts w:ascii="Consolas" w:hAnsi="Consolas"/>
+          <w:color w:val="008000"/>
+          <w:sz w:val="21"/>
+          <w:szCs w:val="21"/>
+          <w:lang w:val="en-US" w:eastAsia="ru-RU"/>
+        </w:rPr>
+        <w:t>)=</w:t>
+      </w:r>
+      <w:proofErr w:type="gramEnd"/>
+      <w:r>
+        <w:rPr>
+          <w:rFonts w:ascii="Consolas" w:hAnsi="Consolas"/>
+          <w:color w:val="008000"/>
+          <w:sz w:val="21"/>
+          <w:szCs w:val="21"/>
+          <w:lang w:val="en-US" w:eastAsia="ru-RU"/>
+        </w:rPr>
+        <w:t>−∑​p(</w:t>
       </w:r>
       <w:proofErr w:type="spellStart"/>
       <w:r>
@@ -11210,6 +11464,7 @@
         </w:rPr>
         <w:t xml:space="preserve"> </w:t>
       </w:r>
+      <w:proofErr w:type="gramStart"/>
       <w:r>
         <w:rPr>
           <w:rFonts w:ascii="Consolas" w:hAnsi="Consolas"/>
@@ -11228,7 +11483,18 @@
           <w:szCs w:val="21"/>
           <w:lang w:val="en-US" w:eastAsia="ru-RU"/>
         </w:rPr>
-        <w:t>([</w:t>
+        <w:t>(</w:t>
+      </w:r>
+      <w:proofErr w:type="gramEnd"/>
+      <w:r>
+        <w:rPr>
+          <w:rFonts w:ascii="Consolas" w:hAnsi="Consolas"/>
+          <w:color w:val="3B3B3B"/>
+          <w:sz w:val="21"/>
+          <w:szCs w:val="21"/>
+          <w:lang w:val="en-US" w:eastAsia="ru-RU"/>
+        </w:rPr>
+        <w:t>[</w:t>
       </w:r>
       <w:r>
         <w:rPr>
@@ -12050,7 +12316,29 @@
           <w:szCs w:val="21"/>
           <w:lang w:val="en-US" w:eastAsia="ru-RU"/>
         </w:rPr>
-        <w:t># H(Y/xi​)=−∑p(</w:t>
+        <w:t># H(Y/</w:t>
+      </w:r>
+      <w:proofErr w:type="gramStart"/>
+      <w:r>
+        <w:rPr>
+          <w:rFonts w:ascii="Consolas" w:hAnsi="Consolas"/>
+          <w:color w:val="008000"/>
+          <w:sz w:val="21"/>
+          <w:szCs w:val="21"/>
+          <w:lang w:val="en-US" w:eastAsia="ru-RU"/>
+        </w:rPr>
+        <w:t>xi​)=</w:t>
+      </w:r>
+      <w:proofErr w:type="gramEnd"/>
+      <w:r>
+        <w:rPr>
+          <w:rFonts w:ascii="Consolas" w:hAnsi="Consolas"/>
+          <w:color w:val="008000"/>
+          <w:sz w:val="21"/>
+          <w:szCs w:val="21"/>
+          <w:lang w:val="en-US" w:eastAsia="ru-RU"/>
+        </w:rPr>
+        <w:t>−∑p(</w:t>
       </w:r>
       <w:proofErr w:type="spellStart"/>
       <w:r>
@@ -12188,6 +12476,7 @@
         </w:rPr>
         <w:t xml:space="preserve">        </w:t>
       </w:r>
+      <w:proofErr w:type="gramStart"/>
       <w:r>
         <w:rPr>
           <w:rFonts w:ascii="Consolas" w:hAnsi="Consolas"/>
@@ -12198,6 +12487,7 @@
         </w:rPr>
         <w:t>for</w:t>
       </w:r>
+      <w:proofErr w:type="gramEnd"/>
       <w:r>
         <w:rPr>
           <w:rFonts w:ascii="Consolas" w:hAnsi="Consolas"/>
@@ -12436,6 +12726,7 @@
         </w:rPr>
         <w:t xml:space="preserve">            </w:t>
       </w:r>
+      <w:proofErr w:type="gramStart"/>
       <w:r>
         <w:rPr>
           <w:rFonts w:ascii="Consolas" w:hAnsi="Consolas"/>
@@ -12446,6 +12737,7 @@
         </w:rPr>
         <w:t>if</w:t>
       </w:r>
+      <w:proofErr w:type="gramEnd"/>
       <w:r>
         <w:rPr>
           <w:rFonts w:ascii="Consolas" w:hAnsi="Consolas"/>
@@ -12585,6 +12877,7 @@
         </w:rPr>
         <w:t xml:space="preserve">                </w:t>
       </w:r>
+      <w:proofErr w:type="gramStart"/>
       <w:r>
         <w:rPr>
           <w:rFonts w:ascii="Consolas" w:hAnsi="Consolas"/>
@@ -12595,6 +12888,7 @@
         </w:rPr>
         <w:t>for</w:t>
       </w:r>
+      <w:proofErr w:type="gramEnd"/>
       <w:r>
         <w:rPr>
           <w:rFonts w:ascii="Consolas" w:hAnsi="Consolas"/>
@@ -12762,9 +13056,21 @@
           <w:szCs w:val="21"/>
           <w:lang w:val="en-US" w:eastAsia="ru-RU"/>
         </w:rPr>
-        <w:t># p(</w:t>
+        <w:t xml:space="preserve"># </w:t>
+      </w:r>
+      <w:proofErr w:type="gramStart"/>
+      <w:r>
+        <w:rPr>
+          <w:rFonts w:ascii="Consolas" w:hAnsi="Consolas"/>
+          <w:color w:val="008000"/>
+          <w:sz w:val="21"/>
+          <w:szCs w:val="21"/>
+          <w:lang w:val="en-US" w:eastAsia="ru-RU"/>
+        </w:rPr>
+        <w:t>p(</w:t>
       </w:r>
       <w:proofErr w:type="spellStart"/>
+      <w:proofErr w:type="gramEnd"/>
       <w:r>
         <w:rPr>
           <w:rFonts w:ascii="Consolas" w:hAnsi="Consolas"/>
@@ -12929,6 +13235,7 @@
         <w:t>i</w:t>
       </w:r>
       <w:proofErr w:type="spellEnd"/>
+      <w:proofErr w:type="gramStart"/>
       <w:r>
         <w:rPr>
           <w:rFonts w:ascii="Consolas" w:hAnsi="Consolas"/>
@@ -12939,6 +13246,7 @@
         </w:rPr>
         <w:t>][</w:t>
       </w:r>
+      <w:proofErr w:type="gramEnd"/>
       <w:r>
         <w:rPr>
           <w:rFonts w:ascii="Consolas" w:hAnsi="Consolas"/>
@@ -13068,6 +13376,7 @@
         </w:rPr>
         <w:t xml:space="preserve">                    </w:t>
       </w:r>
+      <w:proofErr w:type="gramStart"/>
       <w:r>
         <w:rPr>
           <w:rFonts w:ascii="Consolas" w:hAnsi="Consolas"/>
@@ -13078,6 +13387,7 @@
         </w:rPr>
         <w:t>if</w:t>
       </w:r>
+      <w:proofErr w:type="gramEnd"/>
       <w:r>
         <w:rPr>
           <w:rFonts w:ascii="Consolas" w:hAnsi="Consolas"/>
@@ -13259,6 +13569,7 @@
         </w:rPr>
         <w:t xml:space="preserve"> </w:t>
       </w:r>
+      <w:proofErr w:type="gramStart"/>
       <w:r>
         <w:rPr>
           <w:rFonts w:ascii="Consolas" w:hAnsi="Consolas"/>
@@ -13300,6 +13611,7 @@
         <w:t>(</w:t>
       </w:r>
       <w:proofErr w:type="spellStart"/>
+      <w:proofErr w:type="gramEnd"/>
       <w:r>
         <w:rPr>
           <w:rFonts w:ascii="Consolas" w:hAnsi="Consolas"/>
@@ -13355,7 +13667,18 @@
           <w:szCs w:val="21"/>
           <w:lang w:val="en-US" w:eastAsia="ru-RU"/>
         </w:rPr>
-        <w:t>partial_h_y_xi</w:t>
+        <w:t>partial_h_y_</w:t>
+      </w:r>
+      <w:proofErr w:type="gramStart"/>
+      <w:r>
+        <w:rPr>
+          <w:rFonts w:ascii="Consolas" w:hAnsi="Consolas"/>
+          <w:color w:val="001080"/>
+          <w:sz w:val="21"/>
+          <w:szCs w:val="21"/>
+          <w:lang w:val="en-US" w:eastAsia="ru-RU"/>
+        </w:rPr>
+        <w:t>xi</w:t>
       </w:r>
       <w:r>
         <w:rPr>
@@ -13389,6 +13712,7 @@
         <w:t>(</w:t>
       </w:r>
       <w:proofErr w:type="spellStart"/>
+      <w:proofErr w:type="gramEnd"/>
       <w:r>
         <w:rPr>
           <w:rFonts w:ascii="Consolas" w:hAnsi="Consolas"/>
@@ -13518,6 +13842,7 @@
         <w:t># H(X/</w:t>
       </w:r>
       <w:proofErr w:type="spellStart"/>
+      <w:proofErr w:type="gramStart"/>
       <w:r>
         <w:rPr>
           <w:rFonts w:ascii="Consolas" w:hAnsi="Consolas"/>
@@ -13537,7 +13862,18 @@
           <w:szCs w:val="21"/>
           <w:lang w:eastAsia="ru-RU"/>
         </w:rPr>
-        <w:t>​)=−∑p(</w:t>
+        <w:t>​)=</w:t>
+      </w:r>
+      <w:proofErr w:type="gramEnd"/>
+      <w:r>
+        <w:rPr>
+          <w:rFonts w:ascii="Consolas" w:hAnsi="Consolas"/>
+          <w:color w:val="008000"/>
+          <w:sz w:val="21"/>
+          <w:szCs w:val="21"/>
+          <w:lang w:eastAsia="ru-RU"/>
+        </w:rPr>
+        <w:t>−∑p(</w:t>
       </w:r>
       <w:proofErr w:type="spellStart"/>
       <w:r>
@@ -13719,6 +14055,7 @@
         </w:rPr>
         <w:t xml:space="preserve">        </w:t>
       </w:r>
+      <w:proofErr w:type="gramStart"/>
       <w:r>
         <w:rPr>
           <w:rFonts w:ascii="Consolas" w:hAnsi="Consolas"/>
@@ -13729,6 +14066,7 @@
         </w:rPr>
         <w:t>for</w:t>
       </w:r>
+      <w:proofErr w:type="gramEnd"/>
       <w:r>
         <w:rPr>
           <w:rFonts w:ascii="Consolas" w:hAnsi="Consolas"/>
@@ -13965,6 +14303,7 @@
         </w:rPr>
         <w:t xml:space="preserve">            </w:t>
       </w:r>
+      <w:proofErr w:type="gramStart"/>
       <w:r>
         <w:rPr>
           <w:rFonts w:ascii="Consolas" w:hAnsi="Consolas"/>
@@ -13975,6 +14314,7 @@
         </w:rPr>
         <w:t>if</w:t>
       </w:r>
+      <w:proofErr w:type="gramEnd"/>
       <w:r>
         <w:rPr>
           <w:rFonts w:ascii="Consolas" w:hAnsi="Consolas"/>
@@ -14112,6 +14452,7 @@
         </w:rPr>
         <w:t xml:space="preserve">                </w:t>
       </w:r>
+      <w:proofErr w:type="gramStart"/>
       <w:r>
         <w:rPr>
           <w:rFonts w:ascii="Consolas" w:hAnsi="Consolas"/>
@@ -14122,6 +14463,7 @@
         </w:rPr>
         <w:t>for</w:t>
       </w:r>
+      <w:proofErr w:type="gramEnd"/>
       <w:r>
         <w:rPr>
           <w:rFonts w:ascii="Consolas" w:hAnsi="Consolas"/>
@@ -14291,7 +14633,29 @@
           <w:szCs w:val="21"/>
           <w:lang w:val="en-US" w:eastAsia="ru-RU"/>
         </w:rPr>
-        <w:t># p(xi/</w:t>
+        <w:t xml:space="preserve"># </w:t>
+      </w:r>
+      <w:proofErr w:type="gramStart"/>
+      <w:r>
+        <w:rPr>
+          <w:rFonts w:ascii="Consolas" w:hAnsi="Consolas"/>
+          <w:color w:val="008000"/>
+          <w:sz w:val="21"/>
+          <w:szCs w:val="21"/>
+          <w:lang w:val="en-US" w:eastAsia="ru-RU"/>
+        </w:rPr>
+        <w:t>p(</w:t>
+      </w:r>
+      <w:proofErr w:type="gramEnd"/>
+      <w:r>
+        <w:rPr>
+          <w:rFonts w:ascii="Consolas" w:hAnsi="Consolas"/>
+          <w:color w:val="008000"/>
+          <w:sz w:val="21"/>
+          <w:szCs w:val="21"/>
+          <w:lang w:val="en-US" w:eastAsia="ru-RU"/>
+        </w:rPr>
+        <w:t>xi/</w:t>
       </w:r>
       <w:proofErr w:type="spellStart"/>
       <w:r>
@@ -14480,6 +14844,7 @@
         <w:t>i</w:t>
       </w:r>
       <w:proofErr w:type="spellEnd"/>
+      <w:proofErr w:type="gramStart"/>
       <w:r>
         <w:rPr>
           <w:rFonts w:ascii="Consolas" w:hAnsi="Consolas"/>
@@ -14490,6 +14855,7 @@
         </w:rPr>
         <w:t>][</w:t>
       </w:r>
+      <w:proofErr w:type="gramEnd"/>
       <w:r>
         <w:rPr>
           <w:rFonts w:ascii="Consolas" w:hAnsi="Consolas"/>
@@ -14617,6 +14983,7 @@
         </w:rPr>
         <w:t xml:space="preserve">                    </w:t>
       </w:r>
+      <w:proofErr w:type="gramStart"/>
       <w:r>
         <w:rPr>
           <w:rFonts w:ascii="Consolas" w:hAnsi="Consolas"/>
@@ -14627,6 +14994,7 @@
         </w:rPr>
         <w:t>if</w:t>
       </w:r>
+      <w:proofErr w:type="gramEnd"/>
       <w:r>
         <w:rPr>
           <w:rFonts w:ascii="Consolas" w:hAnsi="Consolas"/>
@@ -14808,6 +15176,7 @@
         </w:rPr>
         <w:t xml:space="preserve"> </w:t>
       </w:r>
+      <w:proofErr w:type="gramStart"/>
       <w:r>
         <w:rPr>
           <w:rFonts w:ascii="Consolas" w:hAnsi="Consolas"/>
@@ -14849,6 +15218,7 @@
         <w:t>(</w:t>
       </w:r>
       <w:proofErr w:type="spellStart"/>
+      <w:proofErr w:type="gramEnd"/>
       <w:r>
         <w:rPr>
           <w:rFonts w:ascii="Consolas" w:hAnsi="Consolas"/>
@@ -14904,7 +15274,18 @@
           <w:szCs w:val="21"/>
           <w:lang w:val="en-US" w:eastAsia="ru-RU"/>
         </w:rPr>
-        <w:t>partial_h_x_yj</w:t>
+        <w:t>partial_h_x_</w:t>
+      </w:r>
+      <w:proofErr w:type="gramStart"/>
+      <w:r>
+        <w:rPr>
+          <w:rFonts w:ascii="Consolas" w:hAnsi="Consolas"/>
+          <w:color w:val="001080"/>
+          <w:sz w:val="21"/>
+          <w:szCs w:val="21"/>
+          <w:lang w:val="en-US" w:eastAsia="ru-RU"/>
+        </w:rPr>
+        <w:t>yj</w:t>
       </w:r>
       <w:r>
         <w:rPr>
@@ -14938,6 +15319,7 @@
         <w:t>(</w:t>
       </w:r>
       <w:proofErr w:type="spellStart"/>
+      <w:proofErr w:type="gramEnd"/>
       <w:r>
         <w:rPr>
           <w:rFonts w:ascii="Consolas" w:hAnsi="Consolas"/>
@@ -14999,6 +15381,7 @@
         </w:rPr>
         <w:t xml:space="preserve">        </w:t>
       </w:r>
+      <w:proofErr w:type="gramStart"/>
       <w:r>
         <w:rPr>
           <w:rFonts w:ascii="Consolas" w:hAnsi="Consolas"/>
@@ -15009,6 +15392,7 @@
         </w:rPr>
         <w:t>return</w:t>
       </w:r>
+      <w:proofErr w:type="gramEnd"/>
       <w:r>
         <w:rPr>
           <w:rFonts w:ascii="Consolas" w:hAnsi="Consolas"/>
@@ -15052,7 +15436,29 @@
           <w:szCs w:val="21"/>
           <w:lang w:val="en-US" w:eastAsia="ru-RU"/>
         </w:rPr>
-        <w:t>"H(X,Y)"</w:t>
+        <w:t>"H(X</w:t>
+      </w:r>
+      <w:proofErr w:type="gramStart"/>
+      <w:r>
+        <w:rPr>
+          <w:rFonts w:ascii="Consolas" w:hAnsi="Consolas"/>
+          <w:color w:val="A31515"/>
+          <w:sz w:val="21"/>
+          <w:szCs w:val="21"/>
+          <w:lang w:val="en-US" w:eastAsia="ru-RU"/>
+        </w:rPr>
+        <w:t>,Y</w:t>
+      </w:r>
+      <w:proofErr w:type="gramEnd"/>
+      <w:r>
+        <w:rPr>
+          <w:rFonts w:ascii="Consolas" w:hAnsi="Consolas"/>
+          <w:color w:val="A31515"/>
+          <w:sz w:val="21"/>
+          <w:szCs w:val="21"/>
+          <w:lang w:val="en-US" w:eastAsia="ru-RU"/>
+        </w:rPr>
+        <w:t>)"</w:t>
       </w:r>
       <w:r>
         <w:rPr>
@@ -15673,6 +16079,7 @@
           <w:lang w:val="en-US" w:eastAsia="ru-RU"/>
         </w:rPr>
       </w:pPr>
+      <w:proofErr w:type="gramStart"/>
       <w:r>
         <w:rPr>
           <w:rFonts w:ascii="Consolas" w:hAnsi="Consolas"/>
@@ -15683,6 +16090,7 @@
         </w:rPr>
         <w:t>from</w:t>
       </w:r>
+      <w:proofErr w:type="gramEnd"/>
       <w:r>
         <w:rPr>
           <w:rFonts w:ascii="Consolas" w:hAnsi="Consolas"/>
@@ -15775,6 +16183,8 @@
           <w:lang w:val="en-US" w:eastAsia="ru-RU"/>
         </w:rPr>
       </w:pPr>
+      <w:proofErr w:type="spellStart"/>
+      <w:proofErr w:type="gramStart"/>
       <w:r>
         <w:rPr>
           <w:rFonts w:ascii="Consolas" w:hAnsi="Consolas"/>
@@ -15785,6 +16195,8 @@
         </w:rPr>
         <w:t>def</w:t>
       </w:r>
+      <w:proofErr w:type="spellEnd"/>
+      <w:proofErr w:type="gramEnd"/>
       <w:r>
         <w:rPr>
           <w:rFonts w:ascii="Consolas" w:hAnsi="Consolas"/>
@@ -15862,6 +16274,7 @@
         </w:rPr>
         <w:t xml:space="preserve">    </w:t>
       </w:r>
+      <w:proofErr w:type="gramStart"/>
       <w:r>
         <w:rPr>
           <w:rFonts w:ascii="Consolas" w:hAnsi="Consolas"/>
@@ -15872,6 +16285,7 @@
         </w:rPr>
         <w:t>if</w:t>
       </w:r>
+      <w:proofErr w:type="gramEnd"/>
       <w:r>
         <w:rPr>
           <w:rFonts w:ascii="Consolas" w:hAnsi="Consolas"/>
@@ -15947,6 +16361,7 @@
         </w:rPr>
         <w:t xml:space="preserve">        </w:t>
       </w:r>
+      <w:proofErr w:type="gramStart"/>
       <w:r>
         <w:rPr>
           <w:rFonts w:ascii="Consolas" w:hAnsi="Consolas"/>
@@ -15957,6 +16372,7 @@
         </w:rPr>
         <w:t>return</w:t>
       </w:r>
+      <w:proofErr w:type="gramEnd"/>
     </w:p>
     <w:p>
       <w:pPr>
@@ -16007,6 +16423,7 @@
         </w:rPr>
         <w:t xml:space="preserve">    </w:t>
       </w:r>
+      <w:proofErr w:type="gramStart"/>
       <w:r>
         <w:rPr>
           <w:rFonts w:ascii="Consolas" w:hAnsi="Consolas"/>
@@ -16027,6 +16444,7 @@
         </w:rPr>
         <w:t>(</w:t>
       </w:r>
+      <w:proofErr w:type="gramEnd"/>
       <w:r>
         <w:rPr>
           <w:rFonts w:ascii="Consolas" w:hAnsi="Consolas"/>
@@ -16152,6 +16570,7 @@
         </w:rPr>
         <w:t xml:space="preserve">    </w:t>
       </w:r>
+      <w:proofErr w:type="gramStart"/>
       <w:r>
         <w:rPr>
           <w:rFonts w:ascii="Consolas" w:hAnsi="Consolas"/>
@@ -16172,6 +16591,7 @@
         </w:rPr>
         <w:t>(</w:t>
       </w:r>
+      <w:proofErr w:type="gramEnd"/>
       <w:r>
         <w:rPr>
           <w:rFonts w:ascii="Consolas" w:hAnsi="Consolas"/>
@@ -16257,6 +16677,7 @@
         </w:rPr>
         <w:t xml:space="preserve">    </w:t>
       </w:r>
+      <w:proofErr w:type="gramStart"/>
       <w:r>
         <w:rPr>
           <w:rFonts w:ascii="Consolas" w:hAnsi="Consolas"/>
@@ -16277,6 +16698,7 @@
         </w:rPr>
         <w:t>(</w:t>
       </w:r>
+      <w:proofErr w:type="gramEnd"/>
       <w:r>
         <w:rPr>
           <w:rFonts w:ascii="Consolas" w:hAnsi="Consolas"/>
@@ -16342,6 +16764,7 @@
         </w:rPr>
         <w:t xml:space="preserve">    </w:t>
       </w:r>
+      <w:proofErr w:type="gramStart"/>
       <w:r>
         <w:rPr>
           <w:rFonts w:ascii="Consolas" w:hAnsi="Consolas"/>
@@ -16363,6 +16786,7 @@
         <w:t>(</w:t>
       </w:r>
       <w:proofErr w:type="spellStart"/>
+      <w:proofErr w:type="gramEnd"/>
       <w:r>
         <w:rPr>
           <w:rFonts w:ascii="Consolas" w:hAnsi="Consolas"/>
@@ -16581,6 +17005,7 @@
         </w:rPr>
         <w:t xml:space="preserve">    </w:t>
       </w:r>
+      <w:proofErr w:type="gramStart"/>
       <w:r>
         <w:rPr>
           <w:rFonts w:ascii="Consolas" w:hAnsi="Consolas"/>
@@ -16602,6 +17027,7 @@
         <w:t>(</w:t>
       </w:r>
       <w:proofErr w:type="spellStart"/>
+      <w:proofErr w:type="gramEnd"/>
       <w:r>
         <w:rPr>
           <w:rFonts w:ascii="Consolas" w:hAnsi="Consolas"/>
@@ -16820,6 +17246,7 @@
         </w:rPr>
         <w:t xml:space="preserve">    </w:t>
       </w:r>
+      <w:proofErr w:type="gramStart"/>
       <w:r>
         <w:rPr>
           <w:rFonts w:ascii="Consolas" w:hAnsi="Consolas"/>
@@ -16841,6 +17268,7 @@
         <w:t>(</w:t>
       </w:r>
       <w:proofErr w:type="spellStart"/>
+      <w:proofErr w:type="gramEnd"/>
       <w:r>
         <w:rPr>
           <w:rFonts w:ascii="Consolas" w:hAnsi="Consolas"/>
@@ -17155,6 +17583,7 @@
         </w:rPr>
         <w:t>'H(Y/X)'</w:t>
       </w:r>
+      <w:proofErr w:type="gramStart"/>
       <w:r>
         <w:rPr>
           <w:rFonts w:ascii="Consolas" w:hAnsi="Consolas"/>
@@ -17173,7 +17602,18 @@
           <w:szCs w:val="21"/>
           <w:lang w:eastAsia="ru-RU"/>
         </w:rPr>
-        <w:t>:.4f}</w:t>
+        <w:t>:.</w:t>
+      </w:r>
+      <w:proofErr w:type="gramEnd"/>
+      <w:r>
+        <w:rPr>
+          <w:rFonts w:ascii="Consolas" w:hAnsi="Consolas"/>
+          <w:color w:val="0000FF"/>
+          <w:sz w:val="21"/>
+          <w:szCs w:val="21"/>
+          <w:lang w:eastAsia="ru-RU"/>
+        </w:rPr>
+        <w:t>4f}</w:t>
       </w:r>
       <w:r>
         <w:rPr>
@@ -17338,6 +17778,7 @@
         </w:rPr>
         <w:t>'H(X/Y)'</w:t>
       </w:r>
+      <w:proofErr w:type="gramStart"/>
       <w:r>
         <w:rPr>
           <w:rFonts w:ascii="Consolas" w:hAnsi="Consolas"/>
@@ -17356,7 +17797,18 @@
           <w:szCs w:val="21"/>
           <w:lang w:eastAsia="ru-RU"/>
         </w:rPr>
-        <w:t>:.4f}</w:t>
+        <w:t>:.</w:t>
+      </w:r>
+      <w:proofErr w:type="gramEnd"/>
+      <w:r>
+        <w:rPr>
+          <w:rFonts w:ascii="Consolas" w:hAnsi="Consolas"/>
+          <w:color w:val="0000FF"/>
+          <w:sz w:val="21"/>
+          <w:szCs w:val="21"/>
+          <w:lang w:eastAsia="ru-RU"/>
+        </w:rPr>
+        <w:t>4f}</w:t>
       </w:r>
       <w:r>
         <w:rPr>
@@ -17441,6 +17893,7 @@
         <w:t xml:space="preserve">    </w:t>
       </w:r>
       <w:proofErr w:type="spellStart"/>
+      <w:proofErr w:type="gramStart"/>
       <w:r>
         <w:rPr>
           <w:rFonts w:ascii="Consolas" w:hAnsi="Consolas"/>
@@ -17462,6 +17915,7 @@
         </w:rPr>
         <w:t>(</w:t>
       </w:r>
+      <w:proofErr w:type="gramEnd"/>
       <w:r>
         <w:rPr>
           <w:rFonts w:ascii="Consolas" w:hAnsi="Consolas"/>
@@ -17614,6 +18068,7 @@
         <w:t xml:space="preserve"> </w:t>
       </w:r>
       <w:proofErr w:type="spellStart"/>
+      <w:proofErr w:type="gramStart"/>
       <w:r>
         <w:rPr>
           <w:rFonts w:ascii="Consolas" w:hAnsi="Consolas"/>
@@ -17635,6 +18090,7 @@
         </w:rPr>
         <w:t>(</w:t>
       </w:r>
+      <w:proofErr w:type="gramEnd"/>
       <w:r>
         <w:rPr>
           <w:rFonts w:ascii="Consolas" w:hAnsi="Consolas"/>
@@ -17722,6 +18178,7 @@
         </w:rPr>
         <w:t xml:space="preserve">    </w:t>
       </w:r>
+      <w:proofErr w:type="gramStart"/>
       <w:r>
         <w:rPr>
           <w:rFonts w:ascii="Consolas" w:hAnsi="Consolas"/>
@@ -17732,6 +18189,7 @@
         </w:rPr>
         <w:t>for</w:t>
       </w:r>
+      <w:proofErr w:type="gramEnd"/>
       <w:r>
         <w:rPr>
           <w:rFonts w:ascii="Consolas" w:hAnsi="Consolas"/>
@@ -17935,6 +18393,7 @@
         </w:rPr>
         <w:t xml:space="preserve">        </w:t>
       </w:r>
+      <w:proofErr w:type="gramStart"/>
       <w:r>
         <w:rPr>
           <w:rFonts w:ascii="Consolas" w:hAnsi="Consolas"/>
@@ -17955,6 +18414,7 @@
         </w:rPr>
         <w:t>(</w:t>
       </w:r>
+      <w:proofErr w:type="gramEnd"/>
       <w:r>
         <w:rPr>
           <w:rFonts w:ascii="Consolas" w:hAnsi="Consolas"/>
@@ -18178,6 +18638,7 @@
         <w:t xml:space="preserve">    </w:t>
       </w:r>
       <w:proofErr w:type="spellStart"/>
+      <w:proofErr w:type="gramStart"/>
       <w:r>
         <w:rPr>
           <w:rFonts w:ascii="Consolas" w:hAnsi="Consolas"/>
@@ -18199,6 +18660,7 @@
         </w:rPr>
         <w:t>(</w:t>
       </w:r>
+      <w:proofErr w:type="gramEnd"/>
       <w:r>
         <w:rPr>
           <w:rFonts w:ascii="Consolas" w:hAnsi="Consolas"/>
@@ -18351,6 +18813,7 @@
         <w:t xml:space="preserve"> </w:t>
       </w:r>
       <w:proofErr w:type="spellStart"/>
+      <w:proofErr w:type="gramStart"/>
       <w:r>
         <w:rPr>
           <w:rFonts w:ascii="Consolas" w:hAnsi="Consolas"/>
@@ -18372,6 +18835,7 @@
         </w:rPr>
         <w:t>(</w:t>
       </w:r>
+      <w:proofErr w:type="gramEnd"/>
       <w:r>
         <w:rPr>
           <w:rFonts w:ascii="Consolas" w:hAnsi="Consolas"/>
@@ -18459,6 +18923,7 @@
         </w:rPr>
         <w:t xml:space="preserve">    </w:t>
       </w:r>
+      <w:proofErr w:type="gramStart"/>
       <w:r>
         <w:rPr>
           <w:rFonts w:ascii="Consolas" w:hAnsi="Consolas"/>
@@ -18469,6 +18934,7 @@
         </w:rPr>
         <w:t>for</w:t>
       </w:r>
+      <w:proofErr w:type="gramEnd"/>
       <w:r>
         <w:rPr>
           <w:rFonts w:ascii="Consolas" w:hAnsi="Consolas"/>
@@ -18672,6 +19138,7 @@
         </w:rPr>
         <w:t xml:space="preserve">        </w:t>
       </w:r>
+      <w:proofErr w:type="gramStart"/>
       <w:r>
         <w:rPr>
           <w:rFonts w:ascii="Consolas" w:hAnsi="Consolas"/>
@@ -18692,6 +19159,7 @@
         </w:rPr>
         <w:t>(</w:t>
       </w:r>
+      <w:proofErr w:type="gramEnd"/>
       <w:r>
         <w:rPr>
           <w:rFonts w:ascii="Consolas" w:hAnsi="Consolas"/>
@@ -18904,6 +19372,7 @@
         </w:rPr>
         <w:t xml:space="preserve">    </w:t>
       </w:r>
+      <w:proofErr w:type="gramStart"/>
       <w:r>
         <w:rPr>
           <w:rFonts w:ascii="Consolas" w:hAnsi="Consolas"/>
@@ -18924,6 +19393,7 @@
         </w:rPr>
         <w:t>(</w:t>
       </w:r>
+      <w:proofErr w:type="gramEnd"/>
       <w:r>
         <w:rPr>
           <w:rFonts w:ascii="Consolas" w:hAnsi="Consolas"/>
@@ -18994,6 +19464,7 @@
           <w:lang w:val="en-US" w:eastAsia="ru-RU"/>
         </w:rPr>
       </w:pPr>
+      <w:proofErr w:type="gramStart"/>
       <w:r>
         <w:rPr>
           <w:rFonts w:ascii="Consolas" w:hAnsi="Consolas"/>
@@ -19004,6 +19475,7 @@
         </w:rPr>
         <w:t>def</w:t>
       </w:r>
+      <w:proofErr w:type="gramEnd"/>
       <w:r>
         <w:rPr>
           <w:rFonts w:ascii="Consolas" w:hAnsi="Consolas"/>
@@ -19059,6 +19531,7 @@
         </w:rPr>
         <w:t xml:space="preserve">    </w:t>
       </w:r>
+      <w:proofErr w:type="gramStart"/>
       <w:r>
         <w:rPr>
           <w:rFonts w:ascii="Consolas" w:hAnsi="Consolas"/>
@@ -19069,6 +19542,7 @@
         </w:rPr>
         <w:t>analyzer</w:t>
       </w:r>
+      <w:proofErr w:type="gramEnd"/>
       <w:r>
         <w:rPr>
           <w:rFonts w:ascii="Consolas" w:hAnsi="Consolas"/>
@@ -19171,6 +19645,7 @@
         </w:rPr>
         <w:t xml:space="preserve">    </w:t>
       </w:r>
+      <w:proofErr w:type="gramStart"/>
       <w:r>
         <w:rPr>
           <w:rFonts w:ascii="Consolas" w:hAnsi="Consolas"/>
@@ -19181,6 +19656,7 @@
         </w:rPr>
         <w:t>while</w:t>
       </w:r>
+      <w:proofErr w:type="gramEnd"/>
       <w:r>
         <w:rPr>
           <w:rFonts w:ascii="Consolas" w:hAnsi="Consolas"/>
@@ -19236,6 +19712,7 @@
         </w:rPr>
         <w:t xml:space="preserve">        </w:t>
       </w:r>
+      <w:proofErr w:type="gramStart"/>
       <w:r>
         <w:rPr>
           <w:rFonts w:ascii="Consolas" w:hAnsi="Consolas"/>
@@ -19256,6 +19733,7 @@
         </w:rPr>
         <w:t>(</w:t>
       </w:r>
+      <w:proofErr w:type="gramEnd"/>
       <w:r>
         <w:rPr>
           <w:rFonts w:ascii="Consolas" w:hAnsi="Consolas"/>
@@ -19361,6 +19839,7 @@
         </w:rPr>
         <w:t xml:space="preserve">        </w:t>
       </w:r>
+      <w:proofErr w:type="gramStart"/>
       <w:r>
         <w:rPr>
           <w:rFonts w:ascii="Consolas" w:hAnsi="Consolas"/>
@@ -19381,6 +19860,7 @@
         </w:rPr>
         <w:t>(</w:t>
       </w:r>
+      <w:proofErr w:type="gramEnd"/>
       <w:r>
         <w:rPr>
           <w:rFonts w:ascii="Consolas" w:hAnsi="Consolas"/>
@@ -19437,6 +19917,7 @@
         <w:t xml:space="preserve">        </w:t>
       </w:r>
       <w:proofErr w:type="spellStart"/>
+      <w:proofErr w:type="gramStart"/>
       <w:r>
         <w:rPr>
           <w:rFonts w:ascii="Consolas" w:hAnsi="Consolas"/>
@@ -19458,6 +19939,7 @@
         </w:rPr>
         <w:t>(</w:t>
       </w:r>
+      <w:proofErr w:type="gramEnd"/>
       <w:r>
         <w:rPr>
           <w:rFonts w:ascii="Consolas" w:hAnsi="Consolas"/>
@@ -19503,6 +19985,7 @@
         </w:rPr>
         <w:t xml:space="preserve">        </w:t>
       </w:r>
+      <w:proofErr w:type="gramStart"/>
       <w:r>
         <w:rPr>
           <w:rFonts w:ascii="Consolas" w:hAnsi="Consolas"/>
@@ -19523,6 +20006,7 @@
         </w:rPr>
         <w:t>(</w:t>
       </w:r>
+      <w:proofErr w:type="gramEnd"/>
       <w:r>
         <w:rPr>
           <w:rFonts w:ascii="Consolas" w:hAnsi="Consolas"/>
@@ -19613,6 +20097,7 @@
         </w:rPr>
         <w:t xml:space="preserve">        </w:t>
       </w:r>
+      <w:proofErr w:type="gramStart"/>
       <w:r>
         <w:rPr>
           <w:rFonts w:ascii="Consolas" w:hAnsi="Consolas"/>
@@ -19623,6 +20108,7 @@
         </w:rPr>
         <w:t>choice</w:t>
       </w:r>
+      <w:proofErr w:type="gramEnd"/>
       <w:r>
         <w:rPr>
           <w:rFonts w:ascii="Consolas" w:hAnsi="Consolas"/>
@@ -19773,6 +20259,7 @@
         </w:rPr>
         <w:t xml:space="preserve">        </w:t>
       </w:r>
+      <w:proofErr w:type="gramStart"/>
       <w:r>
         <w:rPr>
           <w:rFonts w:ascii="Consolas" w:hAnsi="Consolas"/>
@@ -19783,6 +20270,7 @@
         </w:rPr>
         <w:t>if</w:t>
       </w:r>
+      <w:proofErr w:type="gramEnd"/>
       <w:r>
         <w:rPr>
           <w:rFonts w:ascii="Consolas" w:hAnsi="Consolas"/>
@@ -19907,7 +20395,18 @@
           <w:szCs w:val="21"/>
           <w:lang w:val="en-US" w:eastAsia="ru-RU"/>
         </w:rPr>
-        <w:t>build_random_matrix</w:t>
+        <w:t>build_random_</w:t>
+      </w:r>
+      <w:proofErr w:type="gramStart"/>
+      <w:r>
+        <w:rPr>
+          <w:rFonts w:ascii="Consolas" w:hAnsi="Consolas"/>
+          <w:color w:val="795E26"/>
+          <w:sz w:val="21"/>
+          <w:szCs w:val="21"/>
+          <w:lang w:val="en-US" w:eastAsia="ru-RU"/>
+        </w:rPr>
+        <w:t>matrix</w:t>
       </w:r>
       <w:proofErr w:type="spellEnd"/>
       <w:r>
@@ -19920,6 +20419,7 @@
         </w:rPr>
         <w:t>(</w:t>
       </w:r>
+      <w:proofErr w:type="gramEnd"/>
       <w:r>
         <w:rPr>
           <w:rFonts w:ascii="Consolas" w:hAnsi="Consolas"/>
@@ -20056,7 +20556,18 @@
           <w:szCs w:val="21"/>
           <w:lang w:eastAsia="ru-RU"/>
         </w:rPr>
-        <w:t>calculate_entropy</w:t>
+        <w:t>calculate_</w:t>
+      </w:r>
+      <w:proofErr w:type="gramStart"/>
+      <w:r>
+        <w:rPr>
+          <w:rFonts w:ascii="Consolas" w:hAnsi="Consolas"/>
+          <w:color w:val="795E26"/>
+          <w:sz w:val="21"/>
+          <w:szCs w:val="21"/>
+          <w:lang w:eastAsia="ru-RU"/>
+        </w:rPr>
+        <w:t>entropy</w:t>
       </w:r>
       <w:proofErr w:type="spellEnd"/>
       <w:r>
@@ -20067,7 +20578,18 @@
           <w:szCs w:val="21"/>
           <w:lang w:eastAsia="ru-RU"/>
         </w:rPr>
-        <w:t>()</w:t>
+        <w:t>(</w:t>
+      </w:r>
+      <w:proofErr w:type="gramEnd"/>
+      <w:r>
+        <w:rPr>
+          <w:rFonts w:ascii="Consolas" w:hAnsi="Consolas"/>
+          <w:color w:val="3B3B3B"/>
+          <w:sz w:val="21"/>
+          <w:szCs w:val="21"/>
+          <w:lang w:eastAsia="ru-RU"/>
+        </w:rPr>
+        <w:t>)</w:t>
       </w:r>
     </w:p>
     <w:p>
@@ -20095,6 +20617,7 @@
         <w:t xml:space="preserve">            </w:t>
       </w:r>
       <w:proofErr w:type="spellStart"/>
+      <w:proofErr w:type="gramStart"/>
       <w:r>
         <w:rPr>
           <w:rFonts w:ascii="Consolas" w:hAnsi="Consolas"/>
@@ -20116,6 +20639,7 @@
         </w:rPr>
         <w:t>(</w:t>
       </w:r>
+      <w:proofErr w:type="gramEnd"/>
       <w:r>
         <w:rPr>
           <w:rFonts w:ascii="Consolas" w:hAnsi="Consolas"/>
@@ -20212,7 +20736,18 @@
           <w:szCs w:val="21"/>
           <w:lang w:val="en-US" w:eastAsia="ru-RU"/>
         </w:rPr>
-        <w:t>print_results</w:t>
+        <w:t>print_</w:t>
+      </w:r>
+      <w:proofErr w:type="gramStart"/>
+      <w:r>
+        <w:rPr>
+          <w:rFonts w:ascii="Consolas" w:hAnsi="Consolas"/>
+          <w:color w:val="795E26"/>
+          <w:sz w:val="21"/>
+          <w:szCs w:val="21"/>
+          <w:lang w:val="en-US" w:eastAsia="ru-RU"/>
+        </w:rPr>
+        <w:t>results</w:t>
       </w:r>
       <w:proofErr w:type="spellEnd"/>
       <w:r>
@@ -20225,6 +20760,7 @@
         </w:rPr>
         <w:t>(</w:t>
       </w:r>
+      <w:proofErr w:type="gramEnd"/>
       <w:r>
         <w:rPr>
           <w:rFonts w:ascii="Consolas" w:hAnsi="Consolas"/>
@@ -20296,6 +20832,7 @@
         <w:t xml:space="preserve">        </w:t>
       </w:r>
       <w:proofErr w:type="spellStart"/>
+      <w:proofErr w:type="gramStart"/>
       <w:r>
         <w:rPr>
           <w:rFonts w:ascii="Consolas" w:hAnsi="Consolas"/>
@@ -20307,6 +20844,7 @@
         <w:t>elif</w:t>
       </w:r>
       <w:proofErr w:type="spellEnd"/>
+      <w:proofErr w:type="gramEnd"/>
       <w:r>
         <w:rPr>
           <w:rFonts w:ascii="Consolas" w:hAnsi="Consolas"/>
@@ -20446,6 +20984,7 @@
         <w:t xml:space="preserve"> </w:t>
       </w:r>
       <w:proofErr w:type="spellStart"/>
+      <w:proofErr w:type="gramStart"/>
       <w:r>
         <w:rPr>
           <w:rFonts w:ascii="Consolas" w:hAnsi="Consolas"/>
@@ -20467,6 +21006,7 @@
         </w:rPr>
         <w:t>(</w:t>
       </w:r>
+      <w:proofErr w:type="gramEnd"/>
       <w:r>
         <w:rPr>
           <w:rFonts w:ascii="Consolas" w:hAnsi="Consolas"/>
@@ -20552,6 +21092,7 @@
         </w:rPr>
         <w:t xml:space="preserve">            </w:t>
       </w:r>
+      <w:proofErr w:type="gramStart"/>
       <w:r>
         <w:rPr>
           <w:rFonts w:ascii="Consolas" w:hAnsi="Consolas"/>
@@ -20562,6 +21103,7 @@
         </w:rPr>
         <w:t>if</w:t>
       </w:r>
+      <w:proofErr w:type="gramEnd"/>
       <w:r>
         <w:rPr>
           <w:rFonts w:ascii="Consolas" w:hAnsi="Consolas"/>
@@ -20681,6 +21223,7 @@
         </w:rPr>
         <w:t xml:space="preserve">                </w:t>
       </w:r>
+      <w:proofErr w:type="gramStart"/>
       <w:r>
         <w:rPr>
           <w:rFonts w:ascii="Consolas" w:hAnsi="Consolas"/>
@@ -20701,6 +21244,7 @@
         </w:rPr>
         <w:t>(</w:t>
       </w:r>
+      <w:proofErr w:type="gramEnd"/>
       <w:r>
         <w:rPr>
           <w:rFonts w:ascii="Consolas" w:hAnsi="Consolas"/>
@@ -20888,6 +21432,7 @@
         </w:rPr>
         <w:t xml:space="preserve">                </w:t>
       </w:r>
+      <w:proofErr w:type="gramStart"/>
       <w:r>
         <w:rPr>
           <w:rFonts w:ascii="Consolas" w:hAnsi="Consolas"/>
@@ -20898,6 +21443,7 @@
         </w:rPr>
         <w:t>continue</w:t>
       </w:r>
+      <w:proofErr w:type="gramEnd"/>
     </w:p>
     <w:p>
       <w:pPr>
@@ -20923,6 +21469,7 @@
         </w:rPr>
         <w:t xml:space="preserve">            </w:t>
       </w:r>
+      <w:proofErr w:type="gramStart"/>
       <w:r>
         <w:rPr>
           <w:rFonts w:ascii="Consolas" w:hAnsi="Consolas"/>
@@ -20933,6 +21480,7 @@
         </w:rPr>
         <w:t>metrics</w:t>
       </w:r>
+      <w:proofErr w:type="gramEnd"/>
       <w:r>
         <w:rPr>
           <w:rFonts w:ascii="Consolas" w:hAnsi="Consolas"/>
@@ -21030,6 +21578,7 @@
         </w:rPr>
         <w:t xml:space="preserve">            </w:t>
       </w:r>
+      <w:proofErr w:type="gramStart"/>
       <w:r>
         <w:rPr>
           <w:rFonts w:ascii="Consolas" w:hAnsi="Consolas"/>
@@ -21050,6 +21599,7 @@
         </w:rPr>
         <w:t>(</w:t>
       </w:r>
+      <w:proofErr w:type="gramEnd"/>
       <w:r>
         <w:rPr>
           <w:rFonts w:ascii="Consolas" w:hAnsi="Consolas"/>
@@ -21246,7 +21796,18 @@
           <w:szCs w:val="21"/>
           <w:lang w:val="en-US" w:eastAsia="ru-RU"/>
         </w:rPr>
-        <w:t>print_results</w:t>
+        <w:t>print_</w:t>
+      </w:r>
+      <w:proofErr w:type="gramStart"/>
+      <w:r>
+        <w:rPr>
+          <w:rFonts w:ascii="Consolas" w:hAnsi="Consolas"/>
+          <w:color w:val="795E26"/>
+          <w:sz w:val="21"/>
+          <w:szCs w:val="21"/>
+          <w:lang w:val="en-US" w:eastAsia="ru-RU"/>
+        </w:rPr>
+        <w:t>results</w:t>
       </w:r>
       <w:proofErr w:type="spellEnd"/>
       <w:r>
@@ -21259,6 +21820,7 @@
         </w:rPr>
         <w:t>(</w:t>
       </w:r>
+      <w:proofErr w:type="gramEnd"/>
       <w:r>
         <w:rPr>
           <w:rFonts w:ascii="Consolas" w:hAnsi="Consolas"/>
@@ -21330,6 +21892,7 @@
         <w:t xml:space="preserve">        </w:t>
       </w:r>
       <w:proofErr w:type="spellStart"/>
+      <w:proofErr w:type="gramStart"/>
       <w:r>
         <w:rPr>
           <w:rFonts w:ascii="Consolas" w:hAnsi="Consolas"/>
@@ -21341,6 +21904,7 @@
         <w:t>elif</w:t>
       </w:r>
       <w:proofErr w:type="spellEnd"/>
+      <w:proofErr w:type="gramEnd"/>
       <w:r>
         <w:rPr>
           <w:rFonts w:ascii="Consolas" w:hAnsi="Consolas"/>
@@ -21436,6 +22000,7 @@
         </w:rPr>
         <w:t xml:space="preserve">            </w:t>
       </w:r>
+      <w:proofErr w:type="gramStart"/>
       <w:r>
         <w:rPr>
           <w:rFonts w:ascii="Consolas" w:hAnsi="Consolas"/>
@@ -21446,6 +22011,7 @@
         </w:rPr>
         <w:t>break</w:t>
       </w:r>
+      <w:proofErr w:type="gramEnd"/>
     </w:p>
     <w:p>
       <w:pPr>
@@ -21471,6 +22037,7 @@
         </w:rPr>
         <w:t xml:space="preserve">        </w:t>
       </w:r>
+      <w:proofErr w:type="gramStart"/>
       <w:r>
         <w:rPr>
           <w:rFonts w:ascii="Consolas" w:hAnsi="Consolas"/>
@@ -21481,6 +22048,7 @@
         </w:rPr>
         <w:t>else</w:t>
       </w:r>
+      <w:proofErr w:type="gramEnd"/>
       <w:r>
         <w:rPr>
           <w:rFonts w:ascii="Consolas" w:hAnsi="Consolas"/>
@@ -21516,6 +22084,7 @@
         </w:rPr>
         <w:t xml:space="preserve">            </w:t>
       </w:r>
+      <w:proofErr w:type="gramStart"/>
       <w:r>
         <w:rPr>
           <w:rFonts w:ascii="Consolas" w:hAnsi="Consolas"/>
@@ -21536,6 +22105,7 @@
         </w:rPr>
         <w:t>(</w:t>
       </w:r>
+      <w:proofErr w:type="gramEnd"/>
       <w:r>
         <w:rPr>
           <w:rFonts w:ascii="Consolas" w:hAnsi="Consolas"/>
@@ -21626,6 +22196,7 @@
           <w:lang w:eastAsia="ru-RU"/>
         </w:rPr>
       </w:pPr>
+      <w:proofErr w:type="spellStart"/>
       <w:r>
         <w:rPr>
           <w:rFonts w:ascii="Consolas" w:hAnsi="Consolas"/>
@@ -21636,6 +22207,7 @@
         </w:rPr>
         <w:t>if</w:t>
       </w:r>
+      <w:proofErr w:type="spellEnd"/>
       <w:r>
         <w:rPr>
           <w:rFonts w:ascii="Consolas" w:hAnsi="Consolas"/>
@@ -21776,6 +22348,7 @@
         <w:t xml:space="preserve">    </w:t>
       </w:r>
       <w:proofErr w:type="spellStart"/>
+      <w:proofErr w:type="gramStart"/>
       <w:r>
         <w:rPr>
           <w:rFonts w:ascii="Consolas" w:hAnsi="Consolas"/>
@@ -21795,7 +22368,18 @@
           <w:szCs w:val="21"/>
           <w:lang w:eastAsia="ru-RU"/>
         </w:rPr>
-        <w:t>()</w:t>
+        <w:t>(</w:t>
+      </w:r>
+      <w:proofErr w:type="gramEnd"/>
+      <w:r>
+        <w:rPr>
+          <w:rFonts w:ascii="Consolas" w:hAnsi="Consolas"/>
+          <w:color w:val="3B3B3B"/>
+          <w:sz w:val="21"/>
+          <w:szCs w:val="21"/>
+          <w:lang w:eastAsia="ru-RU"/>
+        </w:rPr>
+        <w:t>)</w:t>
       </w:r>
     </w:p>
     <w:p>
@@ -21843,6 +22427,7 @@
       <w:r>
         <w:rPr>
           <w:noProof/>
+          <w:lang w:eastAsia="ru-RU"/>
         </w:rPr>
         <w:drawing>
           <wp:inline distT="0" distB="0" distL="0" distR="0" wp14:anchorId="18745C25" wp14:editId="42FFB15C">
@@ -21945,7 +22530,13 @@
         <w:t xml:space="preserve">или </w:t>
       </w:r>
       <w:r>
-        <w:t>строит матрицу произвольных сочетаний на основе входящего текста. После этого производятся вычисления показателей энтропии разного рода:</w:t>
+        <w:t xml:space="preserve">строит матрицу произвольных сочетаний на основе входящего текста. </w:t>
+      </w:r>
+      <w:r>
+        <w:t xml:space="preserve">Затем строятся канальные матрицы со стороны источника и со стороны приёмника. </w:t>
+      </w:r>
+      <w:r>
+        <w:t>После этого производятся вычисления показателей энтропии разного рода:</w:t>
       </w:r>
     </w:p>
     <w:p>
@@ -21987,7 +22578,15 @@
           <w:i/>
           <w:iCs/>
         </w:rPr>
-        <w:t xml:space="preserve">) = </w:t>
+        <w:t xml:space="preserve">) </w:t>
+      </w:r>
+      <w:proofErr w:type="gramStart"/>
+      <w:r>
+        <w:rPr>
+          <w:i/>
+          <w:iCs/>
+        </w:rPr>
+        <w:t xml:space="preserve">= </w:t>
       </w:r>
       <m:oMath>
         <m:r>
@@ -22146,6 +22745,7 @@
       <w:r>
         <w:t>;</w:t>
       </w:r>
+      <w:proofErr w:type="gramEnd"/>
     </w:p>
     <w:p>
       <w:pPr>
@@ -22186,7 +22786,15 @@
           <w:i/>
           <w:iCs/>
         </w:rPr>
-        <w:t xml:space="preserve">) = </w:t>
+        <w:t xml:space="preserve">) </w:t>
+      </w:r>
+      <w:proofErr w:type="gramStart"/>
+      <w:r>
+        <w:rPr>
+          <w:i/>
+          <w:iCs/>
+        </w:rPr>
+        <w:t xml:space="preserve">= </w:t>
       </w:r>
       <m:oMath>
         <m:r>
@@ -22345,6 +22953,7 @@
       <w:r>
         <w:t>;</w:t>
       </w:r>
+      <w:proofErr w:type="gramEnd"/>
     </w:p>
     <w:p>
       <w:pPr>
@@ -22357,6 +22966,7 @@
       <w:r>
         <w:t xml:space="preserve">Энтропия объединения: </w:t>
       </w:r>
+      <w:proofErr w:type="gramStart"/>
       <w:r>
         <w:rPr>
           <w:i/>
@@ -22372,6 +22982,7 @@
         </w:rPr>
         <w:t>(</w:t>
       </w:r>
+      <w:proofErr w:type="gramEnd"/>
       <w:r>
         <w:rPr>
           <w:i/>
@@ -22576,55 +23187,401 @@
           <w:ilvl w:val="0"/>
           <w:numId w:val="7"/>
         </w:numPr>
+      </w:pPr>
+      <w:r>
+        <w:t xml:space="preserve">Потери при </w:t>
+      </w:r>
+      <w:r>
+        <w:t>передаче</w:t>
+      </w:r>
+      <w:r>
+        <w:t xml:space="preserve"> </w:t>
+      </w:r>
+      <w:r>
         <w:rPr>
           <w:i/>
           <w:iCs/>
-        </w:rPr>
-      </w:pPr>
-      <w:r>
-        <w:t xml:space="preserve">Потери при передаче </w:t>
+          <w:lang w:val="en-US"/>
+        </w:rPr>
+        <w:t>H</w:t>
       </w:r>
       <w:r>
         <w:rPr>
           <w:i/>
           <w:iCs/>
         </w:rPr>
-        <w:t>H(Y/X)</w:t>
+        <w:t>(</w:t>
       </w:r>
       <w:r>
         <w:rPr>
           <w:i/>
           <w:iCs/>
-        </w:rPr>
-        <w:t xml:space="preserve"> = </w:t>
+          <w:lang w:val="en-US"/>
+        </w:rPr>
+        <w:t>Y</w:t>
       </w:r>
       <w:r>
         <w:rPr>
           <w:i/>
           <w:iCs/>
         </w:rPr>
-        <w:t xml:space="preserve">H(X, Y) </w:t>
+        <w:t>/</w:t>
       </w:r>
       <w:r>
         <w:rPr>
           <w:i/>
           <w:iCs/>
-        </w:rPr>
-        <w:t>–</w:t>
+          <w:lang w:val="en-US"/>
+        </w:rPr>
+        <w:t>X</w:t>
       </w:r>
       <w:r>
         <w:rPr>
           <w:i/>
           <w:iCs/>
         </w:rPr>
-        <w:t xml:space="preserve"> H(Y)</w:t>
-      </w:r>
-      <w:r>
-        <w:t xml:space="preserve"> </w:t>
-      </w:r>
+        <w:t xml:space="preserve">) </w:t>
+      </w:r>
+      <w:proofErr w:type="gramStart"/>
+      <w:r>
+        <w:rPr>
+          <w:i/>
+          <w:iCs/>
+        </w:rPr>
+        <w:t xml:space="preserve">= </w:t>
+      </w:r>
+      <m:oMath>
+        <m:r>
+          <w:rPr>
+            <w:rFonts w:ascii="Cambria Math" w:hAnsi="Cambria Math"/>
+          </w:rPr>
+          <m:t xml:space="preserve">- </m:t>
+        </m:r>
+        <m:nary>
+          <m:naryPr>
+            <m:chr m:val="∑"/>
+            <m:limLoc m:val="undOvr"/>
+            <m:ctrlPr>
+              <w:rPr>
+                <w:rFonts w:ascii="Cambria Math" w:hAnsi="Cambria Math"/>
+                <w:i/>
+                <w:iCs/>
+              </w:rPr>
+            </m:ctrlPr>
+          </m:naryPr>
+          <m:sub>
+            <m:r>
+              <w:rPr>
+                <w:rFonts w:ascii="Cambria Math" w:hAnsi="Cambria Math"/>
+              </w:rPr>
+              <m:t>i=1</m:t>
+            </m:r>
+          </m:sub>
+          <m:sup>
+            <m:r>
+              <w:rPr>
+                <w:rFonts w:ascii="Cambria Math" w:hAnsi="Cambria Math"/>
+                <w:lang w:val="en-US"/>
+              </w:rPr>
+              <m:t>n</m:t>
+            </m:r>
+          </m:sup>
+          <m:e>
+            <m:r>
+              <w:rPr>
+                <w:rFonts w:ascii="Cambria Math" w:hAnsi="Cambria Math"/>
+              </w:rPr>
+              <m:t xml:space="preserve"> </m:t>
+            </m:r>
+          </m:e>
+        </m:nary>
+        <m:nary>
+          <m:naryPr>
+            <m:chr m:val="∑"/>
+            <m:limLoc m:val="undOvr"/>
+            <m:ctrlPr>
+              <w:rPr>
+                <w:rFonts w:ascii="Cambria Math" w:hAnsi="Cambria Math"/>
+                <w:i/>
+                <w:iCs/>
+              </w:rPr>
+            </m:ctrlPr>
+          </m:naryPr>
+          <m:sub>
+            <m:r>
+              <w:rPr>
+                <w:rFonts w:ascii="Cambria Math" w:hAnsi="Cambria Math"/>
+              </w:rPr>
+              <m:t>i=1</m:t>
+            </m:r>
+          </m:sub>
+          <m:sup>
+            <m:r>
+              <w:rPr>
+                <w:rFonts w:ascii="Cambria Math" w:hAnsi="Cambria Math"/>
+                <w:lang w:val="en-US"/>
+              </w:rPr>
+              <m:t>m</m:t>
+            </m:r>
+          </m:sup>
+          <m:e>
+            <m:sSub>
+              <m:sSubPr>
+                <m:ctrlPr>
+                  <w:rPr>
+                    <w:rFonts w:ascii="Cambria Math" w:hAnsi="Cambria Math"/>
+                    <w:i/>
+                    <w:iCs/>
+                    <w:lang w:val="en-US"/>
+                  </w:rPr>
+                </m:ctrlPr>
+              </m:sSubPr>
+              <m:e>
+                <m:r>
+                  <w:rPr>
+                    <w:rFonts w:ascii="Cambria Math" w:hAnsi="Cambria Math"/>
+                    <w:lang w:val="en-US"/>
+                  </w:rPr>
+                  <m:t>p</m:t>
+                </m:r>
+              </m:e>
+              <m:sub>
+                <m:r>
+                  <w:rPr>
+                    <w:rFonts w:ascii="Cambria Math" w:hAnsi="Cambria Math"/>
+                    <w:lang w:val="en-US"/>
+                  </w:rPr>
+                  <m:t>i</m:t>
+                </m:r>
+              </m:sub>
+            </m:sSub>
+            <m:r>
+              <w:rPr>
+                <w:rFonts w:ascii="Cambria Math" w:hAnsi="Cambria Math"/>
+              </w:rPr>
+              <m:t xml:space="preserve"> </m:t>
+            </m:r>
+            <m:r>
+              <w:rPr>
+                <w:rFonts w:ascii="Cambria Math" w:hAnsi="Cambria Math"/>
+                <w:lang w:val="en-US"/>
+              </w:rPr>
+              <m:t>p</m:t>
+            </m:r>
+            <m:r>
+              <w:rPr>
+                <w:rFonts w:ascii="Cambria Math" w:hAnsi="Cambria Math"/>
+              </w:rPr>
+              <m:t>(</m:t>
+            </m:r>
+            <m:sSub>
+              <m:sSubPr>
+                <m:ctrlPr>
+                  <w:rPr>
+                    <w:rFonts w:ascii="Cambria Math" w:hAnsi="Cambria Math"/>
+                    <w:i/>
+                    <w:lang w:val="en-US"/>
+                  </w:rPr>
+                </m:ctrlPr>
+              </m:sSubPr>
+              <m:e>
+                <m:r>
+                  <w:rPr>
+                    <w:rFonts w:ascii="Cambria Math" w:hAnsi="Cambria Math"/>
+                    <w:lang w:val="en-US"/>
+                  </w:rPr>
+                  <m:t>y</m:t>
+                </m:r>
+              </m:e>
+              <m:sub>
+                <m:r>
+                  <w:rPr>
+                    <w:rFonts w:ascii="Cambria Math" w:hAnsi="Cambria Math"/>
+                    <w:lang w:val="en-US"/>
+                  </w:rPr>
+                  <m:t>j</m:t>
+                </m:r>
+              </m:sub>
+            </m:sSub>
+            <m:r>
+              <w:rPr>
+                <w:rFonts w:ascii="Cambria Math" w:hAnsi="Cambria Math"/>
+              </w:rPr>
+              <m:t>/</m:t>
+            </m:r>
+            <m:sSub>
+              <m:sSubPr>
+                <m:ctrlPr>
+                  <w:rPr>
+                    <w:rFonts w:ascii="Cambria Math" w:hAnsi="Cambria Math"/>
+                    <w:i/>
+                    <w:lang w:val="en-US"/>
+                  </w:rPr>
+                </m:ctrlPr>
+              </m:sSubPr>
+              <m:e>
+                <m:r>
+                  <w:rPr>
+                    <w:rFonts w:ascii="Cambria Math" w:hAnsi="Cambria Math"/>
+                    <w:lang w:val="en-US"/>
+                  </w:rPr>
+                  <m:t>x</m:t>
+                </m:r>
+              </m:e>
+              <m:sub>
+                <m:r>
+                  <w:rPr>
+                    <w:rFonts w:ascii="Cambria Math" w:hAnsi="Cambria Math"/>
+                    <w:lang w:val="en-US"/>
+                  </w:rPr>
+                  <m:t>i</m:t>
+                </m:r>
+              </m:sub>
+            </m:sSub>
+            <m:r>
+              <w:rPr>
+                <w:rFonts w:ascii="Cambria Math" w:hAnsi="Cambria Math"/>
+              </w:rPr>
+              <m:t>)</m:t>
+            </m:r>
+            <m:func>
+              <m:funcPr>
+                <m:ctrlPr>
+                  <w:rPr>
+                    <w:rFonts w:ascii="Cambria Math" w:hAnsi="Cambria Math"/>
+                    <w:i/>
+                    <w:iCs/>
+                    <w:lang w:val="en-US"/>
+                  </w:rPr>
+                </m:ctrlPr>
+              </m:funcPr>
+              <m:fName>
+                <m:sSub>
+                  <m:sSubPr>
+                    <m:ctrlPr>
+                      <w:rPr>
+                        <w:rFonts w:ascii="Cambria Math" w:hAnsi="Cambria Math"/>
+                        <w:i/>
+                        <w:iCs/>
+                        <w:lang w:val="en-US"/>
+                      </w:rPr>
+                    </m:ctrlPr>
+                  </m:sSubPr>
+                  <m:e>
+                    <m:r>
+                      <m:rPr>
+                        <m:sty m:val="p"/>
+                      </m:rPr>
+                      <w:rPr>
+                        <w:rFonts w:ascii="Cambria Math" w:hAnsi="Cambria Math"/>
+                        <w:lang w:val="en-US"/>
+                      </w:rPr>
+                      <m:t>log</m:t>
+                    </m:r>
+                  </m:e>
+                  <m:sub>
+                    <m:r>
+                      <w:rPr>
+                        <w:rFonts w:ascii="Cambria Math" w:hAnsi="Cambria Math"/>
+                      </w:rPr>
+                      <m:t>2</m:t>
+                    </m:r>
+                  </m:sub>
+                </m:sSub>
+              </m:fName>
+              <m:e>
+                <m:r>
+                  <w:rPr>
+                    <w:rFonts w:ascii="Cambria Math" w:hAnsi="Cambria Math"/>
+                    <w:lang w:val="en-US"/>
+                  </w:rPr>
+                  <m:t>p</m:t>
+                </m:r>
+                <m:r>
+                  <w:rPr>
+                    <w:rFonts w:ascii="Cambria Math" w:hAnsi="Cambria Math"/>
+                  </w:rPr>
+                  <m:t>(</m:t>
+                </m:r>
+                <m:sSub>
+                  <m:sSubPr>
+                    <m:ctrlPr>
+                      <w:rPr>
+                        <w:rFonts w:ascii="Cambria Math" w:hAnsi="Cambria Math"/>
+                        <w:i/>
+                        <w:lang w:val="en-US"/>
+                      </w:rPr>
+                    </m:ctrlPr>
+                  </m:sSubPr>
+                  <m:e>
+                    <m:r>
+                      <w:rPr>
+                        <w:rFonts w:ascii="Cambria Math" w:hAnsi="Cambria Math"/>
+                        <w:lang w:val="en-US"/>
+                      </w:rPr>
+                      <m:t>y</m:t>
+                    </m:r>
+                  </m:e>
+                  <m:sub>
+                    <m:r>
+                      <w:rPr>
+                        <w:rFonts w:ascii="Cambria Math" w:hAnsi="Cambria Math"/>
+                        <w:lang w:val="en-US"/>
+                      </w:rPr>
+                      <m:t>j</m:t>
+                    </m:r>
+                  </m:sub>
+                </m:sSub>
+                <m:r>
+                  <w:rPr>
+                    <w:rFonts w:ascii="Cambria Math" w:hAnsi="Cambria Math"/>
+                  </w:rPr>
+                  <m:t>/</m:t>
+                </m:r>
+                <m:sSub>
+                  <m:sSubPr>
+                    <m:ctrlPr>
+                      <w:rPr>
+                        <w:rFonts w:ascii="Cambria Math" w:hAnsi="Cambria Math"/>
+                        <w:i/>
+                        <w:lang w:val="en-US"/>
+                      </w:rPr>
+                    </m:ctrlPr>
+                  </m:sSubPr>
+                  <m:e>
+                    <m:r>
+                      <w:rPr>
+                        <w:rFonts w:ascii="Cambria Math" w:hAnsi="Cambria Math"/>
+                        <w:lang w:val="en-US"/>
+                      </w:rPr>
+                      <m:t>x</m:t>
+                    </m:r>
+                  </m:e>
+                  <m:sub>
+                    <m:r>
+                      <w:rPr>
+                        <w:rFonts w:ascii="Cambria Math" w:hAnsi="Cambria Math"/>
+                        <w:lang w:val="en-US"/>
+                      </w:rPr>
+                      <m:t>i</m:t>
+                    </m:r>
+                  </m:sub>
+                </m:sSub>
+                <m:r>
+                  <w:rPr>
+                    <w:rFonts w:ascii="Cambria Math" w:hAnsi="Cambria Math"/>
+                  </w:rPr>
+                  <m:t>)</m:t>
+                </m:r>
+              </m:e>
+            </m:func>
+          </m:e>
+        </m:nary>
+      </m:oMath>
       <w:r>
         <w:t>;</w:t>
       </w:r>
+      <w:proofErr w:type="gramEnd"/>
     </w:p>
     <w:p>
       <w:pPr>
@@ -22639,35 +23596,399 @@
         </w:rPr>
       </w:pPr>
       <w:r>
+        <w:rPr>
+          <w:iCs/>
+        </w:rPr>
         <w:t xml:space="preserve">Потери при приёме </w:t>
       </w:r>
       <w:r>
         <w:rPr>
           <w:i/>
           <w:iCs/>
-        </w:rPr>
-        <w:t xml:space="preserve">H(X/Y) = H(X, Y) </w:t>
+          <w:lang w:val="en-US"/>
+        </w:rPr>
+        <w:t>H</w:t>
       </w:r>
       <w:r>
         <w:rPr>
           <w:i/>
           <w:iCs/>
         </w:rPr>
-        <w:t>–</w:t>
+        <w:t>(</w:t>
       </w:r>
       <w:r>
         <w:rPr>
           <w:i/>
           <w:iCs/>
-        </w:rPr>
-        <w:t xml:space="preserve"> H(Y)</w:t>
-      </w:r>
-      <w:r>
-        <w:t xml:space="preserve"> </w:t>
-      </w:r>
-      <w:r>
+          <w:lang w:val="en-US"/>
+        </w:rPr>
+        <w:t>X</w:t>
+      </w:r>
+      <w:r>
+        <w:rPr>
+          <w:i/>
+          <w:iCs/>
+        </w:rPr>
+        <w:t>/</w:t>
+      </w:r>
+      <w:r>
+        <w:rPr>
+          <w:i/>
+          <w:iCs/>
+          <w:lang w:val="en-US"/>
+        </w:rPr>
+        <w:t>Y</w:t>
+      </w:r>
+      <w:r>
+        <w:rPr>
+          <w:i/>
+          <w:iCs/>
+        </w:rPr>
+        <w:t xml:space="preserve">) </w:t>
+      </w:r>
+      <w:proofErr w:type="gramStart"/>
+      <w:r>
+        <w:rPr>
+          <w:i/>
+          <w:iCs/>
+        </w:rPr>
+        <w:t xml:space="preserve">= </w:t>
+      </w:r>
+      <m:oMath>
+        <m:r>
+          <w:rPr>
+            <w:rFonts w:ascii="Cambria Math" w:hAnsi="Cambria Math"/>
+          </w:rPr>
+          <m:t xml:space="preserve">- </m:t>
+        </m:r>
+        <m:nary>
+          <m:naryPr>
+            <m:chr m:val="∑"/>
+            <m:limLoc m:val="undOvr"/>
+            <m:ctrlPr>
+              <w:rPr>
+                <w:rFonts w:ascii="Cambria Math" w:hAnsi="Cambria Math"/>
+                <w:i/>
+                <w:iCs/>
+              </w:rPr>
+            </m:ctrlPr>
+          </m:naryPr>
+          <m:sub>
+            <m:r>
+              <w:rPr>
+                <w:rFonts w:ascii="Cambria Math" w:hAnsi="Cambria Math"/>
+              </w:rPr>
+              <m:t>i=1</m:t>
+            </m:r>
+          </m:sub>
+          <m:sup>
+            <m:r>
+              <w:rPr>
+                <w:rFonts w:ascii="Cambria Math" w:hAnsi="Cambria Math"/>
+                <w:lang w:val="en-US"/>
+              </w:rPr>
+              <m:t>n</m:t>
+            </m:r>
+          </m:sup>
+          <m:e>
+            <m:r>
+              <w:rPr>
+                <w:rFonts w:ascii="Cambria Math" w:hAnsi="Cambria Math"/>
+              </w:rPr>
+              <m:t xml:space="preserve"> </m:t>
+            </m:r>
+          </m:e>
+        </m:nary>
+        <m:nary>
+          <m:naryPr>
+            <m:chr m:val="∑"/>
+            <m:limLoc m:val="undOvr"/>
+            <m:ctrlPr>
+              <w:rPr>
+                <w:rFonts w:ascii="Cambria Math" w:hAnsi="Cambria Math"/>
+                <w:i/>
+                <w:iCs/>
+              </w:rPr>
+            </m:ctrlPr>
+          </m:naryPr>
+          <m:sub>
+            <m:r>
+              <w:rPr>
+                <w:rFonts w:ascii="Cambria Math" w:hAnsi="Cambria Math"/>
+              </w:rPr>
+              <m:t>i=1</m:t>
+            </m:r>
+          </m:sub>
+          <m:sup>
+            <m:r>
+              <w:rPr>
+                <w:rFonts w:ascii="Cambria Math" w:hAnsi="Cambria Math"/>
+                <w:lang w:val="en-US"/>
+              </w:rPr>
+              <m:t>m</m:t>
+            </m:r>
+          </m:sup>
+          <m:e>
+            <m:sSub>
+              <m:sSubPr>
+                <m:ctrlPr>
+                  <w:rPr>
+                    <w:rFonts w:ascii="Cambria Math" w:hAnsi="Cambria Math"/>
+                    <w:i/>
+                    <w:iCs/>
+                    <w:lang w:val="en-US"/>
+                  </w:rPr>
+                </m:ctrlPr>
+              </m:sSubPr>
+              <m:e>
+                <m:r>
+                  <w:rPr>
+                    <w:rFonts w:ascii="Cambria Math" w:hAnsi="Cambria Math"/>
+                    <w:lang w:val="en-US"/>
+                  </w:rPr>
+                  <m:t>p</m:t>
+                </m:r>
+              </m:e>
+              <m:sub>
+                <m:r>
+                  <w:rPr>
+                    <w:rFonts w:ascii="Cambria Math" w:hAnsi="Cambria Math"/>
+                    <w:lang w:val="en-US"/>
+                  </w:rPr>
+                  <m:t>i</m:t>
+                </m:r>
+              </m:sub>
+            </m:sSub>
+            <m:r>
+              <w:rPr>
+                <w:rFonts w:ascii="Cambria Math" w:hAnsi="Cambria Math"/>
+              </w:rPr>
+              <m:t xml:space="preserve"> </m:t>
+            </m:r>
+            <m:r>
+              <w:rPr>
+                <w:rFonts w:ascii="Cambria Math" w:hAnsi="Cambria Math"/>
+                <w:lang w:val="en-US"/>
+              </w:rPr>
+              <m:t>p</m:t>
+            </m:r>
+            <m:r>
+              <w:rPr>
+                <w:rFonts w:ascii="Cambria Math" w:hAnsi="Cambria Math"/>
+              </w:rPr>
+              <m:t>(</m:t>
+            </m:r>
+            <m:sSub>
+              <m:sSubPr>
+                <m:ctrlPr>
+                  <w:rPr>
+                    <w:rFonts w:ascii="Cambria Math" w:hAnsi="Cambria Math"/>
+                    <w:i/>
+                    <w:lang w:val="en-US"/>
+                  </w:rPr>
+                </m:ctrlPr>
+              </m:sSubPr>
+              <m:e>
+                <m:r>
+                  <w:rPr>
+                    <w:rFonts w:ascii="Cambria Math" w:hAnsi="Cambria Math"/>
+                    <w:lang w:val="en-US"/>
+                  </w:rPr>
+                  <m:t>x</m:t>
+                </m:r>
+              </m:e>
+              <m:sub>
+                <m:r>
+                  <w:rPr>
+                    <w:rFonts w:ascii="Cambria Math" w:hAnsi="Cambria Math"/>
+                    <w:lang w:val="en-US"/>
+                  </w:rPr>
+                  <m:t>i</m:t>
+                </m:r>
+              </m:sub>
+            </m:sSub>
+            <m:r>
+              <w:rPr>
+                <w:rFonts w:ascii="Cambria Math" w:hAnsi="Cambria Math"/>
+              </w:rPr>
+              <m:t>/</m:t>
+            </m:r>
+            <m:sSub>
+              <m:sSubPr>
+                <m:ctrlPr>
+                  <w:rPr>
+                    <w:rFonts w:ascii="Cambria Math" w:hAnsi="Cambria Math"/>
+                    <w:i/>
+                    <w:lang w:val="en-US"/>
+                  </w:rPr>
+                </m:ctrlPr>
+              </m:sSubPr>
+              <m:e>
+                <m:r>
+                  <w:rPr>
+                    <w:rFonts w:ascii="Cambria Math" w:hAnsi="Cambria Math"/>
+                    <w:lang w:val="en-US"/>
+                  </w:rPr>
+                  <m:t>y</m:t>
+                </m:r>
+              </m:e>
+              <m:sub>
+                <m:r>
+                  <w:rPr>
+                    <w:rFonts w:ascii="Cambria Math" w:hAnsi="Cambria Math"/>
+                    <w:lang w:val="en-US"/>
+                  </w:rPr>
+                  <m:t>j</m:t>
+                </m:r>
+              </m:sub>
+            </m:sSub>
+            <m:r>
+              <w:rPr>
+                <w:rFonts w:ascii="Cambria Math" w:hAnsi="Cambria Math"/>
+              </w:rPr>
+              <m:t>)</m:t>
+            </m:r>
+            <m:func>
+              <m:funcPr>
+                <m:ctrlPr>
+                  <w:rPr>
+                    <w:rFonts w:ascii="Cambria Math" w:hAnsi="Cambria Math"/>
+                    <w:i/>
+                    <w:iCs/>
+                    <w:lang w:val="en-US"/>
+                  </w:rPr>
+                </m:ctrlPr>
+              </m:funcPr>
+              <m:fName>
+                <m:sSub>
+                  <m:sSubPr>
+                    <m:ctrlPr>
+                      <w:rPr>
+                        <w:rFonts w:ascii="Cambria Math" w:hAnsi="Cambria Math"/>
+                        <w:i/>
+                        <w:iCs/>
+                        <w:lang w:val="en-US"/>
+                      </w:rPr>
+                    </m:ctrlPr>
+                  </m:sSubPr>
+                  <m:e>
+                    <m:r>
+                      <m:rPr>
+                        <m:sty m:val="p"/>
+                      </m:rPr>
+                      <w:rPr>
+                        <w:rFonts w:ascii="Cambria Math" w:hAnsi="Cambria Math"/>
+                        <w:lang w:val="en-US"/>
+                      </w:rPr>
+                      <m:t>log</m:t>
+                    </m:r>
+                  </m:e>
+                  <m:sub>
+                    <m:r>
+                      <w:rPr>
+                        <w:rFonts w:ascii="Cambria Math" w:hAnsi="Cambria Math"/>
+                      </w:rPr>
+                      <m:t>2</m:t>
+                    </m:r>
+                  </m:sub>
+                </m:sSub>
+              </m:fName>
+              <m:e>
+                <m:r>
+                  <w:rPr>
+                    <w:rFonts w:ascii="Cambria Math" w:hAnsi="Cambria Math"/>
+                    <w:lang w:val="en-US"/>
+                  </w:rPr>
+                  <m:t>p</m:t>
+                </m:r>
+                <m:r>
+                  <w:rPr>
+                    <w:rFonts w:ascii="Cambria Math" w:hAnsi="Cambria Math"/>
+                  </w:rPr>
+                  <m:t>(</m:t>
+                </m:r>
+                <m:sSub>
+                  <m:sSubPr>
+                    <m:ctrlPr>
+                      <w:rPr>
+                        <w:rFonts w:ascii="Cambria Math" w:hAnsi="Cambria Math"/>
+                        <w:i/>
+                        <w:lang w:val="en-US"/>
+                      </w:rPr>
+                    </m:ctrlPr>
+                  </m:sSubPr>
+                  <m:e>
+                    <m:r>
+                      <w:rPr>
+                        <w:rFonts w:ascii="Cambria Math" w:hAnsi="Cambria Math"/>
+                        <w:lang w:val="en-US"/>
+                      </w:rPr>
+                      <m:t>x</m:t>
+                    </m:r>
+                  </m:e>
+                  <m:sub>
+                    <m:r>
+                      <w:rPr>
+                        <w:rFonts w:ascii="Cambria Math" w:hAnsi="Cambria Math"/>
+                        <w:lang w:val="en-US"/>
+                      </w:rPr>
+                      <m:t>i</m:t>
+                    </m:r>
+                  </m:sub>
+                </m:sSub>
+                <m:r>
+                  <w:rPr>
+                    <w:rFonts w:ascii="Cambria Math" w:hAnsi="Cambria Math"/>
+                  </w:rPr>
+                  <m:t>/</m:t>
+                </m:r>
+                <m:sSub>
+                  <m:sSubPr>
+                    <m:ctrlPr>
+                      <w:rPr>
+                        <w:rFonts w:ascii="Cambria Math" w:hAnsi="Cambria Math"/>
+                        <w:i/>
+                        <w:lang w:val="en-US"/>
+                      </w:rPr>
+                    </m:ctrlPr>
+                  </m:sSubPr>
+                  <m:e>
+                    <m:r>
+                      <w:rPr>
+                        <w:rFonts w:ascii="Cambria Math" w:hAnsi="Cambria Math"/>
+                        <w:lang w:val="en-US"/>
+                      </w:rPr>
+                      <m:t>y</m:t>
+                    </m:r>
+                  </m:e>
+                  <m:sub>
+                    <m:r>
+                      <w:rPr>
+                        <w:rFonts w:ascii="Cambria Math" w:hAnsi="Cambria Math"/>
+                        <w:lang w:val="en-US"/>
+                      </w:rPr>
+                      <m:t>j</m:t>
+                    </m:r>
+                  </m:sub>
+                </m:sSub>
+                <m:r>
+                  <w:rPr>
+                    <w:rFonts w:ascii="Cambria Math" w:hAnsi="Cambria Math"/>
+                  </w:rPr>
+                  <m:t>)</m:t>
+                </m:r>
+              </m:e>
+            </m:func>
+          </m:e>
+        </m:nary>
+      </m:oMath>
+      <w:r>
+        <w:rPr>
+          <w:iCs/>
+        </w:rPr>
         <w:t>;</w:t>
       </w:r>
+      <w:proofErr w:type="gramEnd"/>
     </w:p>
     <w:p>
       <w:pPr>
@@ -22710,6 +24031,7 @@
         </w:rPr>
         <w:t xml:space="preserve"> </w:t>
       </w:r>
+      <w:proofErr w:type="gramStart"/>
       <w:r>
         <w:rPr>
           <w:i/>
@@ -22984,6 +24306,7 @@
       <w:r>
         <w:t>;</w:t>
       </w:r>
+      <w:proofErr w:type="gramEnd"/>
     </w:p>
     <w:p>
       <w:pPr>
@@ -23040,6 +24363,7 @@
         </w:rPr>
         <w:t xml:space="preserve"> </w:t>
       </w:r>
+      <w:proofErr w:type="gramStart"/>
       <w:r>
         <w:rPr>
           <w:i/>
@@ -23268,10 +24592,14 @@
       <w:r>
         <w:t>.</w:t>
       </w:r>
+      <w:proofErr w:type="gramEnd"/>
     </w:p>
     <w:p>
       <w:pPr>
         <w:ind w:left="993" w:firstLine="0"/>
+        <w:rPr>
+          <w:lang w:val="en-US"/>
+        </w:rPr>
       </w:pPr>
     </w:p>
     <w:p>
@@ -23289,6 +24617,11 @@
       </w:r>
     </w:p>
     <w:p>
+      <w:pPr>
+        <w:rPr>
+          <w:szCs w:val="28"/>
+        </w:rPr>
+      </w:pPr>
       <w:r>
         <w:t>Для исследования канала информации</w:t>
       </w:r>
@@ -23386,10 +24719,25 @@
         <w:t xml:space="preserve">с помощью суммирования по столбцам и рядам </w:t>
       </w:r>
       <w:r>
-        <w:t xml:space="preserve">— вероятностей на входе и выходе канала соответственно. </w:t>
-      </w:r>
-      <w:r>
-        <w:t xml:space="preserve">Далее, на их основе, используя приведённые ранее формулы, получаем показатели потерь информации при передаче </w:t>
+        <w:t>— вероятностей на входе и выходе канала соответственно.</w:t>
+      </w:r>
+      <w:r>
+        <w:t xml:space="preserve"> По этим данным строятся две канальные матрицы — со стороны источника и со стороны приёмника</w:t>
+      </w:r>
+      <w:r>
+        <w:t xml:space="preserve"> (Рисунок 2)</w:t>
+      </w:r>
+      <w:r>
+        <w:t xml:space="preserve">. </w:t>
+      </w:r>
+      <w:r>
+        <w:t xml:space="preserve">Далее, на их основе, используя приведённые ранее формулы, </w:t>
+      </w:r>
+      <w:r>
+        <w:t>вычисляются</w:t>
+      </w:r>
+      <w:r>
+        <w:t xml:space="preserve"> показатели потерь информации при передаче </w:t>
       </w:r>
       <w:r>
         <w:rPr>
@@ -23536,10 +24884,21 @@
         <w:rPr>
           <w:szCs w:val="28"/>
         </w:rPr>
-        <w:t xml:space="preserve"> Результаты расчётов представлены на Рисунке 2.</w:t>
-      </w:r>
-    </w:p>
-    <w:p/>
+        <w:t xml:space="preserve"> Результаты расчётов представлены на Рисунке </w:t>
+      </w:r>
+      <w:r>
+        <w:rPr>
+          <w:szCs w:val="28"/>
+        </w:rPr>
+        <w:t>3</w:t>
+      </w:r>
+      <w:r>
+        <w:rPr>
+          <w:szCs w:val="28"/>
+        </w:rPr>
+        <w:t>.</w:t>
+      </w:r>
+    </w:p>
     <w:p/>
     <w:p>
       <w:pPr>
@@ -23547,14 +24906,93 @@
         <w:keepNext/>
       </w:pPr>
       <w:r>
+        <w:drawing>
+          <wp:inline distT="0" distB="0" distL="0" distR="0" wp14:anchorId="002331EF" wp14:editId="7C891482">
+            <wp:extent cx="5589830" cy="4180114"/>
+            <wp:effectExtent l="0" t="0" r="0" b="0"/>
+            <wp:docPr id="1" name="Рисунок 1"/>
+            <wp:cNvGraphicFramePr>
+              <a:graphicFrameLocks xmlns:a="http://schemas.openxmlformats.org/drawingml/2006/main" noChangeAspect="1"/>
+            </wp:cNvGraphicFramePr>
+            <a:graphic xmlns:a="http://schemas.openxmlformats.org/drawingml/2006/main">
+              <a:graphicData uri="http://schemas.openxmlformats.org/drawingml/2006/picture">
+                <pic:pic xmlns:pic="http://schemas.openxmlformats.org/drawingml/2006/picture">
+                  <pic:nvPicPr>
+                    <pic:cNvPr id="1" name=""/>
+                    <pic:cNvPicPr/>
+                  </pic:nvPicPr>
+                  <pic:blipFill>
+                    <a:blip r:embed="rId11"/>
+                    <a:stretch>
+                      <a:fillRect/>
+                    </a:stretch>
+                  </pic:blipFill>
+                  <pic:spPr>
+                    <a:xfrm>
+                      <a:off x="0" y="0"/>
+                      <a:ext cx="5601368" cy="4188742"/>
+                    </a:xfrm>
+                    <a:prstGeom prst="rect">
+                      <a:avLst/>
+                    </a:prstGeom>
+                  </pic:spPr>
+                </pic:pic>
+              </a:graphicData>
+            </a:graphic>
+          </wp:inline>
+        </w:drawing>
+      </w:r>
+    </w:p>
+    <w:p>
+      <w:pPr>
+        <w:pStyle w:val="af4"/>
+      </w:pPr>
+      <w:r>
+        <w:t xml:space="preserve">Рисунок </w:t>
+      </w:r>
+      <w:r>
+        <w:fldChar w:fldCharType="begin"/>
+      </w:r>
+      <w:r>
+        <w:instrText xml:space="preserve"> SEQ Рисунок \* ARABIC </w:instrText>
+      </w:r>
+      <w:r>
+        <w:fldChar w:fldCharType="separate"/>
+      </w:r>
+      <w:r>
         <w:rPr>
           <w:noProof/>
         </w:rPr>
-        <w:t xml:space="preserve"> </w:t>
-      </w:r>
+        <w:t>2</w:t>
+      </w:r>
+      <w:r>
+        <w:fldChar w:fldCharType="end"/>
+      </w:r>
+      <w:r>
+        <w:t xml:space="preserve"> — Канальные матрицы (Задание 1)</w:t>
+      </w:r>
+    </w:p>
+    <w:p>
+      <w:pPr>
+        <w:pStyle w:val="afffa"/>
+      </w:pPr>
+    </w:p>
+    <w:p>
+      <w:pPr>
+        <w:pStyle w:val="afffa"/>
+        <w:keepNext/>
+      </w:pPr>
       <w:r>
         <w:rPr>
           <w:noProof/>
+        </w:rPr>
+        <w:lastRenderedPageBreak/>
+        <w:t xml:space="preserve"> </w:t>
+      </w:r>
+      <w:r>
+        <w:rPr>
+          <w:noProof/>
+          <w:lang w:eastAsia="ru-RU"/>
         </w:rPr>
         <w:drawing>
           <wp:inline distT="0" distB="0" distL="0" distR="0" wp14:anchorId="2AE2EA05" wp14:editId="5E3887CC">
@@ -23572,7 +25010,7 @@
                     <pic:cNvPicPr/>
                   </pic:nvPicPr>
                   <pic:blipFill>
-                    <a:blip r:embed="rId11"/>
+                    <a:blip r:embed="rId12"/>
                     <a:stretch>
                       <a:fillRect/>
                     </a:stretch>
@@ -23613,7 +25051,7 @@
         <w:rPr>
           <w:noProof/>
         </w:rPr>
-        <w:t>2</w:t>
+        <w:t>3</w:t>
       </w:r>
       <w:r>
         <w:rPr>
@@ -23633,7 +25071,6 @@
         <w:pStyle w:val="2"/>
       </w:pPr>
       <w:r>
-        <w:lastRenderedPageBreak/>
         <w:t>Задание 2</w:t>
       </w:r>
     </w:p>
@@ -23642,7 +25079,13 @@
         <w:t xml:space="preserve">Для выполнения задания заданный текст считывается из файла, обрабатывается и последовательно разбивается </w:t>
       </w:r>
       <w:r>
-        <w:t>на биграммы. Полученная в результате матрица счётчиков биграмм преобразовывается в матрицу совместных вероятностей, на основе которой высчитываются</w:t>
+        <w:t>на биграммы. Полученная в результате матрица счётчиков биграмм преобразовывается в матрицу совместных вероятностей, на основе которой</w:t>
+      </w:r>
+      <w:r>
+        <w:t xml:space="preserve"> строятся канальные матрицы (Рисунок 4), после чего</w:t>
+      </w:r>
+      <w:r>
+        <w:t xml:space="preserve"> высчитываются</w:t>
       </w:r>
       <w:r>
         <w:t xml:space="preserve"> энтропия двухбуквенного сочетания</w:t>
@@ -23700,11 +25143,19 @@
         <w:t xml:space="preserve"> </w:t>
       </w:r>
       <w:r>
-        <w:t>(Рисунок 3)</w:t>
+        <w:t xml:space="preserve">(Рисунок </w:t>
+      </w:r>
+      <w:r>
+        <w:t>5</w:t>
+      </w:r>
+      <w:r>
+        <w:t>)</w:t>
       </w:r>
       <w:r>
         <w:t>.</w:t>
       </w:r>
+      <w:bookmarkStart w:id="3" w:name="_GoBack"/>
+      <w:bookmarkEnd w:id="3"/>
     </w:p>
     <w:p/>
     <w:p>
@@ -23716,11 +25167,13 @@
         <w:rPr>
           <w:noProof/>
         </w:rPr>
+        <w:lastRenderedPageBreak/>
         <w:t xml:space="preserve"> </w:t>
       </w:r>
       <w:r>
         <w:rPr>
           <w:noProof/>
+          <w:lang w:eastAsia="ru-RU"/>
         </w:rPr>
         <w:drawing>
           <wp:inline distT="0" distB="0" distL="0" distR="0" wp14:anchorId="6D5306D6" wp14:editId="253A262C">
@@ -23738,7 +25191,7 @@
                     <pic:cNvPicPr/>
                   </pic:nvPicPr>
                   <pic:blipFill>
-                    <a:blip r:embed="rId12"/>
+                    <a:blip r:embed="rId13"/>
                     <a:stretch>
                       <a:fillRect/>
                     </a:stretch>
@@ -23779,7 +25232,7 @@
         <w:rPr>
           <w:noProof/>
         </w:rPr>
-        <w:t>3</w:t>
+        <w:t>4</w:t>
       </w:r>
       <w:r>
         <w:rPr>
@@ -23792,22 +25245,6 @@
       </w:r>
       <w:r>
         <w:t>Исследование энтропии заданного текста</w:t>
-      </w:r>
-    </w:p>
-    <w:p/>
-    <w:p>
-      <w:pPr>
-        <w:pStyle w:val="afffa"/>
-        <w:keepNext/>
-        <w:rPr>
-          <w:noProof/>
-        </w:rPr>
-      </w:pPr>
-      <w:r>
-        <w:rPr>
-          <w:noProof/>
-        </w:rPr>
-        <w:t xml:space="preserve"> </w:t>
       </w:r>
     </w:p>
     <w:bookmarkEnd w:id="2"/>
@@ -23914,6 +25351,7 @@
         </w:rPr>
         <w:t>(</w:t>
       </w:r>
+      <w:proofErr w:type="gramStart"/>
       <w:r>
         <w:rPr>
           <w:i/>
@@ -23937,6 +25375,7 @@
         </w:rPr>
         <w:t>Y</w:t>
       </w:r>
+      <w:proofErr w:type="gramEnd"/>
       <w:r>
         <w:rPr>
           <w:i/>
@@ -23996,6 +25435,7 @@
       <w:r>
         <w:t xml:space="preserve"> (</w:t>
       </w:r>
+      <w:proofErr w:type="gramStart"/>
       <w:r>
         <w:rPr>
           <w:i/>
@@ -24035,11 +25475,16 @@
         <w:t>j</w:t>
       </w:r>
       <w:proofErr w:type="spellEnd"/>
+      <w:proofErr w:type="gramEnd"/>
       <w:r>
         <w:t xml:space="preserve">). </w:t>
       </w:r>
       <w:r>
-        <w:t>Математически она характеризуется матрицей совместных вероятностей, где каждый элемент</w:t>
+        <w:t xml:space="preserve">Математически она характеризуется матрицей совместных вероятностей, где каждый </w:t>
+      </w:r>
+      <w:proofErr w:type="gramStart"/>
+      <w:r>
+        <w:t>элемент</w:t>
       </w:r>
       <w:r>
         <w:t xml:space="preserve"> </w:t>
@@ -24075,10 +25520,11 @@
         <w:t xml:space="preserve"> </w:t>
       </w:r>
       <w:r>
-        <w:t>это вероятность того, что система</w:t>
-      </w:r>
-      <w:r>
-        <w:t xml:space="preserve"> </w:t>
+        <w:t>это</w:t>
+      </w:r>
+      <w:proofErr w:type="gramEnd"/>
+      <w:r>
+        <w:t xml:space="preserve"> вероятность того, что система </w:t>
       </w:r>
       <w:r>
         <w:rPr>
@@ -24242,8 +25688,16 @@
         <w:rPr>
           <w:lang w:val="en-US"/>
         </w:rPr>
-        <w:t xml:space="preserve"> =  </w:t>
-      </w:r>
+        <w:t xml:space="preserve"> </w:t>
+      </w:r>
+      <w:proofErr w:type="gramStart"/>
+      <w:r>
+        <w:rPr>
+          <w:lang w:val="en-US"/>
+        </w:rPr>
+        <w:t xml:space="preserve">=  </w:t>
+      </w:r>
+      <w:proofErr w:type="gramEnd"/>
       <m:oMath>
         <m:r>
           <w:rPr>
@@ -24469,7 +25923,23 @@
           <w:i/>
           <w:iCs/>
         </w:rPr>
-        <w:t>H(X,Y)=H(X)+H(Y)</w:t>
+        <w:t>H(</w:t>
+      </w:r>
+      <w:proofErr w:type="gramStart"/>
+      <w:r>
+        <w:rPr>
+          <w:i/>
+          <w:iCs/>
+        </w:rPr>
+        <w:t>X,Y</w:t>
+      </w:r>
+      <w:proofErr w:type="gramEnd"/>
+      <w:r>
+        <w:rPr>
+          <w:i/>
+          <w:iCs/>
+        </w:rPr>
+        <w:t>)=H(X)+H(Y)</w:t>
       </w:r>
       <w:r>
         <w:rPr>
@@ -24510,17 +25980,30 @@
         <w:ind w:left="360"/>
       </w:pPr>
       <w:r>
-        <w:t>С</w:t>
-      </w:r>
-      <w:r>
-        <w:t xml:space="preserve">остояние одной из них влияет на вероятности состояний другой. В этом случае вероятность совместного появления событий не равна произведению их вероятностей </w:t>
+        <w:t xml:space="preserve">Состояние одной из них влияет на вероятности состояний другой. В этом случае вероятность совместного появления событий не равна произведению их вероятностей </w:t>
       </w:r>
       <w:r>
         <w:rPr>
           <w:i/>
           <w:iCs/>
         </w:rPr>
-        <w:t>P(X,Y)≠P(X)</w:t>
+        <w:t>P(</w:t>
+      </w:r>
+      <w:proofErr w:type="gramStart"/>
+      <w:r>
+        <w:rPr>
+          <w:i/>
+          <w:iCs/>
+        </w:rPr>
+        <w:t>X,Y</w:t>
+      </w:r>
+      <w:proofErr w:type="gramEnd"/>
+      <w:r>
+        <w:rPr>
+          <w:i/>
+          <w:iCs/>
+        </w:rPr>
+        <w:t>)≠P(X)</w:t>
       </w:r>
       <w:r>
         <w:rPr>
@@ -24666,13 +26149,58 @@
           <w:iCs/>
           <w:lang w:val="en-US"/>
         </w:rPr>
-        <w:t xml:space="preserve">H(Y/xi​) = </w:t>
+        <w:t>H</w:t>
+      </w:r>
+      <w:r>
+        <w:rPr>
+          <w:i/>
+          <w:iCs/>
+        </w:rPr>
+        <w:t>(</w:t>
+      </w:r>
+      <w:r>
+        <w:rPr>
+          <w:i/>
+          <w:iCs/>
+          <w:lang w:val="en-US"/>
+        </w:rPr>
+        <w:t>Y</w:t>
+      </w:r>
+      <w:r>
+        <w:rPr>
+          <w:i/>
+          <w:iCs/>
+        </w:rPr>
+        <w:t>/</w:t>
+      </w:r>
+      <w:proofErr w:type="gramStart"/>
+      <w:r>
+        <w:rPr>
+          <w:i/>
+          <w:iCs/>
+          <w:lang w:val="en-US"/>
+        </w:rPr>
+        <w:t>xi</w:t>
+      </w:r>
+      <w:r>
+        <w:rPr>
+          <w:i/>
+          <w:iCs/>
+        </w:rPr>
+        <w:t>​)</w:t>
+      </w:r>
+      <w:proofErr w:type="gramEnd"/>
+      <w:r>
+        <w:rPr>
+          <w:i/>
+          <w:iCs/>
+        </w:rPr>
+        <w:t xml:space="preserve"> = </w:t>
       </w:r>
       <m:oMath>
         <m:r>
           <w:rPr>
             <w:rFonts w:ascii="Cambria Math" w:hAnsi="Cambria Math"/>
-            <w:lang w:val="en-US"/>
           </w:rPr>
           <m:t xml:space="preserve">- </m:t>
         </m:r>
@@ -24698,7 +26226,6 @@
             <m:r>
               <w:rPr>
                 <w:rFonts w:ascii="Cambria Math" w:hAnsi="Cambria Math"/>
-                <w:lang w:val="en-US"/>
               </w:rPr>
               <m:t>=1</m:t>
             </m:r>
@@ -24797,7 +26324,6 @@
             <m:r>
               <w:rPr>
                 <w:rFonts w:ascii="Cambria Math" w:hAnsi="Cambria Math"/>
-                <w:lang w:val="en-US"/>
               </w:rPr>
               <m:t xml:space="preserve">* </m:t>
             </m:r>
@@ -24842,7 +26368,6 @@
                 <m:r>
                   <w:rPr>
                     <w:rFonts w:ascii="Cambria Math" w:hAnsi="Cambria Math"/>
-                    <w:lang w:val="en-US"/>
                   </w:rPr>
                   <m:t>2</m:t>
                 </m:r>
@@ -24981,7 +26506,6 @@
         <w:rPr>
           <w:i/>
           <w:iCs/>
-          <w:lang w:val="en-US"/>
         </w:rPr>
       </w:pPr>
       <w:r>
@@ -24996,7 +26520,6 @@
         <w:rPr>
           <w:i/>
           <w:iCs/>
-          <w:lang w:val="en-US"/>
         </w:rPr>
         <w:t>(</w:t>
       </w:r>
@@ -25012,7 +26535,6 @@
         <w:rPr>
           <w:i/>
           <w:iCs/>
-          <w:lang w:val="en-US"/>
         </w:rPr>
         <w:t>/</w:t>
       </w:r>
@@ -25028,7 +26550,6 @@
         <w:rPr>
           <w:i/>
           <w:iCs/>
-          <w:lang w:val="en-US"/>
         </w:rPr>
         <w:t xml:space="preserve">) = </w:t>
       </w:r>
@@ -25036,7 +26557,6 @@
         <m:r>
           <w:rPr>
             <w:rFonts w:ascii="Cambria Math" w:hAnsi="Cambria Math"/>
-            <w:lang w:val="en-US"/>
           </w:rPr>
           <m:t xml:space="preserve">- </m:t>
         </m:r>
@@ -25062,7 +26582,6 @@
             <m:r>
               <w:rPr>
                 <w:rFonts w:ascii="Cambria Math" w:hAnsi="Cambria Math"/>
-                <w:lang w:val="en-US"/>
               </w:rPr>
               <m:t>=1</m:t>
             </m:r>
@@ -25080,7 +26599,6 @@
             <m:r>
               <w:rPr>
                 <w:rFonts w:ascii="Cambria Math" w:hAnsi="Cambria Math"/>
-                <w:lang w:val="en-US"/>
               </w:rPr>
               <m:t xml:space="preserve"> </m:t>
             </m:r>
@@ -25108,7 +26626,6 @@
             <m:r>
               <w:rPr>
                 <w:rFonts w:ascii="Cambria Math" w:hAnsi="Cambria Math"/>
-                <w:lang w:val="en-US"/>
               </w:rPr>
               <m:t>=1</m:t>
             </m:r>
@@ -25156,9 +26673,21 @@
             <m:r>
               <w:rPr>
                 <w:rFonts w:ascii="Cambria Math" w:hAnsi="Cambria Math"/>
+              </w:rPr>
+              <m:t xml:space="preserve"> </m:t>
+            </m:r>
+            <m:r>
+              <w:rPr>
+                <w:rFonts w:ascii="Cambria Math" w:hAnsi="Cambria Math"/>
                 <w:lang w:val="en-US"/>
               </w:rPr>
-              <m:t xml:space="preserve"> p(</m:t>
+              <m:t>p</m:t>
+            </m:r>
+            <m:r>
+              <w:rPr>
+                <w:rFonts w:ascii="Cambria Math" w:hAnsi="Cambria Math"/>
+              </w:rPr>
+              <m:t>(</m:t>
             </m:r>
             <m:sSub>
               <m:sSubPr>
@@ -25227,7 +26756,6 @@
             <m:r>
               <w:rPr>
                 <w:rFonts w:ascii="Cambria Math" w:hAnsi="Cambria Math"/>
-                <w:lang w:val="en-US"/>
               </w:rPr>
               <m:t>)</m:t>
             </m:r>
@@ -25270,7 +26798,6 @@
                     <m:r>
                       <w:rPr>
                         <w:rFonts w:ascii="Cambria Math" w:hAnsi="Cambria Math"/>
-                        <w:lang w:val="en-US"/>
                       </w:rPr>
                       <m:t>2</m:t>
                     </m:r>
@@ -25283,7 +26810,13 @@
                     <w:rFonts w:ascii="Cambria Math" w:hAnsi="Cambria Math"/>
                     <w:lang w:val="en-US"/>
                   </w:rPr>
-                  <m:t>p(</m:t>
+                  <m:t>p</m:t>
+                </m:r>
+                <m:r>
+                  <w:rPr>
+                    <w:rFonts w:ascii="Cambria Math" w:hAnsi="Cambria Math"/>
+                  </w:rPr>
+                  <m:t>(</m:t>
                 </m:r>
                 <m:sSub>
                   <m:sSubPr>
@@ -25352,7 +26885,6 @@
                 <m:r>
                   <w:rPr>
                     <w:rFonts w:ascii="Cambria Math" w:hAnsi="Cambria Math"/>
-                    <w:lang w:val="en-US"/>
                   </w:rPr>
                   <m:t>)</m:t>
                 </m:r>
@@ -25408,12 +26940,21 @@
       <w:r>
         <w:t xml:space="preserve"> </w:t>
       </w:r>
+      <w:proofErr w:type="gramStart"/>
       <w:r>
         <w:rPr>
           <w:i/>
           <w:iCs/>
         </w:rPr>
-        <w:t>H( X ,Y )=H( X )+ H(Y|X )</w:t>
+        <w:t>H( X</w:t>
+      </w:r>
+      <w:proofErr w:type="gramEnd"/>
+      <w:r>
+        <w:rPr>
+          <w:i/>
+          <w:iCs/>
+        </w:rPr>
+        <w:t xml:space="preserve"> ,Y )=H( X )+ H(Y|X )</w:t>
       </w:r>
     </w:p>
     <w:p>
@@ -25779,13 +27320,7 @@
         <w:t>)</w:t>
       </w:r>
       <w:r>
-        <w:t xml:space="preserve"> = </w:t>
-      </w:r>
-      <w:r>
-        <w:t>3.3038</w:t>
-      </w:r>
-      <w:r>
-        <w:t xml:space="preserve"> </w:t>
+        <w:t xml:space="preserve"> = 3.3038 </w:t>
       </w:r>
       <w:r>
         <w:t>бит/</w:t>
@@ -26062,7 +27597,7 @@
 </file>
 
 <file path=word/endnotes.xml><?xml version="1.0" encoding="utf-8"?>
-<w:endnotes xmlns:wpc="http://schemas.microsoft.com/office/word/2010/wordprocessingCanvas" xmlns:cx="http://schemas.microsoft.com/office/drawing/2014/chartex" xmlns:cx1="http://schemas.microsoft.com/office/drawing/2015/9/8/chartex" xmlns:cx2="http://schemas.microsoft.com/office/drawing/2015/10/21/chartex" xmlns:cx3="http://schemas.microsoft.com/office/drawing/2016/5/9/chartex" xmlns:cx4="http://schemas.microsoft.com/office/drawing/2016/5/10/chartex" xmlns:cx5="http://schemas.microsoft.com/office/drawing/2016/5/11/chartex" xmlns:cx6="http://schemas.microsoft.com/office/drawing/2016/5/12/chartex" xmlns:cx7="http://schemas.microsoft.com/office/drawing/2016/5/13/chartex" xmlns:cx8="http://schemas.microsoft.com/office/drawing/2016/5/14/chartex" xmlns:mc="http://schemas.openxmlformats.org/markup-compatibility/2006" xmlns:aink="http://schemas.microsoft.com/office/drawing/2016/ink" xmlns:am3d="http://schemas.microsoft.com/office/drawing/2017/model3d" xmlns:o="urn:schemas-microsoft-com:office:office" xmlns:oel="http://schemas.microsoft.com/office/2019/extlst" xmlns:r="http://schemas.openxmlformats.org/officeDocument/2006/relationships" xmlns:m="http://schemas.openxmlformats.org/officeDocument/2006/math" xmlns:v="urn:schemas-microsoft-com:vml" xmlns:wp14="http://schemas.microsoft.com/office/word/2010/wordprocessingDrawing" xmlns:wp="http://schemas.openxmlformats.org/drawingml/2006/wordprocessingDrawing" xmlns:w10="urn:schemas-microsoft-com:office:word" xmlns:w="http://schemas.openxmlformats.org/wordprocessingml/2006/main" xmlns:w14="http://schemas.microsoft.com/office/word/2010/wordml" xmlns:w15="http://schemas.microsoft.com/office/word/2012/wordml" xmlns:w16cex="http://schemas.microsoft.com/office/word/2018/wordml/cex" xmlns:w16cid="http://schemas.microsoft.com/office/word/2016/wordml/cid" xmlns:w16="http://schemas.microsoft.com/office/word/2018/wordml" xmlns:w16du="http://schemas.microsoft.com/office/word/2023/wordml/word16du" xmlns:w16sdtdh="http://schemas.microsoft.com/office/word/2020/wordml/sdtdatahash" xmlns:w16sdtfl="http://schemas.microsoft.com/office/word/2024/wordml/sdtformatlock" xmlns:w16se="http://schemas.microsoft.com/office/word/2015/wordml/symex" xmlns:wpg="http://schemas.microsoft.com/office/word/2010/wordprocessingGroup" xmlns:wpi="http://schemas.microsoft.com/office/word/2010/wordprocessingInk" xmlns:wne="http://schemas.microsoft.com/office/word/2006/wordml" xmlns:wps="http://schemas.microsoft.com/office/word/2010/wordprocessingShape" mc:Ignorable="w14 w15 w16se w16cid w16 w16cex w16sdtdh w16sdtfl w16du wp14">
+<w:endnotes xmlns:wpc="http://schemas.microsoft.com/office/word/2010/wordprocessingCanvas" xmlns:mc="http://schemas.openxmlformats.org/markup-compatibility/2006" xmlns:o="urn:schemas-microsoft-com:office:office" xmlns:r="http://schemas.openxmlformats.org/officeDocument/2006/relationships" xmlns:m="http://schemas.openxmlformats.org/officeDocument/2006/math" xmlns:v="urn:schemas-microsoft-com:vml" xmlns:wp14="http://schemas.microsoft.com/office/word/2010/wordprocessingDrawing" xmlns:wp="http://schemas.openxmlformats.org/drawingml/2006/wordprocessingDrawing" xmlns:w10="urn:schemas-microsoft-com:office:word" xmlns:w="http://schemas.openxmlformats.org/wordprocessingml/2006/main" xmlns:w14="http://schemas.microsoft.com/office/word/2010/wordml" xmlns:w15="http://schemas.microsoft.com/office/word/2012/wordml" xmlns:wpg="http://schemas.microsoft.com/office/word/2010/wordprocessingGroup" xmlns:wpi="http://schemas.microsoft.com/office/word/2010/wordprocessingInk" xmlns:wne="http://schemas.microsoft.com/office/word/2006/wordml" xmlns:wps="http://schemas.microsoft.com/office/word/2010/wordprocessingShape" mc:Ignorable="w14 w15 wp14">
   <w:endnote w:type="separator" w:id="-1">
     <w:p>
       <w:r>
@@ -26081,7 +27616,7 @@
 </file>
 
 <file path=word/footer1.xml><?xml version="1.0" encoding="utf-8"?>
-<w:ftr xmlns:wpc="http://schemas.microsoft.com/office/word/2010/wordprocessingCanvas" xmlns:cx="http://schemas.microsoft.com/office/drawing/2014/chartex" xmlns:cx1="http://schemas.microsoft.com/office/drawing/2015/9/8/chartex" xmlns:cx2="http://schemas.microsoft.com/office/drawing/2015/10/21/chartex" xmlns:cx3="http://schemas.microsoft.com/office/drawing/2016/5/9/chartex" xmlns:cx4="http://schemas.microsoft.com/office/drawing/2016/5/10/chartex" xmlns:cx5="http://schemas.microsoft.com/office/drawing/2016/5/11/chartex" xmlns:cx6="http://schemas.microsoft.com/office/drawing/2016/5/12/chartex" xmlns:cx7="http://schemas.microsoft.com/office/drawing/2016/5/13/chartex" xmlns:cx8="http://schemas.microsoft.com/office/drawing/2016/5/14/chartex" xmlns:mc="http://schemas.openxmlformats.org/markup-compatibility/2006" xmlns:aink="http://schemas.microsoft.com/office/drawing/2016/ink" xmlns:am3d="http://schemas.microsoft.com/office/drawing/2017/model3d" xmlns:o="urn:schemas-microsoft-com:office:office" xmlns:oel="http://schemas.microsoft.com/office/2019/extlst" xmlns:r="http://schemas.openxmlformats.org/officeDocument/2006/relationships" xmlns:m="http://schemas.openxmlformats.org/officeDocument/2006/math" xmlns:v="urn:schemas-microsoft-com:vml" xmlns:wp14="http://schemas.microsoft.com/office/word/2010/wordprocessingDrawing" xmlns:wp="http://schemas.openxmlformats.org/drawingml/2006/wordprocessingDrawing" xmlns:w10="urn:schemas-microsoft-com:office:word" xmlns:w="http://schemas.openxmlformats.org/wordprocessingml/2006/main" xmlns:w14="http://schemas.microsoft.com/office/word/2010/wordml" xmlns:w15="http://schemas.microsoft.com/office/word/2012/wordml" xmlns:w16cex="http://schemas.microsoft.com/office/word/2018/wordml/cex" xmlns:w16cid="http://schemas.microsoft.com/office/word/2016/wordml/cid" xmlns:w16="http://schemas.microsoft.com/office/word/2018/wordml" xmlns:w16du="http://schemas.microsoft.com/office/word/2023/wordml/word16du" xmlns:w16sdtdh="http://schemas.microsoft.com/office/word/2020/wordml/sdtdatahash" xmlns:w16sdtfl="http://schemas.microsoft.com/office/word/2024/wordml/sdtformatlock" xmlns:w16se="http://schemas.microsoft.com/office/word/2015/wordml/symex" xmlns:wpg="http://schemas.microsoft.com/office/word/2010/wordprocessingGroup" xmlns:wpi="http://schemas.microsoft.com/office/word/2010/wordprocessingInk" xmlns:wne="http://schemas.microsoft.com/office/word/2006/wordml" xmlns:wps="http://schemas.microsoft.com/office/word/2010/wordprocessingShape" mc:Ignorable="w14 w15 w16se w16cid w16 w16cex w16sdtdh w16sdtfl w16du wp14">
+<w:ftr xmlns:wpc="http://schemas.microsoft.com/office/word/2010/wordprocessingCanvas" xmlns:mc="http://schemas.openxmlformats.org/markup-compatibility/2006" xmlns:o="urn:schemas-microsoft-com:office:office" xmlns:r="http://schemas.openxmlformats.org/officeDocument/2006/relationships" xmlns:m="http://schemas.openxmlformats.org/officeDocument/2006/math" xmlns:v="urn:schemas-microsoft-com:vml" xmlns:wp14="http://schemas.microsoft.com/office/word/2010/wordprocessingDrawing" xmlns:wp="http://schemas.openxmlformats.org/drawingml/2006/wordprocessingDrawing" xmlns:w10="urn:schemas-microsoft-com:office:word" xmlns:w="http://schemas.openxmlformats.org/wordprocessingml/2006/main" xmlns:w14="http://schemas.microsoft.com/office/word/2010/wordml" xmlns:w15="http://schemas.microsoft.com/office/word/2012/wordml" xmlns:wpg="http://schemas.microsoft.com/office/word/2010/wordprocessingGroup" xmlns:wpi="http://schemas.microsoft.com/office/word/2010/wordprocessingInk" xmlns:wne="http://schemas.microsoft.com/office/word/2006/wordml" xmlns:wps="http://schemas.microsoft.com/office/word/2010/wordprocessingShape" mc:Ignorable="w14 w15 wp14">
   <w:p>
     <w:pPr>
       <w:pStyle w:val="aff2"/>
@@ -26132,7 +27667,7 @@
 </file>
 
 <file path=word/footer2.xml><?xml version="1.0" encoding="utf-8"?>
-<w:ftr xmlns:wpc="http://schemas.microsoft.com/office/word/2010/wordprocessingCanvas" xmlns:cx="http://schemas.microsoft.com/office/drawing/2014/chartex" xmlns:cx1="http://schemas.microsoft.com/office/drawing/2015/9/8/chartex" xmlns:cx2="http://schemas.microsoft.com/office/drawing/2015/10/21/chartex" xmlns:cx3="http://schemas.microsoft.com/office/drawing/2016/5/9/chartex" xmlns:cx4="http://schemas.microsoft.com/office/drawing/2016/5/10/chartex" xmlns:cx5="http://schemas.microsoft.com/office/drawing/2016/5/11/chartex" xmlns:cx6="http://schemas.microsoft.com/office/drawing/2016/5/12/chartex" xmlns:cx7="http://schemas.microsoft.com/office/drawing/2016/5/13/chartex" xmlns:cx8="http://schemas.microsoft.com/office/drawing/2016/5/14/chartex" xmlns:mc="http://schemas.openxmlformats.org/markup-compatibility/2006" xmlns:aink="http://schemas.microsoft.com/office/drawing/2016/ink" xmlns:am3d="http://schemas.microsoft.com/office/drawing/2017/model3d" xmlns:o="urn:schemas-microsoft-com:office:office" xmlns:oel="http://schemas.microsoft.com/office/2019/extlst" xmlns:r="http://schemas.openxmlformats.org/officeDocument/2006/relationships" xmlns:m="http://schemas.openxmlformats.org/officeDocument/2006/math" xmlns:v="urn:schemas-microsoft-com:vml" xmlns:wp14="http://schemas.microsoft.com/office/word/2010/wordprocessingDrawing" xmlns:wp="http://schemas.openxmlformats.org/drawingml/2006/wordprocessingDrawing" xmlns:w10="urn:schemas-microsoft-com:office:word" xmlns:w="http://schemas.openxmlformats.org/wordprocessingml/2006/main" xmlns:w14="http://schemas.microsoft.com/office/word/2010/wordml" xmlns:w15="http://schemas.microsoft.com/office/word/2012/wordml" xmlns:w16cex="http://schemas.microsoft.com/office/word/2018/wordml/cex" xmlns:w16cid="http://schemas.microsoft.com/office/word/2016/wordml/cid" xmlns:w16="http://schemas.microsoft.com/office/word/2018/wordml" xmlns:w16du="http://schemas.microsoft.com/office/word/2023/wordml/word16du" xmlns:w16sdtdh="http://schemas.microsoft.com/office/word/2020/wordml/sdtdatahash" xmlns:w16sdtfl="http://schemas.microsoft.com/office/word/2024/wordml/sdtformatlock" xmlns:w16se="http://schemas.microsoft.com/office/word/2015/wordml/symex" xmlns:wpg="http://schemas.microsoft.com/office/word/2010/wordprocessingGroup" xmlns:wpi="http://schemas.microsoft.com/office/word/2010/wordprocessingInk" xmlns:wne="http://schemas.microsoft.com/office/word/2006/wordml" xmlns:wps="http://schemas.microsoft.com/office/word/2010/wordprocessingShape" mc:Ignorable="w14 w15 w16se w16cid w16 w16cex w16sdtdh w16sdtfl w16du wp14">
+<w:ftr xmlns:wpc="http://schemas.microsoft.com/office/word/2010/wordprocessingCanvas" xmlns:mc="http://schemas.openxmlformats.org/markup-compatibility/2006" xmlns:o="urn:schemas-microsoft-com:office:office" xmlns:r="http://schemas.openxmlformats.org/officeDocument/2006/relationships" xmlns:m="http://schemas.openxmlformats.org/officeDocument/2006/math" xmlns:v="urn:schemas-microsoft-com:vml" xmlns:wp14="http://schemas.microsoft.com/office/word/2010/wordprocessingDrawing" xmlns:wp="http://schemas.openxmlformats.org/drawingml/2006/wordprocessingDrawing" xmlns:w10="urn:schemas-microsoft-com:office:word" xmlns:w="http://schemas.openxmlformats.org/wordprocessingml/2006/main" xmlns:w14="http://schemas.microsoft.com/office/word/2010/wordml" xmlns:w15="http://schemas.microsoft.com/office/word/2012/wordml" xmlns:wpg="http://schemas.microsoft.com/office/word/2010/wordprocessingGroup" xmlns:wpi="http://schemas.microsoft.com/office/word/2010/wordprocessingInk" xmlns:wne="http://schemas.microsoft.com/office/word/2006/wordml" xmlns:wps="http://schemas.microsoft.com/office/word/2010/wordprocessingShape" mc:Ignorable="w14 w15 wp14">
   <w:p>
     <w:pPr>
       <w:pStyle w:val="aff2"/>
@@ -26151,7 +27686,7 @@
       <w:rPr>
         <w:noProof/>
       </w:rPr>
-      <w:t>4</w:t>
+      <w:t>16</w:t>
     </w:r>
     <w:r>
       <w:fldChar w:fldCharType="end"/>
@@ -26161,7 +27696,7 @@
 </file>
 
 <file path=word/footnotes.xml><?xml version="1.0" encoding="utf-8"?>
-<w:footnotes xmlns:wpc="http://schemas.microsoft.com/office/word/2010/wordprocessingCanvas" xmlns:cx="http://schemas.microsoft.com/office/drawing/2014/chartex" xmlns:cx1="http://schemas.microsoft.com/office/drawing/2015/9/8/chartex" xmlns:cx2="http://schemas.microsoft.com/office/drawing/2015/10/21/chartex" xmlns:cx3="http://schemas.microsoft.com/office/drawing/2016/5/9/chartex" xmlns:cx4="http://schemas.microsoft.com/office/drawing/2016/5/10/chartex" xmlns:cx5="http://schemas.microsoft.com/office/drawing/2016/5/11/chartex" xmlns:cx6="http://schemas.microsoft.com/office/drawing/2016/5/12/chartex" xmlns:cx7="http://schemas.microsoft.com/office/drawing/2016/5/13/chartex" xmlns:cx8="http://schemas.microsoft.com/office/drawing/2016/5/14/chartex" xmlns:mc="http://schemas.openxmlformats.org/markup-compatibility/2006" xmlns:aink="http://schemas.microsoft.com/office/drawing/2016/ink" xmlns:am3d="http://schemas.microsoft.com/office/drawing/2017/model3d" xmlns:o="urn:schemas-microsoft-com:office:office" xmlns:oel="http://schemas.microsoft.com/office/2019/extlst" xmlns:r="http://schemas.openxmlformats.org/officeDocument/2006/relationships" xmlns:m="http://schemas.openxmlformats.org/officeDocument/2006/math" xmlns:v="urn:schemas-microsoft-com:vml" xmlns:wp14="http://schemas.microsoft.com/office/word/2010/wordprocessingDrawing" xmlns:wp="http://schemas.openxmlformats.org/drawingml/2006/wordprocessingDrawing" xmlns:w10="urn:schemas-microsoft-com:office:word" xmlns:w="http://schemas.openxmlformats.org/wordprocessingml/2006/main" xmlns:w14="http://schemas.microsoft.com/office/word/2010/wordml" xmlns:w15="http://schemas.microsoft.com/office/word/2012/wordml" xmlns:w16cex="http://schemas.microsoft.com/office/word/2018/wordml/cex" xmlns:w16cid="http://schemas.microsoft.com/office/word/2016/wordml/cid" xmlns:w16="http://schemas.microsoft.com/office/word/2018/wordml" xmlns:w16du="http://schemas.microsoft.com/office/word/2023/wordml/word16du" xmlns:w16sdtdh="http://schemas.microsoft.com/office/word/2020/wordml/sdtdatahash" xmlns:w16sdtfl="http://schemas.microsoft.com/office/word/2024/wordml/sdtformatlock" xmlns:w16se="http://schemas.microsoft.com/office/word/2015/wordml/symex" xmlns:wpg="http://schemas.microsoft.com/office/word/2010/wordprocessingGroup" xmlns:wpi="http://schemas.microsoft.com/office/word/2010/wordprocessingInk" xmlns:wne="http://schemas.microsoft.com/office/word/2006/wordml" xmlns:wps="http://schemas.microsoft.com/office/word/2010/wordprocessingShape" mc:Ignorable="w14 w15 w16se w16cid w16 w16cex w16sdtdh w16sdtfl w16du wp14">
+<w:footnotes xmlns:wpc="http://schemas.microsoft.com/office/word/2010/wordprocessingCanvas" xmlns:mc="http://schemas.openxmlformats.org/markup-compatibility/2006" xmlns:o="urn:schemas-microsoft-com:office:office" xmlns:r="http://schemas.openxmlformats.org/officeDocument/2006/relationships" xmlns:m="http://schemas.openxmlformats.org/officeDocument/2006/math" xmlns:v="urn:schemas-microsoft-com:vml" xmlns:wp14="http://schemas.microsoft.com/office/word/2010/wordprocessingDrawing" xmlns:wp="http://schemas.openxmlformats.org/drawingml/2006/wordprocessingDrawing" xmlns:w10="urn:schemas-microsoft-com:office:word" xmlns:w="http://schemas.openxmlformats.org/wordprocessingml/2006/main" xmlns:w14="http://schemas.microsoft.com/office/word/2010/wordml" xmlns:w15="http://schemas.microsoft.com/office/word/2012/wordml" xmlns:wpg="http://schemas.microsoft.com/office/word/2010/wordprocessingGroup" xmlns:wpi="http://schemas.microsoft.com/office/word/2010/wordprocessingInk" xmlns:wne="http://schemas.microsoft.com/office/word/2006/wordml" xmlns:wps="http://schemas.microsoft.com/office/word/2010/wordprocessingShape" mc:Ignorable="w14 w15 wp14">
   <w:footnote w:type="separator" w:id="-1">
     <w:p>
       <w:r>
@@ -26180,8 +27715,8 @@
 </file>
 
 <file path=word/numbering.xml><?xml version="1.0" encoding="utf-8"?>
-<w:numbering xmlns:wpc="http://schemas.microsoft.com/office/word/2010/wordprocessingCanvas" xmlns:cx="http://schemas.microsoft.com/office/drawing/2014/chartex" xmlns:cx1="http://schemas.microsoft.com/office/drawing/2015/9/8/chartex" xmlns:cx2="http://schemas.microsoft.com/office/drawing/2015/10/21/chartex" xmlns:cx3="http://schemas.microsoft.com/office/drawing/2016/5/9/chartex" xmlns:cx4="http://schemas.microsoft.com/office/drawing/2016/5/10/chartex" xmlns:cx5="http://schemas.microsoft.com/office/drawing/2016/5/11/chartex" xmlns:cx6="http://schemas.microsoft.com/office/drawing/2016/5/12/chartex" xmlns:cx7="http://schemas.microsoft.com/office/drawing/2016/5/13/chartex" xmlns:cx8="http://schemas.microsoft.com/office/drawing/2016/5/14/chartex" xmlns:mc="http://schemas.openxmlformats.org/markup-compatibility/2006" xmlns:aink="http://schemas.microsoft.com/office/drawing/2016/ink" xmlns:am3d="http://schemas.microsoft.com/office/drawing/2017/model3d" xmlns:o="urn:schemas-microsoft-com:office:office" xmlns:oel="http://schemas.microsoft.com/office/2019/extlst" xmlns:r="http://schemas.openxmlformats.org/officeDocument/2006/relationships" xmlns:m="http://schemas.openxmlformats.org/officeDocument/2006/math" xmlns:v="urn:schemas-microsoft-com:vml" xmlns:wp14="http://schemas.microsoft.com/office/word/2010/wordprocessingDrawing" xmlns:wp="http://schemas.openxmlformats.org/drawingml/2006/wordprocessingDrawing" xmlns:w10="urn:schemas-microsoft-com:office:word" xmlns:w="http://schemas.openxmlformats.org/wordprocessingml/2006/main" xmlns:w14="http://schemas.microsoft.com/office/word/2010/wordml" xmlns:w15="http://schemas.microsoft.com/office/word/2012/wordml" xmlns:w16cex="http://schemas.microsoft.com/office/word/2018/wordml/cex" xmlns:w16cid="http://schemas.microsoft.com/office/word/2016/wordml/cid" xmlns:w16="http://schemas.microsoft.com/office/word/2018/wordml" xmlns:w16du="http://schemas.microsoft.com/office/word/2023/wordml/word16du" xmlns:w16sdtdh="http://schemas.microsoft.com/office/word/2020/wordml/sdtdatahash" xmlns:w16sdtfl="http://schemas.microsoft.com/office/word/2024/wordml/sdtformatlock" xmlns:w16se="http://schemas.microsoft.com/office/word/2015/wordml/symex" xmlns:wpg="http://schemas.microsoft.com/office/word/2010/wordprocessingGroup" xmlns:wpi="http://schemas.microsoft.com/office/word/2010/wordprocessingInk" xmlns:wne="http://schemas.microsoft.com/office/word/2006/wordml" xmlns:wps="http://schemas.microsoft.com/office/word/2010/wordprocessingShape" mc:Ignorable="w14 w15 w16se w16cid w16 w16cex w16sdtdh w16sdtfl w16du wp14">
-  <w:abstractNum w:abstractNumId="0" w15:restartNumberingAfterBreak="0">
+<w:numbering xmlns:wpc="http://schemas.microsoft.com/office/word/2010/wordprocessingCanvas" xmlns:mc="http://schemas.openxmlformats.org/markup-compatibility/2006" xmlns:o="urn:schemas-microsoft-com:office:office" xmlns:r="http://schemas.openxmlformats.org/officeDocument/2006/relationships" xmlns:m="http://schemas.openxmlformats.org/officeDocument/2006/math" xmlns:v="urn:schemas-microsoft-com:vml" xmlns:wp14="http://schemas.microsoft.com/office/word/2010/wordprocessingDrawing" xmlns:wp="http://schemas.openxmlformats.org/drawingml/2006/wordprocessingDrawing" xmlns:w10="urn:schemas-microsoft-com:office:word" xmlns:w="http://schemas.openxmlformats.org/wordprocessingml/2006/main" xmlns:w14="http://schemas.microsoft.com/office/word/2010/wordml" xmlns:w15="http://schemas.microsoft.com/office/word/2012/wordml" xmlns:wpg="http://schemas.microsoft.com/office/word/2010/wordprocessingGroup" xmlns:wpi="http://schemas.microsoft.com/office/word/2010/wordprocessingInk" xmlns:wne="http://schemas.microsoft.com/office/word/2006/wordml" xmlns:wps="http://schemas.microsoft.com/office/word/2010/wordprocessingShape" mc:Ignorable="w14 w15 wp14">
+  <w:abstractNum w:abstractNumId="0">
     <w:nsid w:val="01432263"/>
     <w:multiLevelType w:val="hybridMultilevel"/>
     <w:tmpl w:val="4DEA9F98"/>
@@ -26296,7 +27831,7 @@
       </w:rPr>
     </w:lvl>
   </w:abstractNum>
-  <w:abstractNum w:abstractNumId="1" w15:restartNumberingAfterBreak="0">
+  <w:abstractNum w:abstractNumId="1">
     <w:nsid w:val="023132A8"/>
     <w:multiLevelType w:val="hybridMultilevel"/>
     <w:tmpl w:val="217AC0CE"/>
@@ -26409,7 +27944,7 @@
       </w:rPr>
     </w:lvl>
   </w:abstractNum>
-  <w:abstractNum w:abstractNumId="2" w15:restartNumberingAfterBreak="0">
+  <w:abstractNum w:abstractNumId="2">
     <w:nsid w:val="178908E7"/>
     <w:multiLevelType w:val="hybridMultilevel"/>
     <w:tmpl w:val="707E2164"/>
@@ -26522,7 +28057,7 @@
       </w:rPr>
     </w:lvl>
   </w:abstractNum>
-  <w:abstractNum w:abstractNumId="3" w15:restartNumberingAfterBreak="0">
+  <w:abstractNum w:abstractNumId="3">
     <w:nsid w:val="49B1574C"/>
     <w:multiLevelType w:val="hybridMultilevel"/>
     <w:tmpl w:val="7ABCF09E"/>
@@ -26608,7 +28143,7 @@
       </w:pPr>
     </w:lvl>
   </w:abstractNum>
-  <w:abstractNum w:abstractNumId="4" w15:restartNumberingAfterBreak="0">
+  <w:abstractNum w:abstractNumId="4">
     <w:nsid w:val="550E5467"/>
     <w:multiLevelType w:val="hybridMultilevel"/>
     <w:tmpl w:val="C776B02C"/>
@@ -26701,7 +28236,7 @@
       </w:pPr>
     </w:lvl>
   </w:abstractNum>
-  <w:abstractNum w:abstractNumId="5" w15:restartNumberingAfterBreak="0">
+  <w:abstractNum w:abstractNumId="5">
     <w:nsid w:val="5C3D5BE2"/>
     <w:multiLevelType w:val="hybridMultilevel"/>
     <w:tmpl w:val="C776B02C"/>
@@ -26794,7 +28329,7 @@
       </w:pPr>
     </w:lvl>
   </w:abstractNum>
-  <w:abstractNum w:abstractNumId="6" w15:restartNumberingAfterBreak="0">
+  <w:abstractNum w:abstractNumId="6">
     <w:nsid w:val="5EAA748E"/>
     <w:multiLevelType w:val="hybridMultilevel"/>
     <w:tmpl w:val="96CE066A"/>
@@ -26907,7 +28442,7 @@
       </w:rPr>
     </w:lvl>
   </w:abstractNum>
-  <w:abstractNum w:abstractNumId="7" w15:restartNumberingAfterBreak="0">
+  <w:abstractNum w:abstractNumId="7">
     <w:nsid w:val="7C7F711A"/>
     <w:multiLevelType w:val="hybridMultilevel"/>
     <w:tmpl w:val="646287BC"/>
@@ -27020,7 +28555,7 @@
       </w:rPr>
     </w:lvl>
   </w:abstractNum>
-  <w:abstractNum w:abstractNumId="8" w15:restartNumberingAfterBreak="0">
+  <w:abstractNum w:abstractNumId="8">
     <w:nsid w:val="7CB914ED"/>
     <w:multiLevelType w:val="hybridMultilevel"/>
     <w:tmpl w:val="F00A4224"/>
@@ -27106,31 +28641,31 @@
       </w:pPr>
     </w:lvl>
   </w:abstractNum>
-  <w:num w:numId="1" w16cid:durableId="1762218355">
+  <w:num w:numId="1">
     <w:abstractNumId w:val="0"/>
   </w:num>
-  <w:num w:numId="2" w16cid:durableId="1434134531">
+  <w:num w:numId="2">
     <w:abstractNumId w:val="8"/>
   </w:num>
-  <w:num w:numId="3" w16cid:durableId="2005159063">
+  <w:num w:numId="3">
     <w:abstractNumId w:val="4"/>
   </w:num>
-  <w:num w:numId="4" w16cid:durableId="246622166">
+  <w:num w:numId="4">
     <w:abstractNumId w:val="6"/>
   </w:num>
-  <w:num w:numId="5" w16cid:durableId="1015885988">
+  <w:num w:numId="5">
     <w:abstractNumId w:val="3"/>
   </w:num>
-  <w:num w:numId="6" w16cid:durableId="1025446669">
+  <w:num w:numId="6">
     <w:abstractNumId w:val="2"/>
   </w:num>
-  <w:num w:numId="7" w16cid:durableId="482048541">
+  <w:num w:numId="7">
     <w:abstractNumId w:val="7"/>
   </w:num>
-  <w:num w:numId="8" w16cid:durableId="666784900">
+  <w:num w:numId="8">
     <w:abstractNumId w:val="1"/>
   </w:num>
-  <w:num w:numId="9" w16cid:durableId="1211114167">
+  <w:num w:numId="9">
     <w:abstractNumId w:val="5"/>
   </w:num>
   <w:numIdMacAtCleanup w:val="5"/>
@@ -27138,7 +28673,7 @@
 </file>
 
 <file path=word/styles.xml><?xml version="1.0" encoding="utf-8"?>
-<w:styles xmlns:mc="http://schemas.openxmlformats.org/markup-compatibility/2006" xmlns:r="http://schemas.openxmlformats.org/officeDocument/2006/relationships" xmlns:w="http://schemas.openxmlformats.org/wordprocessingml/2006/main" xmlns:w14="http://schemas.microsoft.com/office/word/2010/wordml" xmlns:w15="http://schemas.microsoft.com/office/word/2012/wordml" xmlns:w16cex="http://schemas.microsoft.com/office/word/2018/wordml/cex" xmlns:w16cid="http://schemas.microsoft.com/office/word/2016/wordml/cid" xmlns:w16="http://schemas.microsoft.com/office/word/2018/wordml" xmlns:w16du="http://schemas.microsoft.com/office/word/2023/wordml/word16du" xmlns:w16sdtdh="http://schemas.microsoft.com/office/word/2020/wordml/sdtdatahash" xmlns:w16sdtfl="http://schemas.microsoft.com/office/word/2024/wordml/sdtformatlock" xmlns:w16se="http://schemas.microsoft.com/office/word/2015/wordml/symex" mc:Ignorable="w14 w15 w16se w16cid w16 w16cex w16sdtdh w16sdtfl w16du">
+<w:styles xmlns:mc="http://schemas.openxmlformats.org/markup-compatibility/2006" xmlns:r="http://schemas.openxmlformats.org/officeDocument/2006/relationships" xmlns:w="http://schemas.openxmlformats.org/wordprocessingml/2006/main" xmlns:w14="http://schemas.microsoft.com/office/word/2010/wordml" xmlns:w15="http://schemas.microsoft.com/office/word/2012/wordml" mc:Ignorable="w14 w15">
   <w:docDefaults>
     <w:rPrDefault>
       <w:rPr>
@@ -27148,7 +28683,7 @@
     </w:rPrDefault>
     <w:pPrDefault/>
   </w:docDefaults>
-  <w:latentStyles w:defLockedState="0" w:defUIPriority="99" w:defSemiHidden="0" w:defUnhideWhenUsed="0" w:defQFormat="0" w:count="376">
+  <w:latentStyles w:defLockedState="0" w:defUIPriority="99" w:defSemiHidden="0" w:defUnhideWhenUsed="0" w:defQFormat="0" w:count="371">
     <w:lsdException w:name="Normal" w:uiPriority="0" w:qFormat="1"/>
     <w:lsdException w:name="heading 1" w:uiPriority="9" w:qFormat="1"/>
     <w:lsdException w:name="heading 2" w:semiHidden="1" w:uiPriority="9" w:unhideWhenUsed="1" w:qFormat="1"/>
@@ -27520,11 +29055,6 @@
     <w:lsdException w:name="List Table 5 Dark Accent 6" w:uiPriority="50"/>
     <w:lsdException w:name="List Table 6 Colorful Accent 6" w:uiPriority="51"/>
     <w:lsdException w:name="List Table 7 Colorful Accent 6" w:uiPriority="52"/>
-    <w:lsdException w:name="Mention" w:semiHidden="1" w:unhideWhenUsed="1"/>
-    <w:lsdException w:name="Smart Hyperlink" w:semiHidden="1" w:unhideWhenUsed="1"/>
-    <w:lsdException w:name="Hashtag" w:semiHidden="1" w:unhideWhenUsed="1"/>
-    <w:lsdException w:name="Unresolved Mention" w:semiHidden="1" w:unhideWhenUsed="1"/>
-    <w:lsdException w:name="Smart Link" w:semiHidden="1" w:unhideWhenUsed="1"/>
   </w:latentStyles>
   <w:style w:type="paragraph" w:default="1" w:styleId="a0">
     <w:name w:val="Normal"/>
@@ -27746,6 +29276,7 @@
   <w:style w:type="character" w:default="1" w:styleId="a1">
     <w:name w:val="Default Paragraph Font"/>
     <w:uiPriority w:val="1"/>
+    <w:semiHidden/>
     <w:unhideWhenUsed/>
   </w:style>
   <w:style w:type="table" w:default="1" w:styleId="a2">
@@ -27919,7 +29450,7 @@
     </w:rPr>
   </w:style>
   <w:style w:type="character" w:customStyle="1" w:styleId="a5">
-    <w:name w:val="Заголовок Знак"/>
+    <w:name w:val="Название Знак"/>
     <w:link w:val="a4"/>
     <w:uiPriority w:val="10"/>
     <w:rsid w:val="00BC167E"/>
@@ -28456,6 +29987,7 @@
     <w:uiPriority w:val="59"/>
     <w:rsid w:val="003F1D21"/>
     <w:tblPr>
+      <w:tblInd w:w="0" w:type="dxa"/>
       <w:tblBorders>
         <w:top w:val="single" w:sz="4" w:space="0" w:color="auto"/>
         <w:left w:val="single" w:sz="4" w:space="0" w:color="auto"/>
@@ -28464,6 +29996,12 @@
         <w:insideH w:val="single" w:sz="4" w:space="0" w:color="auto"/>
         <w:insideV w:val="single" w:sz="4" w:space="0" w:color="auto"/>
       </w:tblBorders>
+      <w:tblCellMar>
+        <w:top w:w="0" w:type="dxa"/>
+        <w:left w:w="108" w:type="dxa"/>
+        <w:bottom w:w="0" w:type="dxa"/>
+        <w:right w:w="108" w:type="dxa"/>
+      </w:tblCellMar>
     </w:tblPr>
   </w:style>
   <w:style w:type="paragraph" w:customStyle="1" w:styleId="affa">
@@ -28800,12 +30338,13 @@
     <w:link w:val="afffd"/>
     <w:autoRedefine/>
     <w:qFormat/>
-    <w:rsid w:val="006912B5"/>
+    <w:rsid w:val="00FF1494"/>
     <w:pPr>
       <w:jc w:val="left"/>
     </w:pPr>
     <w:rPr>
       <w:i w:val="0"/>
+      <w:noProof/>
     </w:rPr>
   </w:style>
   <w:style w:type="character" w:customStyle="1" w:styleId="af5">
@@ -28828,11 +30367,12 @@
     <w:name w:val="Название таблиц Знак"/>
     <w:basedOn w:val="af5"/>
     <w:link w:val="afffc"/>
-    <w:rsid w:val="006912B5"/>
+    <w:rsid w:val="00FF1494"/>
     <w:rPr>
       <w:rFonts w:ascii="Times New Roman" w:hAnsi="Times New Roman"/>
       <w:bCs/>
       <w:i w:val="0"/>
+      <w:noProof/>
       <w:sz w:val="24"/>
       <w:szCs w:val="18"/>
       <w:lang w:eastAsia="en-US"/>
@@ -29206,7 +30746,7 @@
 </file>
 
 <file path=customXml/itemProps1.xml><?xml version="1.0" encoding="utf-8"?>
-<ds:datastoreItem xmlns:ds="http://schemas.openxmlformats.org/officeDocument/2006/customXml" ds:itemID="{FC62C086-8CBB-47AA-8F46-24A40DECACB0}">
+<ds:datastoreItem xmlns:ds="http://schemas.openxmlformats.org/officeDocument/2006/customXml" ds:itemID="{90B3EFCC-CD75-4CB6-BF73-9E8AAD3680AB}">
   <ds:schemaRefs>
     <ds:schemaRef ds:uri="http://schemas.openxmlformats.org/officeDocument/2006/bibliography"/>
   </ds:schemaRefs>
